--- a/강의정리/N052/N052_로드밸런서로_무중단_배포_구성하기(load-balancer).docx
+++ b/강의정리/N052/N052_로드밸런서로_무중단_배포_구성하기(load-balancer).docx
@@ -80,7 +80,7 @@
           <w:sz w:val="18"/>
           <w:szCs w:val="18"/>
         </w:rPr>
-        <w:t xml:space="preserve">버전 1.0 · 2026-10-28 (학습서 + 해설서 통합, 교안 기준 — 실습 결과는 아직 반영하지 않음)</w:t>
+        <w:t xml:space="preserve">버전 1.1 · 2026-10-28 (학습서 + 해설서 통합 + **`[실습 결과]`** 덧붙임. 내 컴퓨터에서 직접 해 본 결과를 장마다 덧붙였고, v1.0은 `_판본_v1.0/`에 그대로 보존)</w:t>
       </w:r>
     </w:p>
     <w:p>
@@ -276,6 +276,82 @@
         </w:tc>
       </w:tr>
     </w:tbl>
+    <w:tbl>
+      <w:tblPr>
+        <w:tblW w:type="pct" w:w="100%"/>
+        <w:tblBorders>
+          <w:top w:val="single" w:color="3FB872" w:sz="4"/>
+          <w:left w:val="single" w:color="3FB872" w:sz="30"/>
+          <w:bottom w:val="single" w:color="3FB872" w:sz="4"/>
+          <w:right w:val="single" w:color="3FB872" w:sz="4"/>
+          <w:insideH w:val="none"/>
+          <w:insideV w:val="none"/>
+        </w:tblBorders>
+      </w:tblPr>
+      <w:tblGrid>
+        <w:gridCol w:w="9360"/>
+      </w:tblGrid>
+      <w:tr>
+        <w:trPr>
+          <w:cantSplit/>
+        </w:trPr>
+        <w:tc>
+          <w:tcPr>
+            <w:tcW w:type="dxa" w:w="9360"/>
+            <w:shd w:fill="EAFAF0" w:color="auto" w:val="clear"/>
+            <w:tcMar>
+              <w:top w:type="dxa" w:w="120"/>
+              <w:left w:type="dxa" w:w="160"/>
+              <w:bottom w:type="dxa" w:w="120"/>
+              <w:right w:type="dxa" w:w="160"/>
+            </w:tcMar>
+          </w:tcPr>
+          <w:p>
+            <w:pPr>
+              <w:spacing w:after="0" w:line="288"/>
+            </w:pPr>
+            <w:r>
+              <w:rPr>
+                <w:rFonts w:ascii="맑은 고딕" w:cs="맑은 고딕" w:eastAsia="맑은 고딕" w:hAnsi="맑은 고딕"/>
+                <w:b/>
+                <w:bCs/>
+                <w:color w:val="3FB872"/>
+                <w:sz w:val="21"/>
+                <w:szCs w:val="21"/>
+              </w:rPr>
+              <w:t xml:space="preserve">🧪 예제</w:t>
+            </w:r>
+          </w:p>
+          <w:p>
+            <w:pPr>
+              <w:spacing w:after="0" w:line="288"/>
+            </w:pPr>
+            <w:r>
+              <w:rPr>
+                <w:rFonts w:ascii="Consolas" w:cs="Consolas" w:eastAsia="Consolas" w:hAnsi="Consolas"/>
+                <w:b w:val="false"/>
+                <w:bCs w:val="false"/>
+                <w:color w:val="B02A4A"/>
+                <w:sz w:val="21"/>
+                <w:szCs w:val="21"/>
+              </w:rPr>
+              <w:t xml:space="preserve">[실습 결과]</w:t>
+            </w:r>
+            <w:r>
+              <w:rPr>
+                <w:rFonts w:ascii="맑은 고딕" w:cs="맑은 고딕" w:eastAsia="맑은 고딕" w:hAnsi="맑은 고딕"/>
+                <w:b w:val="false"/>
+                <w:bCs w:val="false"/>
+                <w:color w:val="222222"/>
+                <w:sz w:val="21"/>
+                <w:szCs w:val="21"/>
+              </w:rPr>
+              <w:t xml:space="preserve"> 한 줄 요약: 설정 한 줄로 전환·롤백해도 요청 실패는 0건이었지만(341건), 대화가 서버 메모리에 있을 때는 전환하자 0개로 사라졌고(5장 ④), 대화를 Supabase로 옮기자 green 전환·blue 재시작·시크릿 창(다른 게스트)에서 모두 기대대로 동작했다(6장). 서버 하나를 멈췄을 때 실패는 기본 설정에서 13건, 연결 대기를 1초로 줄이면 0건이었다.</w:t>
+            </w:r>
+          </w:p>
+        </w:tc>
+      </w:tr>
+    </w:tbl>
     <w:p>
       <w:pPr>
         <w:spacing w:after="120" w:line="288"/>
@@ -526,13 +602,13 @@
                 <w:sz w:val="21"/>
                 <w:szCs w:val="21"/>
               </w:rPr>
-              <w:t xml:space="preserve">버전 1.0은 교안을 정리한 판이다. 실제로 내 컴퓨터에서 해 본 결과는 아직 없으므로 지어서 채우지 않았다. 실습을 마치면 </w:t>
+              <w:t xml:space="preserve">버전 1.1은 v1.0(교안 기준)에 </w:t>
             </w:r>
             <w:r>
               <w:rPr>
                 <w:rFonts w:ascii="Consolas" w:cs="Consolas" w:eastAsia="Consolas" w:hAnsi="Consolas"/>
-                <w:b w:val="false"/>
-                <w:bCs w:val="false"/>
+                <w:b/>
+                <w:bCs/>
                 <w:color w:val="B02A4A"/>
                 <w:sz w:val="21"/>
                 <w:szCs w:val="21"/>
@@ -548,7 +624,7 @@
                 <w:sz w:val="21"/>
                 <w:szCs w:val="21"/>
               </w:rPr>
-              <w:t xml:space="preserve">를 덧붙인 v1.1을 만든다(v1.0은 보존). 해설서 PDF는 명령어 앞의 하이픈이 빠져 나오는 문제(</w:t>
+              <w:t xml:space="preserve">를 덧붙인 판이다. 2026-10-28에 Windows 11·Docker Desktop 29.9.2·PowerShell 환경에서 4~6장을 직접 실행한 결과이며, 원본 기록은 같은 폴더의 </w:t>
             </w:r>
             <w:r>
               <w:rPr>
@@ -559,7 +635,7 @@
                 <w:sz w:val="21"/>
                 <w:szCs w:val="21"/>
               </w:rPr>
-              <w:t xml:space="preserve">--name</w:t>
+              <w:t xml:space="preserve">N052_실습_진행기록.md</w:t>
             </w:r>
             <w:r>
               <w:rPr>
@@ -570,7 +646,7 @@
                 <w:sz w:val="21"/>
                 <w:szCs w:val="21"/>
               </w:rPr>
-              <w:t xml:space="preserve">이 </w:t>
+              <w:t xml:space="preserve">와 </w:t>
             </w:r>
             <w:r>
               <w:rPr>
@@ -581,7 +657,7 @@
                 <w:sz w:val="21"/>
                 <w:szCs w:val="21"/>
               </w:rPr>
-              <w:t xml:space="preserve">name</w:t>
+              <w:t xml:space="preserve">실습로그/</w:t>
             </w:r>
             <w:r>
               <w:rPr>
@@ -592,7 +668,117 @@
                 <w:sz w:val="21"/>
                 <w:szCs w:val="21"/>
               </w:rPr>
-              <w:t xml:space="preserve">으로 보임)가 있어, 명령은 모두 학습서를 기준으로 썼다. 학습서의 인터랙티브 시각화 3종(웹 전용)은 PDF에 없고 설명 문단만 있으므로, 이 노트는 그 설명을 근거로 서술한다.</w:t>
+              <w:t xml:space="preserve">에 있다. 터미널 명령과 측정은 AI 코딩 도우미(Claude)가 실행했고, Supabase 대시보드 작업·</w:t>
+            </w:r>
+            <w:r>
+              <w:rPr>
+                <w:rFonts w:ascii="Consolas" w:cs="Consolas" w:eastAsia="Consolas" w:hAnsi="Consolas"/>
+                <w:b w:val="false"/>
+                <w:bCs w:val="false"/>
+                <w:color w:val="B02A4A"/>
+                <w:sz w:val="21"/>
+                <w:szCs w:val="21"/>
+              </w:rPr>
+              <w:t xml:space="preserve">.env</w:t>
+            </w:r>
+            <w:r>
+              <w:rPr>
+                <w:rFonts w:ascii="맑은 고딕" w:cs="맑은 고딕" w:eastAsia="맑은 고딕" w:hAnsi="맑은 고딕"/>
+                <w:b w:val="false"/>
+                <w:bCs w:val="false"/>
+                <w:color w:val="222222"/>
+                <w:sz w:val="21"/>
+                <w:szCs w:val="21"/>
+              </w:rPr>
+              <w:t xml:space="preserve"> 편집·브라우저 확인은 직접 했다. </w:t>
+            </w:r>
+            <w:r>
+              <w:rPr>
+                <w:rFonts w:ascii="Consolas" w:cs="Consolas" w:eastAsia="Consolas" w:hAnsi="Consolas"/>
+                <w:b w:val="false"/>
+                <w:bCs w:val="false"/>
+                <w:color w:val="B02A4A"/>
+                <w:sz w:val="21"/>
+                <w:szCs w:val="21"/>
+              </w:rPr>
+              <w:t xml:space="preserve">[실습 결과]</w:t>
+            </w:r>
+            <w:r>
+              <w:rPr>
+                <w:rFonts w:ascii="맑은 고딕" w:cs="맑은 고딕" w:eastAsia="맑은 고딕" w:hAnsi="맑은 고딕"/>
+                <w:b w:val="false"/>
+                <w:bCs w:val="false"/>
+                <w:color w:val="222222"/>
+                <w:sz w:val="21"/>
+                <w:szCs w:val="21"/>
+              </w:rPr>
+              <w:t xml:space="preserve">가 붙지 않은 부분은 여전히 교안 기준이다. 교안과 </w:t>
+            </w:r>
+            <w:r>
+              <w:rPr>
+                <w:rFonts w:ascii="맑은 고딕" w:cs="맑은 고딕" w:eastAsia="맑은 고딕" w:hAnsi="맑은 고딕"/>
+                <w:b/>
+                <w:bCs/>
+                <w:color w:val="222222"/>
+                <w:sz w:val="21"/>
+                <w:szCs w:val="21"/>
+              </w:rPr>
+              <w:t xml:space="preserve">다른</w:t>
+            </w:r>
+            <w:r>
+              <w:rPr>
+                <w:rFonts w:ascii="맑은 고딕" w:cs="맑은 고딕" w:eastAsia="맑은 고딕" w:hAnsi="맑은 고딕"/>
+                <w:b w:val="false"/>
+                <w:bCs w:val="false"/>
+                <w:color w:val="222222"/>
+                <w:sz w:val="21"/>
+                <w:szCs w:val="21"/>
+              </w:rPr>
+              <w:t xml:space="preserve"> 결과가 나온 곳은 그렇게 표시했다. 해설서 PDF는 명령어 앞의 하이픈이 빠져 나오는 문제(</w:t>
+            </w:r>
+            <w:r>
+              <w:rPr>
+                <w:rFonts w:ascii="Consolas" w:cs="Consolas" w:eastAsia="Consolas" w:hAnsi="Consolas"/>
+                <w:b w:val="false"/>
+                <w:bCs w:val="false"/>
+                <w:color w:val="B02A4A"/>
+                <w:sz w:val="21"/>
+                <w:szCs w:val="21"/>
+              </w:rPr>
+              <w:t xml:space="preserve">--name</w:t>
+            </w:r>
+            <w:r>
+              <w:rPr>
+                <w:rFonts w:ascii="맑은 고딕" w:cs="맑은 고딕" w:eastAsia="맑은 고딕" w:hAnsi="맑은 고딕"/>
+                <w:b w:val="false"/>
+                <w:bCs w:val="false"/>
+                <w:color w:val="222222"/>
+                <w:sz w:val="21"/>
+                <w:szCs w:val="21"/>
+              </w:rPr>
+              <w:t xml:space="preserve">이 </w:t>
+            </w:r>
+            <w:r>
+              <w:rPr>
+                <w:rFonts w:ascii="Consolas" w:cs="Consolas" w:eastAsia="Consolas" w:hAnsi="Consolas"/>
+                <w:b w:val="false"/>
+                <w:bCs w:val="false"/>
+                <w:color w:val="B02A4A"/>
+                <w:sz w:val="21"/>
+                <w:szCs w:val="21"/>
+              </w:rPr>
+              <w:t xml:space="preserve">name</w:t>
+            </w:r>
+            <w:r>
+              <w:rPr>
+                <w:rFonts w:ascii="맑은 고딕" w:cs="맑은 고딕" w:eastAsia="맑은 고딕" w:hAnsi="맑은 고딕"/>
+                <w:b w:val="false"/>
+                <w:bCs w:val="false"/>
+                <w:color w:val="222222"/>
+                <w:sz w:val="21"/>
+                <w:szCs w:val="21"/>
+              </w:rPr>
+              <w:t xml:space="preserve">으로 보임)가 있어, 명령은 모두 학습서를 기준으로 썼다. 학습서의 인터랙티브 시각화 3종(웹 전용)은 PDF에 없고 설명 문단만 있으므로, 이 노트는 그 설명을 근거로 서술한다. 키 값·프로젝트 주소·사용자 ID는 공개 저장소에 올라가므로 적지 않았다.</w:t>
             </w:r>
           </w:p>
         </w:tc>
@@ -14083,7 +14269,7 @@
           <w:sz w:val="25"/>
           <w:szCs w:val="25"/>
         </w:rPr>
-        <w:t xml:space="preserve">3-8. 설정 바꾸기 — `nginx -t`와 `nginx -s reload`</w:t>
+        <w:t xml:space="preserve">3-8. 설정 바꾸기 — nginx -t와 nginx -s reload</w:t>
       </w:r>
     </w:p>
     <w:p>
@@ -20262,6 +20448,1225 @@
                 <w:szCs w:val="21"/>
               </w:rPr>
               <w:t xml:space="preserve">에 포트 표시가 없는 모습이다.)</w:t>
+            </w:r>
+          </w:p>
+        </w:tc>
+      </w:tr>
+    </w:tbl>
+    <w:p>
+      <w:pPr>
+        <w:pStyle w:val="Heading2"/>
+        <w:spacing w:after="120" w:before="260"/>
+      </w:pPr>
+      <w:r>
+        <w:rPr>
+          <w:rFonts w:ascii="맑은 고딕" w:cs="맑은 고딕" w:eastAsia="맑은 고딕" w:hAnsi="맑은 고딕"/>
+          <w:b/>
+          <w:bCs/>
+          <w:color w:val="1F4E9C"/>
+          <w:sz w:val="25"/>
+          <w:szCs w:val="25"/>
+        </w:rPr>
+        <w:t xml:space="preserve">4-6. [실습 결과] 내 PC에서 띄워 본 결과 (09:15)</w:t>
+      </w:r>
+    </w:p>
+    <w:tbl>
+      <w:tblPr>
+        <w:tblW w:type="pct" w:w="100%"/>
+        <w:tblBorders>
+          <w:top w:val="single" w:color="3FB872" w:sz="4"/>
+          <w:left w:val="single" w:color="3FB872" w:sz="30"/>
+          <w:bottom w:val="single" w:color="3FB872" w:sz="4"/>
+          <w:right w:val="single" w:color="3FB872" w:sz="4"/>
+          <w:insideH w:val="none"/>
+          <w:insideV w:val="none"/>
+        </w:tblBorders>
+      </w:tblPr>
+      <w:tblGrid>
+        <w:gridCol w:w="9360"/>
+      </w:tblGrid>
+      <w:tr>
+        <w:trPr>
+          <w:cantSplit/>
+        </w:trPr>
+        <w:tc>
+          <w:tcPr>
+            <w:tcW w:type="dxa" w:w="9360"/>
+            <w:shd w:fill="EAFAF0" w:color="auto" w:val="clear"/>
+            <w:tcMar>
+              <w:top w:type="dxa" w:w="120"/>
+              <w:left w:type="dxa" w:w="160"/>
+              <w:bottom w:type="dxa" w:w="120"/>
+              <w:right w:type="dxa" w:w="160"/>
+            </w:tcMar>
+          </w:tcPr>
+          <w:p>
+            <w:pPr>
+              <w:spacing w:after="0" w:line="288"/>
+            </w:pPr>
+            <w:r>
+              <w:rPr>
+                <w:rFonts w:ascii="맑은 고딕" w:cs="맑은 고딕" w:eastAsia="맑은 고딕" w:hAnsi="맑은 고딕"/>
+                <w:b/>
+                <w:bCs/>
+                <w:color w:val="3FB872"/>
+                <w:sz w:val="21"/>
+                <w:szCs w:val="21"/>
+              </w:rPr>
+              <w:t xml:space="preserve">🧪 예제</w:t>
+            </w:r>
+          </w:p>
+          <w:p>
+            <w:pPr>
+              <w:spacing w:after="0" w:line="288"/>
+            </w:pPr>
+            <w:r>
+              <w:rPr>
+                <w:rFonts w:ascii="맑은 고딕" w:cs="맑은 고딕" w:eastAsia="맑은 고딕" w:hAnsi="맑은 고딕"/>
+                <w:b w:val="false"/>
+                <w:bCs w:val="false"/>
+                <w:color w:val="222222"/>
+                <w:sz w:val="21"/>
+                <w:szCs w:val="21"/>
+              </w:rPr>
+              <w:t xml:space="preserve">이 장은 교안대로 됐다. 다만 </w:t>
+            </w:r>
+            <w:r>
+              <w:rPr>
+                <w:rFonts w:ascii="맑은 고딕" w:cs="맑은 고딕" w:eastAsia="맑은 고딕" w:hAnsi="맑은 고딕"/>
+                <w:b/>
+                <w:bCs/>
+                <w:color w:val="222222"/>
+                <w:sz w:val="21"/>
+                <w:szCs w:val="21"/>
+              </w:rPr>
+              <w:t xml:space="preserve">Docker Desktop이 꺼져 있어</w:t>
+            </w:r>
+            <w:r>
+              <w:rPr>
+                <w:rFonts w:ascii="맑은 고딕" w:cs="맑은 고딕" w:eastAsia="맑은 고딕" w:hAnsi="맑은 고딕"/>
+                <w:b w:val="false"/>
+                <w:bCs w:val="false"/>
+                <w:color w:val="222222"/>
+                <w:sz w:val="21"/>
+                <w:szCs w:val="21"/>
+              </w:rPr>
+              <w:t xml:space="preserve"> 먼저 켜야 했고, Git Bash에서 </w:t>
+            </w:r>
+            <w:r>
+              <w:rPr>
+                <w:rFonts w:ascii="Consolas" w:cs="Consolas" w:eastAsia="Consolas" w:hAnsi="Consolas"/>
+                <w:b w:val="false"/>
+                <w:bCs w:val="false"/>
+                <w:color w:val="B02A4A"/>
+                <w:sz w:val="21"/>
+                <w:szCs w:val="21"/>
+              </w:rPr>
+              <w:t xml:space="preserve">docker exec</w:t>
+            </w:r>
+            <w:r>
+              <w:rPr>
+                <w:rFonts w:ascii="맑은 고딕" w:cs="맑은 고딕" w:eastAsia="맑은 고딕" w:hAnsi="맑은 고딕"/>
+                <w:b w:val="false"/>
+                <w:bCs w:val="false"/>
+                <w:color w:val="222222"/>
+                <w:sz w:val="21"/>
+                <w:szCs w:val="21"/>
+              </w:rPr>
+              <w:t xml:space="preserve">의 경로가 윈도 경로로 바뀌는 함정을 한 번 만났다. 원본: </w:t>
+            </w:r>
+            <w:r>
+              <w:rPr>
+                <w:rFonts w:ascii="Consolas" w:cs="Consolas" w:eastAsia="Consolas" w:hAnsi="Consolas"/>
+                <w:b w:val="false"/>
+                <w:bCs w:val="false"/>
+                <w:color w:val="B02A4A"/>
+                <w:sz w:val="21"/>
+                <w:szCs w:val="21"/>
+              </w:rPr>
+              <w:t xml:space="preserve">실습로그/01_*.log</w:t>
+            </w:r>
+            <w:r>
+              <w:rPr>
+                <w:rFonts w:ascii="맑은 고딕" w:cs="맑은 고딕" w:eastAsia="맑은 고딕" w:hAnsi="맑은 고딕"/>
+                <w:b w:val="false"/>
+                <w:bCs w:val="false"/>
+                <w:color w:val="222222"/>
+                <w:sz w:val="21"/>
+                <w:szCs w:val="21"/>
+              </w:rPr>
+              <w:t xml:space="preserve">, </w:t>
+            </w:r>
+            <w:r>
+              <w:rPr>
+                <w:rFonts w:ascii="Consolas" w:cs="Consolas" w:eastAsia="Consolas" w:hAnsi="Consolas"/>
+                <w:b w:val="false"/>
+                <w:bCs w:val="false"/>
+                <w:color w:val="B02A4A"/>
+                <w:sz w:val="21"/>
+                <w:szCs w:val="21"/>
+              </w:rPr>
+              <w:t xml:space="preserve">02_*.log</w:t>
+            </w:r>
+            <w:r>
+              <w:rPr>
+                <w:rFonts w:ascii="맑은 고딕" w:cs="맑은 고딕" w:eastAsia="맑은 고딕" w:hAnsi="맑은 고딕"/>
+                <w:b w:val="false"/>
+                <w:bCs w:val="false"/>
+                <w:color w:val="222222"/>
+                <w:sz w:val="21"/>
+                <w:szCs w:val="21"/>
+              </w:rPr>
+              <w:t xml:space="preserve">.</w:t>
+            </w:r>
+          </w:p>
+        </w:tc>
+      </w:tr>
+    </w:tbl>
+    <w:tbl>
+      <w:tblPr>
+        <w:tblW w:type="pct" w:w="100%"/>
+        <w:tblBorders>
+          <w:top w:val="single" w:color="auto" w:sz="4"/>
+          <w:left w:val="single" w:color="auto" w:sz="4"/>
+          <w:bottom w:val="single" w:color="auto" w:sz="4"/>
+          <w:right w:val="single" w:color="auto" w:sz="4"/>
+          <w:insideH w:val="single" w:color="auto" w:sz="4"/>
+          <w:insideV w:val="single" w:color="auto" w:sz="4"/>
+        </w:tblBorders>
+      </w:tblPr>
+      <w:tblGrid>
+        <w:gridCol w:w="1455"/>
+        <w:gridCol w:w="7905"/>
+      </w:tblGrid>
+      <w:tr>
+        <w:trPr>
+          <w:cantSplit/>
+          <w:tblHeader/>
+        </w:trPr>
+        <w:tc>
+          <w:tcPr>
+            <w:tcW w:type="dxa" w:w="1455"/>
+            <w:tcBorders>
+              <w:top w:val="single" w:color="BFBFBF" w:sz="4"/>
+              <w:left w:val="single" w:color="BFBFBF" w:sz="4"/>
+              <w:bottom w:val="single" w:color="BFBFBF" w:sz="4"/>
+              <w:right w:val="single" w:color="BFBFBF" w:sz="4"/>
+            </w:tcBorders>
+            <w:shd w:fill="DCE6F7" w:color="auto" w:val="clear"/>
+            <w:tcMar>
+              <w:top w:type="dxa" w:w="60"/>
+              <w:left w:type="dxa" w:w="100"/>
+              <w:bottom w:type="dxa" w:w="60"/>
+              <w:right w:type="dxa" w:w="100"/>
+            </w:tcMar>
+          </w:tcPr>
+          <w:p>
+            <w:pPr>
+              <w:spacing w:after="0" w:line="264"/>
+            </w:pPr>
+            <w:r>
+              <w:rPr>
+                <w:rFonts w:ascii="맑은 고딕" w:cs="맑은 고딕" w:eastAsia="맑은 고딕" w:hAnsi="맑은 고딕"/>
+                <w:b/>
+                <w:bCs/>
+                <w:color w:val="222222"/>
+                <w:sz w:val="19"/>
+                <w:szCs w:val="19"/>
+              </w:rPr>
+              <w:t xml:space="preserve">확인</w:t>
+            </w:r>
+          </w:p>
+        </w:tc>
+        <w:tc>
+          <w:tcPr>
+            <w:tcW w:type="dxa" w:w="7905"/>
+            <w:tcBorders>
+              <w:top w:val="single" w:color="BFBFBF" w:sz="4"/>
+              <w:left w:val="single" w:color="BFBFBF" w:sz="4"/>
+              <w:bottom w:val="single" w:color="BFBFBF" w:sz="4"/>
+              <w:right w:val="single" w:color="BFBFBF" w:sz="4"/>
+            </w:tcBorders>
+            <w:shd w:fill="DCE6F7" w:color="auto" w:val="clear"/>
+            <w:tcMar>
+              <w:top w:type="dxa" w:w="60"/>
+              <w:left w:type="dxa" w:w="100"/>
+              <w:bottom w:type="dxa" w:w="60"/>
+              <w:right w:type="dxa" w:w="100"/>
+            </w:tcMar>
+          </w:tcPr>
+          <w:p>
+            <w:pPr>
+              <w:spacing w:after="0" w:line="264"/>
+            </w:pPr>
+            <w:r>
+              <w:rPr>
+                <w:rFonts w:ascii="맑은 고딕" w:cs="맑은 고딕" w:eastAsia="맑은 고딕" w:hAnsi="맑은 고딕"/>
+                <w:b/>
+                <w:bCs/>
+                <w:color w:val="222222"/>
+                <w:sz w:val="19"/>
+                <w:szCs w:val="19"/>
+              </w:rPr>
+              <w:t xml:space="preserve">결과</w:t>
+            </w:r>
+          </w:p>
+        </w:tc>
+      </w:tr>
+      <w:tr>
+        <w:trPr>
+          <w:cantSplit/>
+        </w:trPr>
+        <w:tc>
+          <w:tcPr>
+            <w:tcW w:type="dxa" w:w="1455"/>
+            <w:tcBorders>
+              <w:top w:val="single" w:color="BFBFBF" w:sz="4"/>
+              <w:left w:val="single" w:color="BFBFBF" w:sz="4"/>
+              <w:bottom w:val="single" w:color="BFBFBF" w:sz="4"/>
+              <w:right w:val="single" w:color="BFBFBF" w:sz="4"/>
+            </w:tcBorders>
+            <w:tcMar>
+              <w:top w:type="dxa" w:w="60"/>
+              <w:left w:type="dxa" w:w="100"/>
+              <w:bottom w:type="dxa" w:w="60"/>
+              <w:right w:type="dxa" w:w="100"/>
+            </w:tcMar>
+          </w:tcPr>
+          <w:p>
+            <w:pPr>
+              <w:spacing w:after="0" w:line="264"/>
+            </w:pPr>
+            <w:r>
+              <w:rPr>
+                <w:rFonts w:ascii="맑은 고딕" w:cs="맑은 고딕" w:eastAsia="맑은 고딕" w:hAnsi="맑은 고딕"/>
+                <w:b w:val="false"/>
+                <w:bCs w:val="false"/>
+                <w:color w:val="222222"/>
+                <w:sz w:val="19"/>
+                <w:szCs w:val="19"/>
+              </w:rPr>
+              <w:t xml:space="preserve">시작 상태(4-1)</w:t>
+            </w:r>
+          </w:p>
+        </w:tc>
+        <w:tc>
+          <w:tcPr>
+            <w:tcW w:type="dxa" w:w="7905"/>
+            <w:tcBorders>
+              <w:top w:val="single" w:color="BFBFBF" w:sz="4"/>
+              <w:left w:val="single" w:color="BFBFBF" w:sz="4"/>
+              <w:bottom w:val="single" w:color="BFBFBF" w:sz="4"/>
+              <w:right w:val="single" w:color="BFBFBF" w:sz="4"/>
+            </w:tcBorders>
+            <w:tcMar>
+              <w:top w:type="dxa" w:w="60"/>
+              <w:left w:type="dxa" w:w="100"/>
+              <w:bottom w:type="dxa" w:w="60"/>
+              <w:right w:type="dxa" w:w="100"/>
+            </w:tcMar>
+          </w:tcPr>
+          <w:p>
+            <w:pPr>
+              <w:spacing w:after="0" w:line="264"/>
+            </w:pPr>
+            <w:r>
+              <w:rPr>
+                <w:rFonts w:ascii="맑은 고딕" w:cs="맑은 고딕" w:eastAsia="맑은 고딕" w:hAnsi="맑은 고딕"/>
+                <w:b w:val="false"/>
+                <w:bCs w:val="false"/>
+                <w:color w:val="222222"/>
+                <w:sz w:val="19"/>
+                <w:szCs w:val="19"/>
+              </w:rPr>
+              <w:t xml:space="preserve">처음에 </w:t>
+            </w:r>
+            <w:r>
+              <w:rPr>
+                <w:rFonts w:ascii="Consolas" w:cs="Consolas" w:eastAsia="Consolas" w:hAnsi="Consolas"/>
+                <w:b w:val="false"/>
+                <w:bCs w:val="false"/>
+                <w:color w:val="B02A4A"/>
+                <w:sz w:val="19"/>
+                <w:szCs w:val="19"/>
+              </w:rPr>
+              <w:t xml:space="preserve">failed to connect to the docker API … dockerDesktopLinuxEngine</w:t>
+            </w:r>
+            <w:r>
+              <w:rPr>
+                <w:rFonts w:ascii="맑은 고딕" w:cs="맑은 고딕" w:eastAsia="맑은 고딕" w:hAnsi="맑은 고딕"/>
+                <w:b w:val="false"/>
+                <w:bCs w:val="false"/>
+                <w:color w:val="222222"/>
+                <w:sz w:val="19"/>
+                <w:szCs w:val="19"/>
+              </w:rPr>
+              <w:t xml:space="preserve">. Docker Desktop을 실행하자 약 20초 뒤 엔진이 올라왔다(서버 29.9.2). </w:t>
+            </w:r>
+            <w:r>
+              <w:rPr>
+                <w:rFonts w:ascii="Consolas" w:cs="Consolas" w:eastAsia="Consolas" w:hAnsi="Consolas"/>
+                <w:b w:val="false"/>
+                <w:bCs w:val="false"/>
+                <w:color w:val="B02A4A"/>
+                <w:sz w:val="19"/>
+                <w:szCs w:val="19"/>
+              </w:rPr>
+              <w:t xml:space="preserve">friend-agent:local</w:t>
+            </w:r>
+            <w:r>
+              <w:rPr>
+                <w:rFonts w:ascii="맑은 고딕" w:cs="맑은 고딕" w:eastAsia="맑은 고딕" w:hAnsi="맑은 고딕"/>
+                <w:b w:val="false"/>
+                <w:bCs w:val="false"/>
+                <w:color w:val="222222"/>
+                <w:sz w:val="19"/>
+                <w:szCs w:val="19"/>
+              </w:rPr>
+              <w:t xml:space="preserve">(473MB, amd64)은 있었고, 포트 8080은 비어 있었다</w:t>
+            </w:r>
+          </w:p>
+        </w:tc>
+      </w:tr>
+      <w:tr>
+        <w:trPr>
+          <w:cantSplit/>
+        </w:trPr>
+        <w:tc>
+          <w:tcPr>
+            <w:tcW w:type="dxa" w:w="1455"/>
+            <w:tcBorders>
+              <w:top w:val="single" w:color="BFBFBF" w:sz="4"/>
+              <w:left w:val="single" w:color="BFBFBF" w:sz="4"/>
+              <w:bottom w:val="single" w:color="BFBFBF" w:sz="4"/>
+              <w:right w:val="single" w:color="BFBFBF" w:sz="4"/>
+            </w:tcBorders>
+            <w:shd w:fill="F2F5FA" w:color="auto" w:val="clear"/>
+            <w:tcMar>
+              <w:top w:type="dxa" w:w="60"/>
+              <w:left w:type="dxa" w:w="100"/>
+              <w:bottom w:type="dxa" w:w="60"/>
+              <w:right w:type="dxa" w:w="100"/>
+            </w:tcMar>
+          </w:tcPr>
+          <w:p>
+            <w:pPr>
+              <w:spacing w:after="0" w:line="264"/>
+            </w:pPr>
+            <w:r>
+              <w:rPr>
+                <w:rFonts w:ascii="맑은 고딕" w:cs="맑은 고딕" w:eastAsia="맑은 고딕" w:hAnsi="맑은 고딕"/>
+                <w:b w:val="false"/>
+                <w:bCs w:val="false"/>
+                <w:color w:val="222222"/>
+                <w:sz w:val="19"/>
+                <w:szCs w:val="19"/>
+              </w:rPr>
+              <w:t xml:space="preserve">이미지</w:t>
+            </w:r>
+          </w:p>
+        </w:tc>
+        <w:tc>
+          <w:tcPr>
+            <w:tcW w:type="dxa" w:w="7905"/>
+            <w:tcBorders>
+              <w:top w:val="single" w:color="BFBFBF" w:sz="4"/>
+              <w:left w:val="single" w:color="BFBFBF" w:sz="4"/>
+              <w:bottom w:val="single" w:color="BFBFBF" w:sz="4"/>
+              <w:right w:val="single" w:color="BFBFBF" w:sz="4"/>
+            </w:tcBorders>
+            <w:shd w:fill="F2F5FA" w:color="auto" w:val="clear"/>
+            <w:tcMar>
+              <w:top w:type="dxa" w:w="60"/>
+              <w:left w:type="dxa" w:w="100"/>
+              <w:bottom w:type="dxa" w:w="60"/>
+              <w:right w:type="dxa" w:w="100"/>
+            </w:tcMar>
+          </w:tcPr>
+          <w:p>
+            <w:pPr>
+              <w:spacing w:after="0" w:line="264"/>
+            </w:pPr>
+            <w:r>
+              <w:rPr>
+                <w:rFonts w:ascii="Consolas" w:cs="Consolas" w:eastAsia="Consolas" w:hAnsi="Consolas"/>
+                <w:b w:val="false"/>
+                <w:bCs w:val="false"/>
+                <w:color w:val="B02A4A"/>
+                <w:sz w:val="19"/>
+                <w:szCs w:val="19"/>
+              </w:rPr>
+              <w:t xml:space="preserve">nginx:1.27-alpine</w:t>
+            </w:r>
+            <w:r>
+              <w:rPr>
+                <w:rFonts w:ascii="맑은 고딕" w:cs="맑은 고딕" w:eastAsia="맑은 고딕" w:hAnsi="맑은 고딕"/>
+                <w:b w:val="false"/>
+                <w:bCs w:val="false"/>
+                <w:color w:val="222222"/>
+                <w:sz w:val="19"/>
+                <w:szCs w:val="19"/>
+              </w:rPr>
+              <w:t xml:space="preserve">은 이 PC에 없어서 첫 </w:t>
+            </w:r>
+            <w:r>
+              <w:rPr>
+                <w:rFonts w:ascii="Consolas" w:cs="Consolas" w:eastAsia="Consolas" w:hAnsi="Consolas"/>
+                <w:b w:val="false"/>
+                <w:bCs w:val="false"/>
+                <w:color w:val="B02A4A"/>
+                <w:sz w:val="19"/>
+                <w:szCs w:val="19"/>
+              </w:rPr>
+              <w:t xml:space="preserve">docker run</w:t>
+            </w:r>
+            <w:r>
+              <w:rPr>
+                <w:rFonts w:ascii="맑은 고딕" w:cs="맑은 고딕" w:eastAsia="맑은 고딕" w:hAnsi="맑은 고딕"/>
+                <w:b w:val="false"/>
+                <w:bCs w:val="false"/>
+                <w:color w:val="222222"/>
+                <w:sz w:val="19"/>
+                <w:szCs w:val="19"/>
+              </w:rPr>
+              <w:t xml:space="preserve">에서 내려받았다(레이어 8개)</w:t>
+            </w:r>
+          </w:p>
+        </w:tc>
+      </w:tr>
+      <w:tr>
+        <w:trPr>
+          <w:cantSplit/>
+        </w:trPr>
+        <w:tc>
+          <w:tcPr>
+            <w:tcW w:type="dxa" w:w="1455"/>
+            <w:tcBorders>
+              <w:top w:val="single" w:color="BFBFBF" w:sz="4"/>
+              <w:left w:val="single" w:color="BFBFBF" w:sz="4"/>
+              <w:bottom w:val="single" w:color="BFBFBF" w:sz="4"/>
+              <w:right w:val="single" w:color="BFBFBF" w:sz="4"/>
+            </w:tcBorders>
+            <w:tcMar>
+              <w:top w:type="dxa" w:w="60"/>
+              <w:left w:type="dxa" w:w="100"/>
+              <w:bottom w:type="dxa" w:w="60"/>
+              <w:right w:type="dxa" w:w="100"/>
+            </w:tcMar>
+          </w:tcPr>
+          <w:p>
+            <w:pPr>
+              <w:spacing w:after="0" w:line="264"/>
+            </w:pPr>
+            <w:r>
+              <w:rPr>
+                <w:rFonts w:ascii="Consolas" w:cs="Consolas" w:eastAsia="Consolas" w:hAnsi="Consolas"/>
+                <w:b w:val="false"/>
+                <w:bCs w:val="false"/>
+                <w:color w:val="B02A4A"/>
+                <w:sz w:val="19"/>
+                <w:szCs w:val="19"/>
+              </w:rPr>
+              <w:t xml:space="preserve">docker ps</w:t>
+            </w:r>
+            <w:r>
+              <w:rPr>
+                <w:rFonts w:ascii="맑은 고딕" w:cs="맑은 고딕" w:eastAsia="맑은 고딕" w:hAnsi="맑은 고딕"/>
+                <w:b w:val="false"/>
+                <w:bCs w:val="false"/>
+                <w:color w:val="222222"/>
+                <w:sz w:val="19"/>
+                <w:szCs w:val="19"/>
+              </w:rPr>
+              <w:t xml:space="preserve">(확인 1)</w:t>
+            </w:r>
+          </w:p>
+        </w:tc>
+        <w:tc>
+          <w:tcPr>
+            <w:tcW w:type="dxa" w:w="7905"/>
+            <w:tcBorders>
+              <w:top w:val="single" w:color="BFBFBF" w:sz="4"/>
+              <w:left w:val="single" w:color="BFBFBF" w:sz="4"/>
+              <w:bottom w:val="single" w:color="BFBFBF" w:sz="4"/>
+              <w:right w:val="single" w:color="BFBFBF" w:sz="4"/>
+            </w:tcBorders>
+            <w:tcMar>
+              <w:top w:type="dxa" w:w="60"/>
+              <w:left w:type="dxa" w:w="100"/>
+              <w:bottom w:type="dxa" w:w="60"/>
+              <w:right w:type="dxa" w:w="100"/>
+            </w:tcMar>
+          </w:tcPr>
+          <w:p>
+            <w:pPr>
+              <w:spacing w:after="0" w:line="264"/>
+            </w:pPr>
+            <w:r>
+              <w:rPr>
+                <w:rFonts w:ascii="Consolas" w:cs="Consolas" w:eastAsia="Consolas" w:hAnsi="Consolas"/>
+                <w:b w:val="false"/>
+                <w:bCs w:val="false"/>
+                <w:color w:val="B02A4A"/>
+                <w:sz w:val="19"/>
+                <w:szCs w:val="19"/>
+              </w:rPr>
+              <w:t xml:space="preserve">bg-nginx</w:t>
+            </w:r>
+            <w:r>
+              <w:rPr>
+                <w:rFonts w:ascii="맑은 고딕" w:cs="맑은 고딕" w:eastAsia="맑은 고딕" w:hAnsi="맑은 고딕"/>
+                <w:b w:val="false"/>
+                <w:bCs w:val="false"/>
+                <w:color w:val="222222"/>
+                <w:sz w:val="19"/>
+                <w:szCs w:val="19"/>
+              </w:rPr>
+              <w:t xml:space="preserve">에만 </w:t>
+            </w:r>
+            <w:r>
+              <w:rPr>
+                <w:rFonts w:ascii="Consolas" w:cs="Consolas" w:eastAsia="Consolas" w:hAnsi="Consolas"/>
+                <w:b w:val="false"/>
+                <w:bCs w:val="false"/>
+                <w:color w:val="B02A4A"/>
+                <w:sz w:val="19"/>
+                <w:szCs w:val="19"/>
+              </w:rPr>
+              <w:t xml:space="preserve">0.0.0.0:8080-&gt;80/tcp</w:t>
+            </w:r>
+            <w:r>
+              <w:rPr>
+                <w:rFonts w:ascii="맑은 고딕" w:cs="맑은 고딕" w:eastAsia="맑은 고딕" w:hAnsi="맑은 고딕"/>
+                <w:b w:val="false"/>
+                <w:bCs w:val="false"/>
+                <w:color w:val="222222"/>
+                <w:sz w:val="19"/>
+                <w:szCs w:val="19"/>
+              </w:rPr>
+              <w:t xml:space="preserve">, </w:t>
+            </w:r>
+            <w:r>
+              <w:rPr>
+                <w:rFonts w:ascii="Consolas" w:cs="Consolas" w:eastAsia="Consolas" w:hAnsi="Consolas"/>
+                <w:b w:val="false"/>
+                <w:bCs w:val="false"/>
+                <w:color w:val="B02A4A"/>
+                <w:sz w:val="19"/>
+                <w:szCs w:val="19"/>
+              </w:rPr>
+              <w:t xml:space="preserve">blue</w:t>
+            </w:r>
+            <w:r>
+              <w:rPr>
+                <w:rFonts w:ascii="맑은 고딕" w:cs="맑은 고딕" w:eastAsia="맑은 고딕" w:hAnsi="맑은 고딕"/>
+                <w:b w:val="false"/>
+                <w:bCs w:val="false"/>
+                <w:color w:val="222222"/>
+                <w:sz w:val="19"/>
+                <w:szCs w:val="19"/>
+              </w:rPr>
+              <w:t xml:space="preserve">·</w:t>
+            </w:r>
+            <w:r>
+              <w:rPr>
+                <w:rFonts w:ascii="Consolas" w:cs="Consolas" w:eastAsia="Consolas" w:hAnsi="Consolas"/>
+                <w:b w:val="false"/>
+                <w:bCs w:val="false"/>
+                <w:color w:val="B02A4A"/>
+                <w:sz w:val="19"/>
+                <w:szCs w:val="19"/>
+              </w:rPr>
+              <w:t xml:space="preserve">green</w:t>
+            </w:r>
+            <w:r>
+              <w:rPr>
+                <w:rFonts w:ascii="맑은 고딕" w:cs="맑은 고딕" w:eastAsia="맑은 고딕" w:hAnsi="맑은 고딕"/>
+                <w:b w:val="false"/>
+                <w:bCs w:val="false"/>
+                <w:color w:val="222222"/>
+                <w:sz w:val="19"/>
+                <w:szCs w:val="19"/>
+              </w:rPr>
+              <w:t xml:space="preserve">의 포트 칸은 비어 있음 ✅</w:t>
+            </w:r>
+          </w:p>
+        </w:tc>
+      </w:tr>
+      <w:tr>
+        <w:trPr>
+          <w:cantSplit/>
+        </w:trPr>
+        <w:tc>
+          <w:tcPr>
+            <w:tcW w:type="dxa" w:w="1455"/>
+            <w:tcBorders>
+              <w:top w:val="single" w:color="BFBFBF" w:sz="4"/>
+              <w:left w:val="single" w:color="BFBFBF" w:sz="4"/>
+              <w:bottom w:val="single" w:color="BFBFBF" w:sz="4"/>
+              <w:right w:val="single" w:color="BFBFBF" w:sz="4"/>
+            </w:tcBorders>
+            <w:shd w:fill="F2F5FA" w:color="auto" w:val="clear"/>
+            <w:tcMar>
+              <w:top w:type="dxa" w:w="60"/>
+              <w:left w:type="dxa" w:w="100"/>
+              <w:bottom w:type="dxa" w:w="60"/>
+              <w:right w:type="dxa" w:w="100"/>
+            </w:tcMar>
+          </w:tcPr>
+          <w:p>
+            <w:pPr>
+              <w:spacing w:after="0" w:line="264"/>
+            </w:pPr>
+            <w:r>
+              <w:rPr>
+                <w:rFonts w:ascii="맑은 고딕" w:cs="맑은 고딕" w:eastAsia="맑은 고딕" w:hAnsi="맑은 고딕"/>
+                <w:b w:val="false"/>
+                <w:bCs w:val="false"/>
+                <w:color w:val="222222"/>
+                <w:sz w:val="19"/>
+                <w:szCs w:val="19"/>
+              </w:rPr>
+              <w:t xml:space="preserve">Nginx가 보는 설정(확인 2)</w:t>
+            </w:r>
+          </w:p>
+        </w:tc>
+        <w:tc>
+          <w:tcPr>
+            <w:tcW w:type="dxa" w:w="7905"/>
+            <w:tcBorders>
+              <w:top w:val="single" w:color="BFBFBF" w:sz="4"/>
+              <w:left w:val="single" w:color="BFBFBF" w:sz="4"/>
+              <w:bottom w:val="single" w:color="BFBFBF" w:sz="4"/>
+              <w:right w:val="single" w:color="BFBFBF" w:sz="4"/>
+            </w:tcBorders>
+            <w:shd w:fill="F2F5FA" w:color="auto" w:val="clear"/>
+            <w:tcMar>
+              <w:top w:type="dxa" w:w="60"/>
+              <w:left w:type="dxa" w:w="100"/>
+              <w:bottom w:type="dxa" w:w="60"/>
+              <w:right w:type="dxa" w:w="100"/>
+            </w:tcMar>
+          </w:tcPr>
+          <w:p>
+            <w:pPr>
+              <w:spacing w:after="0" w:line="264"/>
+            </w:pPr>
+            <w:r>
+              <w:rPr>
+                <w:rFonts w:ascii="맑은 고딕" w:cs="맑은 고딕" w:eastAsia="맑은 고딕" w:hAnsi="맑은 고딕"/>
+                <w:b w:val="false"/>
+                <w:bCs w:val="false"/>
+                <w:color w:val="222222"/>
+                <w:sz w:val="19"/>
+                <w:szCs w:val="19"/>
+              </w:rPr>
+              <w:t xml:space="preserve">만든 내용과 같음 ✅ (Git Bash에서는 아래 함정 때문에 처음에 실패)</w:t>
+            </w:r>
+          </w:p>
+        </w:tc>
+      </w:tr>
+      <w:tr>
+        <w:trPr>
+          <w:cantSplit/>
+        </w:trPr>
+        <w:tc>
+          <w:tcPr>
+            <w:tcW w:type="dxa" w:w="1455"/>
+            <w:tcBorders>
+              <w:top w:val="single" w:color="BFBFBF" w:sz="4"/>
+              <w:left w:val="single" w:color="BFBFBF" w:sz="4"/>
+              <w:bottom w:val="single" w:color="BFBFBF" w:sz="4"/>
+              <w:right w:val="single" w:color="BFBFBF" w:sz="4"/>
+            </w:tcBorders>
+            <w:tcMar>
+              <w:top w:type="dxa" w:w="60"/>
+              <w:left w:type="dxa" w:w="100"/>
+              <w:bottom w:type="dxa" w:w="60"/>
+              <w:right w:type="dxa" w:w="100"/>
+            </w:tcMar>
+          </w:tcPr>
+          <w:p>
+            <w:pPr>
+              <w:spacing w:after="0" w:line="264"/>
+            </w:pPr>
+            <w:r>
+              <w:rPr>
+                <w:rFonts w:ascii="맑은 고딕" w:cs="맑은 고딕" w:eastAsia="맑은 고딕" w:hAnsi="맑은 고딕"/>
+                <w:b w:val="false"/>
+                <w:bCs w:val="false"/>
+                <w:color w:val="222222"/>
+                <w:sz w:val="19"/>
+                <w:szCs w:val="19"/>
+              </w:rPr>
+              <w:t xml:space="preserve">브라우저(확인 3)</w:t>
+            </w:r>
+          </w:p>
+        </w:tc>
+        <w:tc>
+          <w:tcPr>
+            <w:tcW w:type="dxa" w:w="7905"/>
+            <w:tcBorders>
+              <w:top w:val="single" w:color="BFBFBF" w:sz="4"/>
+              <w:left w:val="single" w:color="BFBFBF" w:sz="4"/>
+              <w:bottom w:val="single" w:color="BFBFBF" w:sz="4"/>
+              <w:right w:val="single" w:color="BFBFBF" w:sz="4"/>
+            </w:tcBorders>
+            <w:tcMar>
+              <w:top w:type="dxa" w:w="60"/>
+              <w:left w:type="dxa" w:w="100"/>
+              <w:bottom w:type="dxa" w:w="60"/>
+              <w:right w:type="dxa" w:w="100"/>
+            </w:tcMar>
+          </w:tcPr>
+          <w:p>
+            <w:pPr>
+              <w:spacing w:after="0" w:line="264"/>
+            </w:pPr>
+            <w:r>
+              <w:rPr>
+                <w:rFonts w:ascii="맑은 고딕" w:cs="맑은 고딕" w:eastAsia="맑은 고딕" w:hAnsi="맑은 고딕"/>
+                <w:b w:val="false"/>
+                <w:bCs w:val="false"/>
+                <w:color w:val="222222"/>
+                <w:sz w:val="19"/>
+                <w:szCs w:val="19"/>
+              </w:rPr>
+              <w:t xml:space="preserve">맨 위 </w:t>
+            </w:r>
+            <w:r>
+              <w:rPr>
+                <w:rFonts w:ascii="맑은 고딕" w:cs="맑은 고딕" w:eastAsia="맑은 고딕" w:hAnsi="맑은 고딕"/>
+                <w:b/>
+                <w:bCs/>
+                <w:color w:val="222222"/>
+                <w:sz w:val="19"/>
+                <w:szCs w:val="19"/>
+              </w:rPr>
+              <w:t xml:space="preserve">BLUE 배너</w:t>
+            </w:r>
+            <w:r>
+              <w:rPr>
+                <w:rFonts w:ascii="맑은 고딕" w:cs="맑은 고딕" w:eastAsia="맑은 고딕" w:hAnsi="맑은 고딕"/>
+                <w:b w:val="false"/>
+                <w:bCs w:val="false"/>
+                <w:color w:val="222222"/>
+                <w:sz w:val="19"/>
+                <w:szCs w:val="19"/>
+              </w:rPr>
+              <w:t xml:space="preserve">, 왼쪽 아래 "빌드 local" ✅</w:t>
+            </w:r>
+          </w:p>
+        </w:tc>
+      </w:tr>
+      <w:tr>
+        <w:trPr>
+          <w:cantSplit/>
+        </w:trPr>
+        <w:tc>
+          <w:tcPr>
+            <w:tcW w:type="dxa" w:w="1455"/>
+            <w:tcBorders>
+              <w:top w:val="single" w:color="BFBFBF" w:sz="4"/>
+              <w:left w:val="single" w:color="BFBFBF" w:sz="4"/>
+              <w:bottom w:val="single" w:color="BFBFBF" w:sz="4"/>
+              <w:right w:val="single" w:color="BFBFBF" w:sz="4"/>
+            </w:tcBorders>
+            <w:shd w:fill="F2F5FA" w:color="auto" w:val="clear"/>
+            <w:tcMar>
+              <w:top w:type="dxa" w:w="60"/>
+              <w:left w:type="dxa" w:w="100"/>
+              <w:bottom w:type="dxa" w:w="60"/>
+              <w:right w:type="dxa" w:w="100"/>
+            </w:tcMar>
+          </w:tcPr>
+          <w:p>
+            <w:pPr>
+              <w:spacing w:after="0" w:line="264"/>
+            </w:pPr>
+            <w:r>
+              <w:rPr>
+                <w:rFonts w:ascii="Consolas" w:cs="Consolas" w:eastAsia="Consolas" w:hAnsi="Consolas"/>
+                <w:b w:val="false"/>
+                <w:bCs w:val="false"/>
+                <w:color w:val="B02A4A"/>
+                <w:sz w:val="19"/>
+                <w:szCs w:val="19"/>
+              </w:rPr>
+              <w:t xml:space="preserve">/version</w:t>
+            </w:r>
+            <w:r>
+              <w:rPr>
+                <w:rFonts w:ascii="맑은 고딕" w:cs="맑은 고딕" w:eastAsia="맑은 고딕" w:hAnsi="맑은 고딕"/>
+                <w:b w:val="false"/>
+                <w:bCs w:val="false"/>
+                <w:color w:val="222222"/>
+                <w:sz w:val="19"/>
+                <w:szCs w:val="19"/>
+              </w:rPr>
+              <w:t xml:space="preserve">(확인 4)</w:t>
+            </w:r>
+          </w:p>
+        </w:tc>
+        <w:tc>
+          <w:tcPr>
+            <w:tcW w:type="dxa" w:w="7905"/>
+            <w:tcBorders>
+              <w:top w:val="single" w:color="BFBFBF" w:sz="4"/>
+              <w:left w:val="single" w:color="BFBFBF" w:sz="4"/>
+              <w:bottom w:val="single" w:color="BFBFBF" w:sz="4"/>
+              <w:right w:val="single" w:color="BFBFBF" w:sz="4"/>
+            </w:tcBorders>
+            <w:shd w:fill="F2F5FA" w:color="auto" w:val="clear"/>
+            <w:tcMar>
+              <w:top w:type="dxa" w:w="60"/>
+              <w:left w:type="dxa" w:w="100"/>
+              <w:bottom w:type="dxa" w:w="60"/>
+              <w:right w:type="dxa" w:w="100"/>
+            </w:tcMar>
+          </w:tcPr>
+          <w:p>
+            <w:pPr>
+              <w:spacing w:after="0" w:line="264"/>
+            </w:pPr>
+            <w:r>
+              <w:rPr>
+                <w:rFonts w:ascii="Consolas" w:cs="Consolas" w:eastAsia="Consolas" w:hAnsi="Consolas"/>
+                <w:b w:val="false"/>
+                <w:bCs w:val="false"/>
+                <w:color w:val="B02A4A"/>
+                <w:sz w:val="19"/>
+                <w:szCs w:val="19"/>
+              </w:rPr>
+              <w:t xml:space="preserve">revision: blue</w:t>
+            </w:r>
+            <w:r>
+              <w:rPr>
+                <w:rFonts w:ascii="맑은 고딕" w:cs="맑은 고딕" w:eastAsia="맑은 고딕" w:hAnsi="맑은 고딕"/>
+                <w:b w:val="false"/>
+                <w:bCs w:val="false"/>
+                <w:color w:val="222222"/>
+                <w:sz w:val="19"/>
+                <w:szCs w:val="19"/>
+              </w:rPr>
+              <w:t xml:space="preserve">, </w:t>
+            </w:r>
+            <w:r>
+              <w:rPr>
+                <w:rFonts w:ascii="Consolas" w:cs="Consolas" w:eastAsia="Consolas" w:hAnsi="Consolas"/>
+                <w:b w:val="false"/>
+                <w:bCs w:val="false"/>
+                <w:color w:val="B02A4A"/>
+                <w:sz w:val="19"/>
+                <w:szCs w:val="19"/>
+              </w:rPr>
+              <w:t xml:space="preserve">storage: memory</w:t>
+            </w:r>
+            <w:r>
+              <w:rPr>
+                <w:rFonts w:ascii="맑은 고딕" w:cs="맑은 고딕" w:eastAsia="맑은 고딕" w:hAnsi="맑은 고딕"/>
+                <w:b w:val="false"/>
+                <w:bCs w:val="false"/>
+                <w:color w:val="222222"/>
+                <w:sz w:val="19"/>
+                <w:szCs w:val="19"/>
+              </w:rPr>
+              <w:t xml:space="preserve">, </w:t>
+            </w:r>
+            <w:r>
+              <w:rPr>
+                <w:rFonts w:ascii="Consolas" w:cs="Consolas" w:eastAsia="Consolas" w:hAnsi="Consolas"/>
+                <w:b w:val="false"/>
+                <w:bCs w:val="false"/>
+                <w:color w:val="B02A4A"/>
+                <w:sz w:val="19"/>
+                <w:szCs w:val="19"/>
+              </w:rPr>
+              <w:t xml:space="preserve">auth: none</w:t>
+            </w:r>
+            <w:r>
+              <w:rPr>
+                <w:rFonts w:ascii="맑은 고딕" w:cs="맑은 고딕" w:eastAsia="맑은 고딕" w:hAnsi="맑은 고딕"/>
+                <w:b w:val="false"/>
+                <w:bCs w:val="false"/>
+                <w:color w:val="222222"/>
+                <w:sz w:val="19"/>
+                <w:szCs w:val="19"/>
+              </w:rPr>
+              <w:t xml:space="preserve"> ✅</w:t>
+            </w:r>
+          </w:p>
+        </w:tc>
+      </w:tr>
+      <w:tr>
+        <w:trPr>
+          <w:cantSplit/>
+        </w:trPr>
+        <w:tc>
+          <w:tcPr>
+            <w:tcW w:type="dxa" w:w="1455"/>
+            <w:tcBorders>
+              <w:top w:val="single" w:color="BFBFBF" w:sz="4"/>
+              <w:left w:val="single" w:color="BFBFBF" w:sz="4"/>
+              <w:bottom w:val="single" w:color="BFBFBF" w:sz="4"/>
+              <w:right w:val="single" w:color="BFBFBF" w:sz="4"/>
+            </w:tcBorders>
+            <w:tcMar>
+              <w:top w:type="dxa" w:w="60"/>
+              <w:left w:type="dxa" w:w="100"/>
+              <w:bottom w:type="dxa" w:w="60"/>
+              <w:right w:type="dxa" w:w="100"/>
+            </w:tcMar>
+          </w:tcPr>
+          <w:p>
+            <w:pPr>
+              <w:spacing w:after="0" w:line="264"/>
+            </w:pPr>
+            <w:r>
+              <w:rPr>
+                <w:rFonts w:ascii="맑은 고딕" w:cs="맑은 고딕" w:eastAsia="맑은 고딕" w:hAnsi="맑은 고딕"/>
+                <w:b w:val="false"/>
+                <w:bCs w:val="false"/>
+                <w:color w:val="222222"/>
+                <w:sz w:val="19"/>
+                <w:szCs w:val="19"/>
+              </w:rPr>
+              <w:t xml:space="preserve">직접 접근</w:t>
+            </w:r>
+          </w:p>
+        </w:tc>
+        <w:tc>
+          <w:tcPr>
+            <w:tcW w:type="dxa" w:w="7905"/>
+            <w:tcBorders>
+              <w:top w:val="single" w:color="BFBFBF" w:sz="4"/>
+              <w:left w:val="single" w:color="BFBFBF" w:sz="4"/>
+              <w:bottom w:val="single" w:color="BFBFBF" w:sz="4"/>
+              <w:right w:val="single" w:color="BFBFBF" w:sz="4"/>
+            </w:tcBorders>
+            <w:tcMar>
+              <w:top w:type="dxa" w:w="60"/>
+              <w:left w:type="dxa" w:w="100"/>
+              <w:bottom w:type="dxa" w:w="60"/>
+              <w:right w:type="dxa" w:w="100"/>
+            </w:tcMar>
+          </w:tcPr>
+          <w:p>
+            <w:pPr>
+              <w:spacing w:after="0" w:line="264"/>
+            </w:pPr>
+            <w:r>
+              <w:rPr>
+                <w:rFonts w:ascii="맑은 고딕" w:cs="맑은 고딕" w:eastAsia="맑은 고딕" w:hAnsi="맑은 고딕"/>
+                <w:b w:val="false"/>
+                <w:bCs w:val="false"/>
+                <w:color w:val="222222"/>
+                <w:sz w:val="19"/>
+                <w:szCs w:val="19"/>
+              </w:rPr>
+              <w:t xml:space="preserve">blue·green은 포트를 열지 않아 </w:t>
+            </w:r>
+            <w:r>
+              <w:rPr>
+                <w:rFonts w:ascii="Consolas" w:cs="Consolas" w:eastAsia="Consolas" w:hAnsi="Consolas"/>
+                <w:b w:val="false"/>
+                <w:bCs w:val="false"/>
+                <w:color w:val="B02A4A"/>
+                <w:sz w:val="19"/>
+                <w:szCs w:val="19"/>
+              </w:rPr>
+              <w:t xml:space="preserve">localhost:8081</w:t>
+            </w:r>
+            <w:r>
+              <w:rPr>
+                <w:rFonts w:ascii="맑은 고딕" w:cs="맑은 고딕" w:eastAsia="맑은 고딕" w:hAnsi="맑은 고딕"/>
+                <w:b w:val="false"/>
+                <w:bCs w:val="false"/>
+                <w:color w:val="222222"/>
+                <w:sz w:val="19"/>
+                <w:szCs w:val="19"/>
+              </w:rPr>
+              <w:t xml:space="preserve">로는 연결되지 않음 — 리버스 프록시 구조 확인</w:t>
+            </w:r>
+          </w:p>
+        </w:tc>
+      </w:tr>
+    </w:tbl>
+    <w:p>
+      <w:pPr>
+        <w:spacing w:after="80" w:line="288"/>
+      </w:pPr>
+      <w:r>
+        <w:rPr>
+          <w:rFonts w:ascii="맑은 고딕" w:cs="맑은 고딕" w:eastAsia="맑은 고딕" w:hAnsi="맑은 고딕"/>
+          <w:b w:val="false"/>
+          <w:bCs w:val="false"/>
+          <w:color w:val="222222"/>
+          <w:sz w:val="21"/>
+          <w:szCs w:val="21"/>
+        </w:rPr>
+        <w:t xml:space="preserve"/>
+      </w:r>
+    </w:p>
+    <w:tbl>
+      <w:tblPr>
+        <w:tblW w:type="pct" w:w="100%"/>
+        <w:tblBorders>
+          <w:top w:val="single" w:color="E8A33D" w:sz="4"/>
+          <w:left w:val="single" w:color="E8A33D" w:sz="30"/>
+          <w:bottom w:val="single" w:color="E8A33D" w:sz="4"/>
+          <w:right w:val="single" w:color="E8A33D" w:sz="4"/>
+          <w:insideH w:val="none"/>
+          <w:insideV w:val="none"/>
+        </w:tblBorders>
+      </w:tblPr>
+      <w:tblGrid>
+        <w:gridCol w:w="9360"/>
+      </w:tblGrid>
+      <w:tr>
+        <w:trPr>
+          <w:cantSplit/>
+        </w:trPr>
+        <w:tc>
+          <w:tcPr>
+            <w:tcW w:type="dxa" w:w="9360"/>
+            <w:shd w:fill="FFF6E8" w:color="auto" w:val="clear"/>
+            <w:tcMar>
+              <w:top w:type="dxa" w:w="120"/>
+              <w:left w:type="dxa" w:w="160"/>
+              <w:bottom w:type="dxa" w:w="120"/>
+              <w:right w:type="dxa" w:w="160"/>
+            </w:tcMar>
+          </w:tcPr>
+          <w:p>
+            <w:pPr>
+              <w:spacing w:after="0" w:line="288"/>
+            </w:pPr>
+            <w:r>
+              <w:rPr>
+                <w:rFonts w:ascii="맑은 고딕" w:cs="맑은 고딕" w:eastAsia="맑은 고딕" w:hAnsi="맑은 고딕"/>
+                <w:b/>
+                <w:bCs/>
+                <w:color w:val="E8A33D"/>
+                <w:sz w:val="21"/>
+                <w:szCs w:val="21"/>
+              </w:rPr>
+              <w:t xml:space="preserve">⚠️ 주의</w:t>
+            </w:r>
+          </w:p>
+          <w:p>
+            <w:pPr>
+              <w:spacing w:after="0" w:line="288"/>
+            </w:pPr>
+            <w:r>
+              <w:rPr>
+                <w:rFonts w:ascii="Consolas" w:cs="Consolas" w:eastAsia="Consolas" w:hAnsi="Consolas"/>
+                <w:b w:val="false"/>
+                <w:bCs w:val="false"/>
+                <w:color w:val="B02A4A"/>
+                <w:sz w:val="21"/>
+                <w:szCs w:val="21"/>
+              </w:rPr>
+              <w:t xml:space="preserve">[실습 결과]</w:t>
+            </w:r>
+            <w:r>
+              <w:rPr>
+                <w:rFonts w:ascii="맑은 고딕" w:cs="맑은 고딕" w:eastAsia="맑은 고딕" w:hAnsi="맑은 고딕"/>
+                <w:b w:val="false"/>
+                <w:bCs w:val="false"/>
+                <w:color w:val="222222"/>
+                <w:sz w:val="21"/>
+                <w:szCs w:val="21"/>
+              </w:rPr>
+              <w:t xml:space="preserve"> Git Bash에서 </w:t>
+            </w:r>
+            <w:r>
+              <w:rPr>
+                <w:rFonts w:ascii="Consolas" w:cs="Consolas" w:eastAsia="Consolas" w:hAnsi="Consolas"/>
+                <w:b w:val="false"/>
+                <w:bCs w:val="false"/>
+                <w:color w:val="B02A4A"/>
+                <w:sz w:val="21"/>
+                <w:szCs w:val="21"/>
+              </w:rPr>
+              <w:t xml:space="preserve">docker exec bg-nginx cat /etc/nginx/conf.d/default.conf</w:t>
+            </w:r>
+            <w:r>
+              <w:rPr>
+                <w:rFonts w:ascii="맑은 고딕" w:cs="맑은 고딕" w:eastAsia="맑은 고딕" w:hAnsi="맑은 고딕"/>
+                <w:b w:val="false"/>
+                <w:bCs w:val="false"/>
+                <w:color w:val="222222"/>
+                <w:sz w:val="21"/>
+                <w:szCs w:val="21"/>
+              </w:rPr>
+              <w:t xml:space="preserve">를 쳤더니 </w:t>
+            </w:r>
+            <w:r>
+              <w:rPr>
+                <w:rFonts w:ascii="Consolas" w:cs="Consolas" w:eastAsia="Consolas" w:hAnsi="Consolas"/>
+                <w:b w:val="false"/>
+                <w:bCs w:val="false"/>
+                <w:color w:val="B02A4A"/>
+                <w:sz w:val="21"/>
+                <w:szCs w:val="21"/>
+              </w:rPr>
+              <w:t xml:space="preserve">cat: can't open 'C:/Program Files/Git/etc/nginx/conf.d/default.conf'</w:t>
+            </w:r>
+            <w:r>
+              <w:rPr>
+                <w:rFonts w:ascii="맑은 고딕" w:cs="맑은 고딕" w:eastAsia="맑은 고딕" w:hAnsi="맑은 고딕"/>
+                <w:b w:val="false"/>
+                <w:bCs w:val="false"/>
+                <w:color w:val="222222"/>
+                <w:sz w:val="21"/>
+                <w:szCs w:val="21"/>
+              </w:rPr>
+              <w:t xml:space="preserve">가 나왔다. Git Bash가 </w:t>
+            </w:r>
+            <w:r>
+              <w:rPr>
+                <w:rFonts w:ascii="Consolas" w:cs="Consolas" w:eastAsia="Consolas" w:hAnsi="Consolas"/>
+                <w:b w:val="false"/>
+                <w:bCs w:val="false"/>
+                <w:color w:val="B02A4A"/>
+                <w:sz w:val="21"/>
+                <w:szCs w:val="21"/>
+              </w:rPr>
+              <w:t xml:space="preserve">/etc/...</w:t>
+            </w:r>
+            <w:r>
+              <w:rPr>
+                <w:rFonts w:ascii="맑은 고딕" w:cs="맑은 고딕" w:eastAsia="맑은 고딕" w:hAnsi="맑은 고딕"/>
+                <w:b w:val="false"/>
+                <w:bCs w:val="false"/>
+                <w:color w:val="222222"/>
+                <w:sz w:val="21"/>
+                <w:szCs w:val="21"/>
+              </w:rPr>
+              <w:t xml:space="preserve">를 윈도 경로로 바꿔 컨테이너에 넘긴 것이다. </w:t>
+            </w:r>
+            <w:r>
+              <w:rPr>
+                <w:rFonts w:ascii="Consolas" w:cs="Consolas" w:eastAsia="Consolas" w:hAnsi="Consolas"/>
+                <w:b w:val="false"/>
+                <w:bCs w:val="false"/>
+                <w:color w:val="B02A4A"/>
+                <w:sz w:val="21"/>
+                <w:szCs w:val="21"/>
+              </w:rPr>
+              <w:t xml:space="preserve">MSYS_NO_PATHCONV=1</w:t>
+            </w:r>
+            <w:r>
+              <w:rPr>
+                <w:rFonts w:ascii="맑은 고딕" w:cs="맑은 고딕" w:eastAsia="맑은 고딕" w:hAnsi="맑은 고딕"/>
+                <w:b w:val="false"/>
+                <w:bCs w:val="false"/>
+                <w:color w:val="222222"/>
+                <w:sz w:val="21"/>
+                <w:szCs w:val="21"/>
+              </w:rPr>
+              <w:t xml:space="preserve">을 앞에 붙이면 정상이다(교안의 PowerShell에서는 일어나지 않는다).</w:t>
             </w:r>
           </w:p>
         </w:tc>
@@ -21805,6 +23210,192 @@
         </w:tc>
       </w:tr>
     </w:tbl>
+    <w:tbl>
+      <w:tblPr>
+        <w:tblW w:type="pct" w:w="100%"/>
+        <w:tblBorders>
+          <w:top w:val="single" w:color="3FB872" w:sz="4"/>
+          <w:left w:val="single" w:color="3FB872" w:sz="30"/>
+          <w:bottom w:val="single" w:color="3FB872" w:sz="4"/>
+          <w:right w:val="single" w:color="3FB872" w:sz="4"/>
+          <w:insideH w:val="none"/>
+          <w:insideV w:val="none"/>
+        </w:tblBorders>
+      </w:tblPr>
+      <w:tblGrid>
+        <w:gridCol w:w="9360"/>
+      </w:tblGrid>
+      <w:tr>
+        <w:trPr>
+          <w:cantSplit/>
+        </w:trPr>
+        <w:tc>
+          <w:tcPr>
+            <w:tcW w:type="dxa" w:w="9360"/>
+            <w:shd w:fill="EAFAF0" w:color="auto" w:val="clear"/>
+            <w:tcMar>
+              <w:top w:type="dxa" w:w="120"/>
+              <w:left w:type="dxa" w:w="160"/>
+              <w:bottom w:type="dxa" w:w="120"/>
+              <w:right w:type="dxa" w:w="160"/>
+            </w:tcMar>
+          </w:tcPr>
+          <w:p>
+            <w:pPr>
+              <w:spacing w:after="0" w:line="288"/>
+            </w:pPr>
+            <w:r>
+              <w:rPr>
+                <w:rFonts w:ascii="맑은 고딕" w:cs="맑은 고딕" w:eastAsia="맑은 고딕" w:hAnsi="맑은 고딕"/>
+                <w:b/>
+                <w:bCs/>
+                <w:color w:val="3FB872"/>
+                <w:sz w:val="21"/>
+                <w:szCs w:val="21"/>
+              </w:rPr>
+              <w:t xml:space="preserve">🧪 예제</w:t>
+            </w:r>
+          </w:p>
+          <w:p>
+            <w:pPr>
+              <w:spacing w:after="0" w:line="288"/>
+            </w:pPr>
+            <w:r>
+              <w:rPr>
+                <w:rFonts w:ascii="Consolas" w:cs="Consolas" w:eastAsia="Consolas" w:hAnsi="Consolas"/>
+                <w:b w:val="false"/>
+                <w:bCs w:val="false"/>
+                <w:color w:val="B02A4A"/>
+                <w:sz w:val="21"/>
+                <w:szCs w:val="21"/>
+              </w:rPr>
+              <w:t xml:space="preserve">[실습 결과]</w:t>
+            </w:r>
+            <w:r>
+              <w:rPr>
+                <w:rFonts w:ascii="맑은 고딕" w:cs="맑은 고딕" w:eastAsia="맑은 고딕" w:hAnsi="맑은 고딕"/>
+                <w:b w:val="false"/>
+                <w:bCs w:val="false"/>
+                <w:color w:val="222222"/>
+                <w:sz w:val="21"/>
+                <w:szCs w:val="21"/>
+              </w:rPr>
+              <w:t xml:space="preserve"> </w:t>
+            </w:r>
+            <w:r>
+              <w:rPr>
+                <w:rFonts w:ascii="맑은 고딕" w:cs="맑은 고딕" w:eastAsia="맑은 고딕" w:hAnsi="맑은 고딕"/>
+                <w:b/>
+                <w:bCs/>
+                <w:color w:val="222222"/>
+                <w:sz w:val="21"/>
+                <w:szCs w:val="21"/>
+              </w:rPr>
+              <w:t xml:space="preserve">실험 ①</w:t>
+            </w:r>
+            <w:r>
+              <w:rPr>
+                <w:rFonts w:ascii="맑은 고딕" w:cs="맑은 고딕" w:eastAsia="맑은 고딕" w:hAnsi="맑은 고딕"/>
+                <w:b w:val="false"/>
+                <w:bCs w:val="false"/>
+                <w:color w:val="222222"/>
+                <w:sz w:val="21"/>
+                <w:szCs w:val="21"/>
+              </w:rPr>
+              <w:t xml:space="preserve">(원본: </w:t>
+            </w:r>
+            <w:r>
+              <w:rPr>
+                <w:rFonts w:ascii="Consolas" w:cs="Consolas" w:eastAsia="Consolas" w:hAnsi="Consolas"/>
+                <w:b w:val="false"/>
+                <w:bCs w:val="false"/>
+                <w:color w:val="B02A4A"/>
+                <w:sz w:val="21"/>
+                <w:szCs w:val="21"/>
+              </w:rPr>
+              <w:t xml:space="preserve">실습로그/03_*.log</w:t>
+            </w:r>
+            <w:r>
+              <w:rPr>
+                <w:rFonts w:ascii="맑은 고딕" w:cs="맑은 고딕" w:eastAsia="맑은 고딕" w:hAnsi="맑은 고딕"/>
+                <w:b w:val="false"/>
+                <w:bCs w:val="false"/>
+                <w:color w:val="222222"/>
+                <w:sz w:val="21"/>
+                <w:szCs w:val="21"/>
+              </w:rPr>
+              <w:t xml:space="preserve">): 스크립트를 70초 돌리며 09:16:57에 전환, 09:17:10에 롤백했다. </w:t>
+            </w:r>
+            <w:r>
+              <w:rPr>
+                <w:rFonts w:ascii="맑은 고딕" w:cs="맑은 고딕" w:eastAsia="맑은 고딕" w:hAnsi="맑은 고딕"/>
+                <w:b/>
+                <w:bCs/>
+                <w:color w:val="222222"/>
+                <w:sz w:val="21"/>
+                <w:szCs w:val="21"/>
+              </w:rPr>
+              <w:t xml:space="preserve">전체 요청 341건, 실패 0건, blue 274건(80%) · green 67건(20%).</w:t>
+            </w:r>
+            <w:r>
+              <w:rPr>
+                <w:rFonts w:ascii="맑은 고딕" w:cs="맑은 고딕" w:eastAsia="맑은 고딕" w:hAnsi="맑은 고딕"/>
+                <w:b w:val="false"/>
+                <w:bCs w:val="false"/>
+                <w:color w:val="222222"/>
+                <w:sz w:val="21"/>
+                <w:szCs w:val="21"/>
+              </w:rPr>
+              <w:t xml:space="preserve"> green이 응답한 구간(09:16:57~09:17:11, 약 14초)이 전체 70초의 20%라서 나온 숫자이지 분배 규칙이 아니다. 응답한 쪽은 reload가 끝난 같은 초에 바뀌었다(첫 green 응답 09:16:57.257, 롤백 뒤 첫 blue 응답 09:17:10.999). 교안의 예시(1013건, blue 68% · green 32%)와 비율이 다른 것은 전환한 시각을 내가 정했기 때문이다. 이번에는 </w:t>
+            </w:r>
+            <w:r>
+              <w:rPr>
+                <w:rFonts w:ascii="Consolas" w:cs="Consolas" w:eastAsia="Consolas" w:hAnsi="Consolas"/>
+                <w:b w:val="false"/>
+                <w:bCs w:val="false"/>
+                <w:color w:val="B02A4A"/>
+                <w:sz w:val="21"/>
+                <w:szCs w:val="21"/>
+              </w:rPr>
+              <w:t xml:space="preserve">sed</w:t>
+            </w:r>
+            <w:r>
+              <w:rPr>
+                <w:rFonts w:ascii="맑은 고딕" w:cs="맑은 고딕" w:eastAsia="맑은 고딕" w:hAnsi="맑은 고딕"/>
+                <w:b w:val="false"/>
+                <w:bCs w:val="false"/>
+                <w:color w:val="222222"/>
+                <w:sz w:val="21"/>
+                <w:szCs w:val="21"/>
+              </w:rPr>
+              <w:t xml:space="preserve"> 대신 부록 A-6의 PowerShell </w:t>
+            </w:r>
+            <w:r>
+              <w:rPr>
+                <w:rFonts w:ascii="Consolas" w:cs="Consolas" w:eastAsia="Consolas" w:hAnsi="Consolas"/>
+                <w:b w:val="false"/>
+                <w:bCs w:val="false"/>
+                <w:color w:val="B02A4A"/>
+                <w:sz w:val="21"/>
+                <w:szCs w:val="21"/>
+              </w:rPr>
+              <w:t xml:space="preserve">-replace</w:t>
+            </w:r>
+            <w:r>
+              <w:rPr>
+                <w:rFonts w:ascii="맑은 고딕" w:cs="맑은 고딕" w:eastAsia="맑은 고딕" w:hAnsi="맑은 고딕"/>
+                <w:b w:val="false"/>
+                <w:bCs w:val="false"/>
+                <w:color w:val="222222"/>
+                <w:sz w:val="21"/>
+                <w:szCs w:val="21"/>
+              </w:rPr>
+              <w:t xml:space="preserve"> 방식으로 한 줄만 바꿨고, 전환·롤백 두 번 모두 나머지 줄은 그대로였다.</w:t>
+            </w:r>
+          </w:p>
+        </w:tc>
+      </w:tr>
+    </w:tbl>
     <w:p>
       <w:pPr>
         <w:pStyle w:val="Heading2"/>
@@ -22235,6 +23826,192 @@
                 <w:szCs w:val="21"/>
               </w:rPr>
               <w:t xml:space="preserve"> 이 문제는 5-6에서 따로 본다.</w:t>
+            </w:r>
+          </w:p>
+        </w:tc>
+      </w:tr>
+    </w:tbl>
+    <w:tbl>
+      <w:tblPr>
+        <w:tblW w:type="pct" w:w="100%"/>
+        <w:tblBorders>
+          <w:top w:val="single" w:color="3FB872" w:sz="4"/>
+          <w:left w:val="single" w:color="3FB872" w:sz="30"/>
+          <w:bottom w:val="single" w:color="3FB872" w:sz="4"/>
+          <w:right w:val="single" w:color="3FB872" w:sz="4"/>
+          <w:insideH w:val="none"/>
+          <w:insideV w:val="none"/>
+        </w:tblBorders>
+      </w:tblPr>
+      <w:tblGrid>
+        <w:gridCol w:w="9360"/>
+      </w:tblGrid>
+      <w:tr>
+        <w:trPr>
+          <w:cantSplit/>
+        </w:trPr>
+        <w:tc>
+          <w:tcPr>
+            <w:tcW w:type="dxa" w:w="9360"/>
+            <w:shd w:fill="EAFAF0" w:color="auto" w:val="clear"/>
+            <w:tcMar>
+              <w:top w:type="dxa" w:w="120"/>
+              <w:left w:type="dxa" w:w="160"/>
+              <w:bottom w:type="dxa" w:w="120"/>
+              <w:right w:type="dxa" w:w="160"/>
+            </w:tcMar>
+          </w:tcPr>
+          <w:p>
+            <w:pPr>
+              <w:spacing w:after="0" w:line="288"/>
+            </w:pPr>
+            <w:r>
+              <w:rPr>
+                <w:rFonts w:ascii="맑은 고딕" w:cs="맑은 고딕" w:eastAsia="맑은 고딕" w:hAnsi="맑은 고딕"/>
+                <w:b/>
+                <w:bCs/>
+                <w:color w:val="3FB872"/>
+                <w:sz w:val="21"/>
+                <w:szCs w:val="21"/>
+              </w:rPr>
+              <w:t xml:space="preserve">🧪 예제</w:t>
+            </w:r>
+          </w:p>
+          <w:p>
+            <w:pPr>
+              <w:spacing w:after="0" w:line="288"/>
+            </w:pPr>
+            <w:r>
+              <w:rPr>
+                <w:rFonts w:ascii="Consolas" w:cs="Consolas" w:eastAsia="Consolas" w:hAnsi="Consolas"/>
+                <w:b w:val="false"/>
+                <w:bCs w:val="false"/>
+                <w:color w:val="B02A4A"/>
+                <w:sz w:val="21"/>
+                <w:szCs w:val="21"/>
+              </w:rPr>
+              <w:t xml:space="preserve">[실습 결과]</w:t>
+            </w:r>
+            <w:r>
+              <w:rPr>
+                <w:rFonts w:ascii="맑은 고딕" w:cs="맑은 고딕" w:eastAsia="맑은 고딕" w:hAnsi="맑은 고딕"/>
+                <w:b w:val="false"/>
+                <w:bCs w:val="false"/>
+                <w:color w:val="222222"/>
+                <w:sz w:val="21"/>
+                <w:szCs w:val="21"/>
+              </w:rPr>
+              <w:t xml:space="preserve"> </w:t>
+            </w:r>
+            <w:r>
+              <w:rPr>
+                <w:rFonts w:ascii="맑은 고딕" w:cs="맑은 고딕" w:eastAsia="맑은 고딕" w:hAnsi="맑은 고딕"/>
+                <w:b/>
+                <w:bCs/>
+                <w:color w:val="222222"/>
+                <w:sz w:val="21"/>
+                <w:szCs w:val="21"/>
+              </w:rPr>
+              <w:t xml:space="preserve">실험 ②</w:t>
+            </w:r>
+            <w:r>
+              <w:rPr>
+                <w:rFonts w:ascii="맑은 고딕" w:cs="맑은 고딕" w:eastAsia="맑은 고딕" w:hAnsi="맑은 고딕"/>
+                <w:b w:val="false"/>
+                <w:bCs w:val="false"/>
+                <w:color w:val="222222"/>
+                <w:sz w:val="21"/>
+                <w:szCs w:val="21"/>
+              </w:rPr>
+              <w:t xml:space="preserve">(원본: </w:t>
+            </w:r>
+            <w:r>
+              <w:rPr>
+                <w:rFonts w:ascii="Consolas" w:cs="Consolas" w:eastAsia="Consolas" w:hAnsi="Consolas"/>
+                <w:b w:val="false"/>
+                <w:bCs w:val="false"/>
+                <w:color w:val="B02A4A"/>
+                <w:sz w:val="21"/>
+                <w:szCs w:val="21"/>
+              </w:rPr>
+              <w:t xml:space="preserve">실습로그/04_*.log</w:t>
+            </w:r>
+            <w:r>
+              <w:rPr>
+                <w:rFonts w:ascii="맑은 고딕" w:cs="맑은 고딕" w:eastAsia="맑은 고딕" w:hAnsi="맑은 고딕"/>
+                <w:b w:val="false"/>
+                <w:bCs w:val="false"/>
+                <w:color w:val="222222"/>
+                <w:sz w:val="21"/>
+                <w:szCs w:val="21"/>
+              </w:rPr>
+              <w:t xml:space="preserve">): </w:t>
+            </w:r>
+            <w:r>
+              <w:rPr>
+                <w:rFonts w:ascii="Consolas" w:cs="Consolas" w:eastAsia="Consolas" w:hAnsi="Consolas"/>
+                <w:b w:val="false"/>
+                <w:bCs w:val="false"/>
+                <w:color w:val="B02A4A"/>
+                <w:sz w:val="21"/>
+                <w:szCs w:val="21"/>
+              </w:rPr>
+              <w:t xml:space="preserve">weight=3</w:t>
+            </w:r>
+            <w:r>
+              <w:rPr>
+                <w:rFonts w:ascii="맑은 고딕" w:cs="맑은 고딕" w:eastAsia="맑은 고딕" w:hAnsi="맑은 고딕"/>
+                <w:b w:val="false"/>
+                <w:bCs w:val="false"/>
+                <w:color w:val="222222"/>
+                <w:sz w:val="21"/>
+                <w:szCs w:val="21"/>
+              </w:rPr>
+              <w:t xml:space="preserve"> 설정으로 30초 측정. </w:t>
+            </w:r>
+            <w:r>
+              <w:rPr>
+                <w:rFonts w:ascii="맑은 고딕" w:cs="맑은 고딕" w:eastAsia="맑은 고딕" w:hAnsi="맑은 고딕"/>
+                <w:b/>
+                <w:bCs/>
+                <w:color w:val="222222"/>
+                <w:sz w:val="21"/>
+                <w:szCs w:val="21"/>
+              </w:rPr>
+              <w:t xml:space="preserve">147건, 실패 0건, blue 110건(75%) · green 37건(25%)</w:t>
+            </w:r>
+            <w:r>
+              <w:rPr>
+                <w:rFonts w:ascii="맑은 고딕" w:cs="맑은 고딕" w:eastAsia="맑은 고딕" w:hAnsi="맑은 고딕"/>
+                <w:b w:val="false"/>
+                <w:bCs w:val="false"/>
+                <w:color w:val="222222"/>
+                <w:sz w:val="21"/>
+                <w:szCs w:val="21"/>
+              </w:rPr>
+              <w:t xml:space="preserve">, 110 : 37 = 2.97 : 1이다. 응답 리비전이 바뀐 시각을 보면 green이 약 0.6~0.8초(요청 4개)마다 한 번 나오고 그 사이 blue가 세 번 응답했다. </w:t>
+            </w:r>
+            <w:r>
+              <w:rPr>
+                <w:rFonts w:ascii="Consolas" w:cs="Consolas" w:eastAsia="Consolas" w:hAnsi="Consolas"/>
+                <w:b w:val="false"/>
+                <w:bCs w:val="false"/>
+                <w:color w:val="B02A4A"/>
+                <w:sz w:val="21"/>
+                <w:szCs w:val="21"/>
+              </w:rPr>
+              <w:t xml:space="preserve">zone</w:t>
+            </w:r>
+            <w:r>
+              <w:rPr>
+                <w:rFonts w:ascii="맑은 고딕" w:cs="맑은 고딕" w:eastAsia="맑은 고딕" w:hAnsi="맑은 고딕"/>
+                <w:b w:val="false"/>
+                <w:bCs w:val="false"/>
+                <w:color w:val="222222"/>
+                <w:sz w:val="21"/>
+                <w:szCs w:val="21"/>
+              </w:rPr>
+              <w:t xml:space="preserve"> 줄이 있는 설정으로만 실험했고 zone을 뺀 경우는 시험하지 않았다.</w:t>
             </w:r>
           </w:p>
         </w:tc>
@@ -23450,6 +25227,1066 @@
         </w:tc>
       </w:tr>
     </w:tbl>
+    <w:tbl>
+      <w:tblPr>
+        <w:tblW w:type="pct" w:w="100%"/>
+        <w:tblBorders>
+          <w:top w:val="single" w:color="3FB872" w:sz="4"/>
+          <w:left w:val="single" w:color="3FB872" w:sz="30"/>
+          <w:bottom w:val="single" w:color="3FB872" w:sz="4"/>
+          <w:right w:val="single" w:color="3FB872" w:sz="4"/>
+          <w:insideH w:val="none"/>
+          <w:insideV w:val="none"/>
+        </w:tblBorders>
+      </w:tblPr>
+      <w:tblGrid>
+        <w:gridCol w:w="9360"/>
+      </w:tblGrid>
+      <w:tr>
+        <w:trPr>
+          <w:cantSplit/>
+        </w:trPr>
+        <w:tc>
+          <w:tcPr>
+            <w:tcW w:type="dxa" w:w="9360"/>
+            <w:shd w:fill="EAFAF0" w:color="auto" w:val="clear"/>
+            <w:tcMar>
+              <w:top w:type="dxa" w:w="120"/>
+              <w:left w:type="dxa" w:w="160"/>
+              <w:bottom w:type="dxa" w:w="120"/>
+              <w:right w:type="dxa" w:w="160"/>
+            </w:tcMar>
+          </w:tcPr>
+          <w:p>
+            <w:pPr>
+              <w:spacing w:after="0" w:line="288"/>
+            </w:pPr>
+            <w:r>
+              <w:rPr>
+                <w:rFonts w:ascii="맑은 고딕" w:cs="맑은 고딕" w:eastAsia="맑은 고딕" w:hAnsi="맑은 고딕"/>
+                <w:b/>
+                <w:bCs/>
+                <w:color w:val="3FB872"/>
+                <w:sz w:val="21"/>
+                <w:szCs w:val="21"/>
+              </w:rPr>
+              <w:t xml:space="preserve">🧪 예제</w:t>
+            </w:r>
+          </w:p>
+          <w:p>
+            <w:pPr>
+              <w:spacing w:after="0" w:line="288"/>
+            </w:pPr>
+            <w:r>
+              <w:rPr>
+                <w:rFonts w:ascii="Consolas" w:cs="Consolas" w:eastAsia="Consolas" w:hAnsi="Consolas"/>
+                <w:b w:val="false"/>
+                <w:bCs w:val="false"/>
+                <w:color w:val="B02A4A"/>
+                <w:sz w:val="21"/>
+                <w:szCs w:val="21"/>
+              </w:rPr>
+              <w:t xml:space="preserve">[실습 결과]</w:t>
+            </w:r>
+            <w:r>
+              <w:rPr>
+                <w:rFonts w:ascii="맑은 고딕" w:cs="맑은 고딕" w:eastAsia="맑은 고딕" w:hAnsi="맑은 고딕"/>
+                <w:b w:val="false"/>
+                <w:bCs w:val="false"/>
+                <w:color w:val="222222"/>
+                <w:sz w:val="21"/>
+                <w:szCs w:val="21"/>
+              </w:rPr>
+              <w:t xml:space="preserve"> </w:t>
+            </w:r>
+            <w:r>
+              <w:rPr>
+                <w:rFonts w:ascii="맑은 고딕" w:cs="맑은 고딕" w:eastAsia="맑은 고딕" w:hAnsi="맑은 고딕"/>
+                <w:b/>
+                <w:bCs/>
+                <w:color w:val="222222"/>
+                <w:sz w:val="21"/>
+                <w:szCs w:val="21"/>
+              </w:rPr>
+              <w:t xml:space="preserve">실험 ③</w:t>
+            </w:r>
+            <w:r>
+              <w:rPr>
+                <w:rFonts w:ascii="맑은 고딕" w:cs="맑은 고딕" w:eastAsia="맑은 고딕" w:hAnsi="맑은 고딕"/>
+                <w:b w:val="false"/>
+                <w:bCs w:val="false"/>
+                <w:color w:val="222222"/>
+                <w:sz w:val="21"/>
+                <w:szCs w:val="21"/>
+              </w:rPr>
+              <w:t xml:space="preserve">(원본: </w:t>
+            </w:r>
+            <w:r>
+              <w:rPr>
+                <w:rFonts w:ascii="Consolas" w:cs="Consolas" w:eastAsia="Consolas" w:hAnsi="Consolas"/>
+                <w:b w:val="false"/>
+                <w:bCs w:val="false"/>
+                <w:color w:val="B02A4A"/>
+                <w:sz w:val="21"/>
+                <w:szCs w:val="21"/>
+              </w:rPr>
+              <w:t xml:space="preserve">실습로그/05_*.log</w:t>
+            </w:r>
+            <w:r>
+              <w:rPr>
+                <w:rFonts w:ascii="맑은 고딕" w:cs="맑은 고딕" w:eastAsia="맑은 고딕" w:hAnsi="맑은 고딕"/>
+                <w:b w:val="false"/>
+                <w:bCs w:val="false"/>
+                <w:color w:val="222222"/>
+                <w:sz w:val="21"/>
+                <w:szCs w:val="21"/>
+              </w:rPr>
+              <w:t xml:space="preserve">, </w:t>
+            </w:r>
+            <w:r>
+              <w:rPr>
+                <w:rFonts w:ascii="Consolas" w:cs="Consolas" w:eastAsia="Consolas" w:hAnsi="Consolas"/>
+                <w:b w:val="false"/>
+                <w:bCs w:val="false"/>
+                <w:color w:val="B02A4A"/>
+                <w:sz w:val="21"/>
+                <w:szCs w:val="21"/>
+              </w:rPr>
+              <w:t xml:space="preserve">06_*.log</w:t>
+            </w:r>
+            <w:r>
+              <w:rPr>
+                <w:rFonts w:ascii="맑은 고딕" w:cs="맑은 고딕" w:eastAsia="맑은 고딕" w:hAnsi="맑은 고딕"/>
+                <w:b w:val="false"/>
+                <w:bCs w:val="false"/>
+                <w:color w:val="222222"/>
+                <w:sz w:val="21"/>
+                <w:szCs w:val="21"/>
+              </w:rPr>
+              <w:t xml:space="preserve">): 같은 3 대 1 설정에서 스크립트를 60초 돌리고 시작 약 10초 뒤에 </w:t>
+            </w:r>
+            <w:r>
+              <w:rPr>
+                <w:rFonts w:ascii="Consolas" w:cs="Consolas" w:eastAsia="Consolas" w:hAnsi="Consolas"/>
+                <w:b w:val="false"/>
+                <w:bCs w:val="false"/>
+                <w:color w:val="B02A4A"/>
+                <w:sz w:val="21"/>
+                <w:szCs w:val="21"/>
+              </w:rPr>
+              <w:t xml:space="preserve">docker stop green</w:t>
+            </w:r>
+            <w:r>
+              <w:rPr>
+                <w:rFonts w:ascii="맑은 고딕" w:cs="맑은 고딕" w:eastAsia="맑은 고딕" w:hAnsi="맑은 고딕"/>
+                <w:b w:val="false"/>
+                <w:bCs w:val="false"/>
+                <w:color w:val="222222"/>
+                <w:sz w:val="21"/>
+                <w:szCs w:val="21"/>
+              </w:rPr>
+              <w:t xml:space="preserve">을 실행했다.</w:t>
+            </w:r>
+          </w:p>
+        </w:tc>
+      </w:tr>
+    </w:tbl>
+    <w:tbl>
+      <w:tblPr>
+        <w:tblW w:type="pct" w:w="100%"/>
+        <w:tblBorders>
+          <w:top w:val="single" w:color="auto" w:sz="4"/>
+          <w:left w:val="single" w:color="auto" w:sz="4"/>
+          <w:bottom w:val="single" w:color="auto" w:sz="4"/>
+          <w:right w:val="single" w:color="auto" w:sz="4"/>
+          <w:insideH w:val="single" w:color="auto" w:sz="4"/>
+          <w:insideV w:val="single" w:color="auto" w:sz="4"/>
+        </w:tblBorders>
+      </w:tblPr>
+      <w:tblGrid>
+        <w:gridCol w:w="1792"/>
+        <w:gridCol w:w="3920"/>
+        <w:gridCol w:w="3648"/>
+      </w:tblGrid>
+      <w:tr>
+        <w:trPr>
+          <w:cantSplit/>
+          <w:tblHeader/>
+        </w:trPr>
+        <w:tc>
+          <w:tcPr>
+            <w:tcW w:type="dxa" w:w="1792"/>
+            <w:tcBorders>
+              <w:top w:val="single" w:color="BFBFBF" w:sz="4"/>
+              <w:left w:val="single" w:color="BFBFBF" w:sz="4"/>
+              <w:bottom w:val="single" w:color="BFBFBF" w:sz="4"/>
+              <w:right w:val="single" w:color="BFBFBF" w:sz="4"/>
+            </w:tcBorders>
+            <w:shd w:fill="DCE6F7" w:color="auto" w:val="clear"/>
+            <w:tcMar>
+              <w:top w:type="dxa" w:w="60"/>
+              <w:left w:type="dxa" w:w="100"/>
+              <w:bottom w:type="dxa" w:w="60"/>
+              <w:right w:type="dxa" w:w="100"/>
+            </w:tcMar>
+          </w:tcPr>
+          <w:p>
+            <w:pPr>
+              <w:spacing w:after="0" w:line="264"/>
+            </w:pPr>
+            <w:r>
+              <w:rPr>
+                <w:rFonts w:ascii="맑은 고딕" w:cs="맑은 고딕" w:eastAsia="맑은 고딕" w:hAnsi="맑은 고딕"/>
+                <w:b/>
+                <w:bCs/>
+                <w:color w:val="222222"/>
+                <w:sz w:val="19"/>
+                <w:szCs w:val="19"/>
+              </w:rPr>
+              <w:t xml:space="preserve">항목</w:t>
+            </w:r>
+          </w:p>
+        </w:tc>
+        <w:tc>
+          <w:tcPr>
+            <w:tcW w:type="dxa" w:w="3920"/>
+            <w:tcBorders>
+              <w:top w:val="single" w:color="BFBFBF" w:sz="4"/>
+              <w:left w:val="single" w:color="BFBFBF" w:sz="4"/>
+              <w:bottom w:val="single" w:color="BFBFBF" w:sz="4"/>
+              <w:right w:val="single" w:color="BFBFBF" w:sz="4"/>
+            </w:tcBorders>
+            <w:shd w:fill="DCE6F7" w:color="auto" w:val="clear"/>
+            <w:tcMar>
+              <w:top w:type="dxa" w:w="60"/>
+              <w:left w:type="dxa" w:w="100"/>
+              <w:bottom w:type="dxa" w:w="60"/>
+              <w:right w:type="dxa" w:w="100"/>
+            </w:tcMar>
+          </w:tcPr>
+          <w:p>
+            <w:pPr>
+              <w:spacing w:after="0" w:line="264"/>
+            </w:pPr>
+            <w:r>
+              <w:rPr>
+                <w:rFonts w:ascii="맑은 고딕" w:cs="맑은 고딕" w:eastAsia="맑은 고딕" w:hAnsi="맑은 고딕"/>
+                <w:b/>
+                <w:bCs/>
+                <w:color w:val="222222"/>
+                <w:sz w:val="19"/>
+                <w:szCs w:val="19"/>
+              </w:rPr>
+              <w:t xml:space="preserve">③-a 기본값</w:t>
+            </w:r>
+          </w:p>
+        </w:tc>
+        <w:tc>
+          <w:tcPr>
+            <w:tcW w:type="dxa" w:w="3648"/>
+            <w:tcBorders>
+              <w:top w:val="single" w:color="BFBFBF" w:sz="4"/>
+              <w:left w:val="single" w:color="BFBFBF" w:sz="4"/>
+              <w:bottom w:val="single" w:color="BFBFBF" w:sz="4"/>
+              <w:right w:val="single" w:color="BFBFBF" w:sz="4"/>
+            </w:tcBorders>
+            <w:shd w:fill="DCE6F7" w:color="auto" w:val="clear"/>
+            <w:tcMar>
+              <w:top w:type="dxa" w:w="60"/>
+              <w:left w:type="dxa" w:w="100"/>
+              <w:bottom w:type="dxa" w:w="60"/>
+              <w:right w:type="dxa" w:w="100"/>
+            </w:tcMar>
+          </w:tcPr>
+          <w:p>
+            <w:pPr>
+              <w:spacing w:after="0" w:line="264"/>
+            </w:pPr>
+            <w:r>
+              <w:rPr>
+                <w:rFonts w:ascii="맑은 고딕" w:cs="맑은 고딕" w:eastAsia="맑은 고딕" w:hAnsi="맑은 고딕"/>
+                <w:b/>
+                <w:bCs/>
+                <w:color w:val="222222"/>
+                <w:sz w:val="19"/>
+                <w:szCs w:val="19"/>
+              </w:rPr>
+              <w:t xml:space="preserve">③-b 연결 대기 1초</w:t>
+            </w:r>
+          </w:p>
+        </w:tc>
+      </w:tr>
+      <w:tr>
+        <w:trPr>
+          <w:cantSplit/>
+        </w:trPr>
+        <w:tc>
+          <w:tcPr>
+            <w:tcW w:type="dxa" w:w="1792"/>
+            <w:tcBorders>
+              <w:top w:val="single" w:color="BFBFBF" w:sz="4"/>
+              <w:left w:val="single" w:color="BFBFBF" w:sz="4"/>
+              <w:bottom w:val="single" w:color="BFBFBF" w:sz="4"/>
+              <w:right w:val="single" w:color="BFBFBF" w:sz="4"/>
+            </w:tcBorders>
+            <w:tcMar>
+              <w:top w:type="dxa" w:w="60"/>
+              <w:left w:type="dxa" w:w="100"/>
+              <w:bottom w:type="dxa" w:w="60"/>
+              <w:right w:type="dxa" w:w="100"/>
+            </w:tcMar>
+          </w:tcPr>
+          <w:p>
+            <w:pPr>
+              <w:spacing w:after="0" w:line="264"/>
+            </w:pPr>
+            <w:r>
+              <w:rPr>
+                <w:rFonts w:ascii="맑은 고딕" w:cs="맑은 고딕" w:eastAsia="맑은 고딕" w:hAnsi="맑은 고딕"/>
+                <w:b w:val="false"/>
+                <w:bCs w:val="false"/>
+                <w:color w:val="222222"/>
+                <w:sz w:val="19"/>
+                <w:szCs w:val="19"/>
+              </w:rPr>
+              <w:t xml:space="preserve">요청 수 (60초)</w:t>
+            </w:r>
+          </w:p>
+        </w:tc>
+        <w:tc>
+          <w:tcPr>
+            <w:tcW w:type="dxa" w:w="3920"/>
+            <w:tcBorders>
+              <w:top w:val="single" w:color="BFBFBF" w:sz="4"/>
+              <w:left w:val="single" w:color="BFBFBF" w:sz="4"/>
+              <w:bottom w:val="single" w:color="BFBFBF" w:sz="4"/>
+              <w:right w:val="single" w:color="BFBFBF" w:sz="4"/>
+            </w:tcBorders>
+            <w:tcMar>
+              <w:top w:type="dxa" w:w="60"/>
+              <w:left w:type="dxa" w:w="100"/>
+              <w:bottom w:type="dxa" w:w="60"/>
+              <w:right w:type="dxa" w:w="100"/>
+            </w:tcMar>
+          </w:tcPr>
+          <w:p>
+            <w:pPr>
+              <w:spacing w:after="0" w:line="264"/>
+            </w:pPr>
+            <w:r>
+              <w:rPr>
+                <w:rFonts w:ascii="맑은 고딕" w:cs="맑은 고딕" w:eastAsia="맑은 고딕" w:hAnsi="맑은 고딕"/>
+                <w:b w:val="false"/>
+                <w:bCs w:val="false"/>
+                <w:color w:val="222222"/>
+                <w:sz w:val="19"/>
+                <w:szCs w:val="19"/>
+              </w:rPr>
+              <w:t xml:space="preserve">159</w:t>
+            </w:r>
+          </w:p>
+        </w:tc>
+        <w:tc>
+          <w:tcPr>
+            <w:tcW w:type="dxa" w:w="3648"/>
+            <w:tcBorders>
+              <w:top w:val="single" w:color="BFBFBF" w:sz="4"/>
+              <w:left w:val="single" w:color="BFBFBF" w:sz="4"/>
+              <w:bottom w:val="single" w:color="BFBFBF" w:sz="4"/>
+              <w:right w:val="single" w:color="BFBFBF" w:sz="4"/>
+            </w:tcBorders>
+            <w:tcMar>
+              <w:top w:type="dxa" w:w="60"/>
+              <w:left w:type="dxa" w:w="100"/>
+              <w:bottom w:type="dxa" w:w="60"/>
+              <w:right w:type="dxa" w:w="100"/>
+            </w:tcMar>
+          </w:tcPr>
+          <w:p>
+            <w:pPr>
+              <w:spacing w:after="0" w:line="264"/>
+            </w:pPr>
+            <w:r>
+              <w:rPr>
+                <w:rFonts w:ascii="맑은 고딕" w:cs="맑은 고딕" w:eastAsia="맑은 고딕" w:hAnsi="맑은 고딕"/>
+                <w:b w:val="false"/>
+                <w:bCs w:val="false"/>
+                <w:color w:val="222222"/>
+                <w:sz w:val="19"/>
+                <w:szCs w:val="19"/>
+              </w:rPr>
+              <w:t xml:space="preserve">272</w:t>
+            </w:r>
+          </w:p>
+        </w:tc>
+      </w:tr>
+      <w:tr>
+        <w:trPr>
+          <w:cantSplit/>
+        </w:trPr>
+        <w:tc>
+          <w:tcPr>
+            <w:tcW w:type="dxa" w:w="1792"/>
+            <w:tcBorders>
+              <w:top w:val="single" w:color="BFBFBF" w:sz="4"/>
+              <w:left w:val="single" w:color="BFBFBF" w:sz="4"/>
+              <w:bottom w:val="single" w:color="BFBFBF" w:sz="4"/>
+              <w:right w:val="single" w:color="BFBFBF" w:sz="4"/>
+            </w:tcBorders>
+            <w:shd w:fill="F2F5FA" w:color="auto" w:val="clear"/>
+            <w:tcMar>
+              <w:top w:type="dxa" w:w="60"/>
+              <w:left w:type="dxa" w:w="100"/>
+              <w:bottom w:type="dxa" w:w="60"/>
+              <w:right w:type="dxa" w:w="100"/>
+            </w:tcMar>
+          </w:tcPr>
+          <w:p>
+            <w:pPr>
+              <w:spacing w:after="0" w:line="264"/>
+            </w:pPr>
+            <w:r>
+              <w:rPr>
+                <w:rFonts w:ascii="맑은 고딕" w:cs="맑은 고딕" w:eastAsia="맑은 고딕" w:hAnsi="맑은 고딕"/>
+                <w:b/>
+                <w:bCs/>
+                <w:color w:val="222222"/>
+                <w:sz w:val="19"/>
+                <w:szCs w:val="19"/>
+              </w:rPr>
+              <w:t xml:space="preserve">실패 수</w:t>
+            </w:r>
+          </w:p>
+        </w:tc>
+        <w:tc>
+          <w:tcPr>
+            <w:tcW w:type="dxa" w:w="3920"/>
+            <w:tcBorders>
+              <w:top w:val="single" w:color="BFBFBF" w:sz="4"/>
+              <w:left w:val="single" w:color="BFBFBF" w:sz="4"/>
+              <w:bottom w:val="single" w:color="BFBFBF" w:sz="4"/>
+              <w:right w:val="single" w:color="BFBFBF" w:sz="4"/>
+            </w:tcBorders>
+            <w:shd w:fill="F2F5FA" w:color="auto" w:val="clear"/>
+            <w:tcMar>
+              <w:top w:type="dxa" w:w="60"/>
+              <w:left w:type="dxa" w:w="100"/>
+              <w:bottom w:type="dxa" w:w="60"/>
+              <w:right w:type="dxa" w:w="100"/>
+            </w:tcMar>
+          </w:tcPr>
+          <w:p>
+            <w:pPr>
+              <w:spacing w:after="0" w:line="264"/>
+            </w:pPr>
+            <w:r>
+              <w:rPr>
+                <w:rFonts w:ascii="맑은 고딕" w:cs="맑은 고딕" w:eastAsia="맑은 고딕" w:hAnsi="맑은 고딕"/>
+                <w:b/>
+                <w:bCs/>
+                <w:color w:val="222222"/>
+                <w:sz w:val="19"/>
+                <w:szCs w:val="19"/>
+              </w:rPr>
+              <w:t xml:space="preserve">13건</w:t>
+            </w:r>
+          </w:p>
+        </w:tc>
+        <w:tc>
+          <w:tcPr>
+            <w:tcW w:type="dxa" w:w="3648"/>
+            <w:tcBorders>
+              <w:top w:val="single" w:color="BFBFBF" w:sz="4"/>
+              <w:left w:val="single" w:color="BFBFBF" w:sz="4"/>
+              <w:bottom w:val="single" w:color="BFBFBF" w:sz="4"/>
+              <w:right w:val="single" w:color="BFBFBF" w:sz="4"/>
+            </w:tcBorders>
+            <w:shd w:fill="F2F5FA" w:color="auto" w:val="clear"/>
+            <w:tcMar>
+              <w:top w:type="dxa" w:w="60"/>
+              <w:left w:type="dxa" w:w="100"/>
+              <w:bottom w:type="dxa" w:w="60"/>
+              <w:right w:type="dxa" w:w="100"/>
+            </w:tcMar>
+          </w:tcPr>
+          <w:p>
+            <w:pPr>
+              <w:spacing w:after="0" w:line="264"/>
+            </w:pPr>
+            <w:r>
+              <w:rPr>
+                <w:rFonts w:ascii="맑은 고딕" w:cs="맑은 고딕" w:eastAsia="맑은 고딕" w:hAnsi="맑은 고딕"/>
+                <w:b/>
+                <w:bCs/>
+                <w:color w:val="222222"/>
+                <w:sz w:val="19"/>
+                <w:szCs w:val="19"/>
+              </w:rPr>
+              <w:t xml:space="preserve">0건</w:t>
+            </w:r>
+          </w:p>
+        </w:tc>
+      </w:tr>
+      <w:tr>
+        <w:trPr>
+          <w:cantSplit/>
+        </w:trPr>
+        <w:tc>
+          <w:tcPr>
+            <w:tcW w:type="dxa" w:w="1792"/>
+            <w:tcBorders>
+              <w:top w:val="single" w:color="BFBFBF" w:sz="4"/>
+              <w:left w:val="single" w:color="BFBFBF" w:sz="4"/>
+              <w:bottom w:val="single" w:color="BFBFBF" w:sz="4"/>
+              <w:right w:val="single" w:color="BFBFBF" w:sz="4"/>
+            </w:tcBorders>
+            <w:tcMar>
+              <w:top w:type="dxa" w:w="60"/>
+              <w:left w:type="dxa" w:w="100"/>
+              <w:bottom w:type="dxa" w:w="60"/>
+              <w:right w:type="dxa" w:w="100"/>
+            </w:tcMar>
+          </w:tcPr>
+          <w:p>
+            <w:pPr>
+              <w:spacing w:after="0" w:line="264"/>
+            </w:pPr>
+            <w:r>
+              <w:rPr>
+                <w:rFonts w:ascii="맑은 고딕" w:cs="맑은 고딕" w:eastAsia="맑은 고딕" w:hAnsi="맑은 고딕"/>
+                <w:b w:val="false"/>
+                <w:bCs w:val="false"/>
+                <w:color w:val="222222"/>
+                <w:sz w:val="19"/>
+                <w:szCs w:val="19"/>
+              </w:rPr>
+              <w:t xml:space="preserve">멈춘 서버를 Nginx가 알아챈 시점</w:t>
+            </w:r>
+          </w:p>
+        </w:tc>
+        <w:tc>
+          <w:tcPr>
+            <w:tcW w:type="dxa" w:w="3920"/>
+            <w:tcBorders>
+              <w:top w:val="single" w:color="BFBFBF" w:sz="4"/>
+              <w:left w:val="single" w:color="BFBFBF" w:sz="4"/>
+              <w:bottom w:val="single" w:color="BFBFBF" w:sz="4"/>
+              <w:right w:val="single" w:color="BFBFBF" w:sz="4"/>
+            </w:tcBorders>
+            <w:tcMar>
+              <w:top w:type="dxa" w:w="60"/>
+              <w:left w:type="dxa" w:w="100"/>
+              <w:bottom w:type="dxa" w:w="60"/>
+              <w:right w:type="dxa" w:w="100"/>
+            </w:tcMar>
+          </w:tcPr>
+          <w:p>
+            <w:pPr>
+              <w:spacing w:after="0" w:line="264"/>
+            </w:pPr>
+            <w:r>
+              <w:rPr>
+                <w:rFonts w:ascii="맑은 고딕" w:cs="맑은 고딕" w:eastAsia="맑은 고딕" w:hAnsi="맑은 고딕"/>
+                <w:b w:val="false"/>
+                <w:bCs w:val="false"/>
+                <w:color w:val="222222"/>
+                <w:sz w:val="19"/>
+                <w:szCs w:val="19"/>
+              </w:rPr>
+              <w:t xml:space="preserve">멈춘 뒤 약 38초 (09:20:10, </w:t>
+            </w:r>
+            <w:r>
+              <w:rPr>
+                <w:rFonts w:ascii="Consolas" w:cs="Consolas" w:eastAsia="Consolas" w:hAnsi="Consolas"/>
+                <w:b w:val="false"/>
+                <w:bCs w:val="false"/>
+                <w:color w:val="B02A4A"/>
+                <w:sz w:val="19"/>
+                <w:szCs w:val="19"/>
+              </w:rPr>
+              <w:t xml:space="preserve">113 Host is unreachable</w:t>
+            </w:r>
+            <w:r>
+              <w:rPr>
+                <w:rFonts w:ascii="맑은 고딕" w:cs="맑은 고딕" w:eastAsia="맑은 고딕" w:hAnsi="맑은 고딕"/>
+                <w:b w:val="false"/>
+                <w:bCs w:val="false"/>
+                <w:color w:val="222222"/>
+                <w:sz w:val="19"/>
+                <w:szCs w:val="19"/>
+              </w:rPr>
+              <w:t xml:space="preserve">)</w:t>
+            </w:r>
+          </w:p>
+        </w:tc>
+        <w:tc>
+          <w:tcPr>
+            <w:tcW w:type="dxa" w:w="3648"/>
+            <w:tcBorders>
+              <w:top w:val="single" w:color="BFBFBF" w:sz="4"/>
+              <w:left w:val="single" w:color="BFBFBF" w:sz="4"/>
+              <w:bottom w:val="single" w:color="BFBFBF" w:sz="4"/>
+              <w:right w:val="single" w:color="BFBFBF" w:sz="4"/>
+            </w:tcBorders>
+            <w:tcMar>
+              <w:top w:type="dxa" w:w="60"/>
+              <w:left w:type="dxa" w:w="100"/>
+              <w:bottom w:type="dxa" w:w="60"/>
+              <w:right w:type="dxa" w:w="100"/>
+            </w:tcMar>
+          </w:tcPr>
+          <w:p>
+            <w:pPr>
+              <w:spacing w:after="0" w:line="264"/>
+            </w:pPr>
+            <w:r>
+              <w:rPr>
+                <w:rFonts w:ascii="맑은 고딕" w:cs="맑은 고딕" w:eastAsia="맑은 고딕" w:hAnsi="맑은 고딕"/>
+                <w:b w:val="false"/>
+                <w:bCs w:val="false"/>
+                <w:color w:val="222222"/>
+                <w:sz w:val="19"/>
+                <w:szCs w:val="19"/>
+              </w:rPr>
+              <w:t xml:space="preserve">멈춘 뒤 1초 (09:21:38, </w:t>
+            </w:r>
+            <w:r>
+              <w:rPr>
+                <w:rFonts w:ascii="Consolas" w:cs="Consolas" w:eastAsia="Consolas" w:hAnsi="Consolas"/>
+                <w:b w:val="false"/>
+                <w:bCs w:val="false"/>
+                <w:color w:val="B02A4A"/>
+                <w:sz w:val="19"/>
+                <w:szCs w:val="19"/>
+              </w:rPr>
+              <w:t xml:space="preserve">110 Operation timed out</w:t>
+            </w:r>
+            <w:r>
+              <w:rPr>
+                <w:rFonts w:ascii="맑은 고딕" w:cs="맑은 고딕" w:eastAsia="맑은 고딕" w:hAnsi="맑은 고딕"/>
+                <w:b w:val="false"/>
+                <w:bCs w:val="false"/>
+                <w:color w:val="222222"/>
+                <w:sz w:val="19"/>
+                <w:szCs w:val="19"/>
+              </w:rPr>
+              <w:t xml:space="preserve">)</w:t>
+            </w:r>
+          </w:p>
+        </w:tc>
+      </w:tr>
+      <w:tr>
+        <w:trPr>
+          <w:cantSplit/>
+        </w:trPr>
+        <w:tc>
+          <w:tcPr>
+            <w:tcW w:type="dxa" w:w="1792"/>
+            <w:tcBorders>
+              <w:top w:val="single" w:color="BFBFBF" w:sz="4"/>
+              <w:left w:val="single" w:color="BFBFBF" w:sz="4"/>
+              <w:bottom w:val="single" w:color="BFBFBF" w:sz="4"/>
+              <w:right w:val="single" w:color="BFBFBF" w:sz="4"/>
+            </w:tcBorders>
+            <w:shd w:fill="F2F5FA" w:color="auto" w:val="clear"/>
+            <w:tcMar>
+              <w:top w:type="dxa" w:w="60"/>
+              <w:left w:type="dxa" w:w="100"/>
+              <w:bottom w:type="dxa" w:w="60"/>
+              <w:right w:type="dxa" w:w="100"/>
+            </w:tcMar>
+          </w:tcPr>
+          <w:p>
+            <w:pPr>
+              <w:spacing w:after="0" w:line="264"/>
+            </w:pPr>
+            <w:r>
+              <w:rPr>
+                <w:rFonts w:ascii="맑은 고딕" w:cs="맑은 고딕" w:eastAsia="맑은 고딕" w:hAnsi="맑은 고딕"/>
+                <w:b w:val="false"/>
+                <w:bCs w:val="false"/>
+                <w:color w:val="222222"/>
+                <w:sz w:val="19"/>
+                <w:szCs w:val="19"/>
+              </w:rPr>
+              <w:t xml:space="preserve">사용자가 겪은 일</w:t>
+            </w:r>
+          </w:p>
+        </w:tc>
+        <w:tc>
+          <w:tcPr>
+            <w:tcW w:type="dxa" w:w="3920"/>
+            <w:tcBorders>
+              <w:top w:val="single" w:color="BFBFBF" w:sz="4"/>
+              <w:left w:val="single" w:color="BFBFBF" w:sz="4"/>
+              <w:bottom w:val="single" w:color="BFBFBF" w:sz="4"/>
+              <w:right w:val="single" w:color="BFBFBF" w:sz="4"/>
+            </w:tcBorders>
+            <w:shd w:fill="F2F5FA" w:color="auto" w:val="clear"/>
+            <w:tcMar>
+              <w:top w:type="dxa" w:w="60"/>
+              <w:left w:type="dxa" w:w="100"/>
+              <w:bottom w:type="dxa" w:w="60"/>
+              <w:right w:type="dxa" w:w="100"/>
+            </w:tcMar>
+          </w:tcPr>
+          <w:p>
+            <w:pPr>
+              <w:spacing w:after="0" w:line="264"/>
+            </w:pPr>
+            <w:r>
+              <w:rPr>
+                <w:rFonts w:ascii="맑은 고딕" w:cs="맑은 고딕" w:eastAsia="맑은 고딕" w:hAnsi="맑은 고딕"/>
+                <w:b w:val="false"/>
+                <w:bCs w:val="false"/>
+                <w:color w:val="222222"/>
+                <w:sz w:val="19"/>
+                <w:szCs w:val="19"/>
+              </w:rPr>
+              <w:t xml:space="preserve">4번에 한 번(green 차례) 멈췄다가 스크립트의 2초 제한에서 실패. 실패 간격 약 2.83초</w:t>
+            </w:r>
+          </w:p>
+        </w:tc>
+        <w:tc>
+          <w:tcPr>
+            <w:tcW w:type="dxa" w:w="3648"/>
+            <w:tcBorders>
+              <w:top w:val="single" w:color="BFBFBF" w:sz="4"/>
+              <w:left w:val="single" w:color="BFBFBF" w:sz="4"/>
+              <w:bottom w:val="single" w:color="BFBFBF" w:sz="4"/>
+              <w:right w:val="single" w:color="BFBFBF" w:sz="4"/>
+            </w:tcBorders>
+            <w:shd w:fill="F2F5FA" w:color="auto" w:val="clear"/>
+            <w:tcMar>
+              <w:top w:type="dxa" w:w="60"/>
+              <w:left w:type="dxa" w:w="100"/>
+              <w:bottom w:type="dxa" w:w="60"/>
+              <w:right w:type="dxa" w:w="100"/>
+            </w:tcMar>
+          </w:tcPr>
+          <w:p>
+            <w:pPr>
+              <w:spacing w:after="0" w:line="264"/>
+            </w:pPr>
+            <w:r>
+              <w:rPr>
+                <w:rFonts w:ascii="맑은 고딕" w:cs="맑은 고딕" w:eastAsia="맑은 고딕" w:hAnsi="맑은 고딕"/>
+                <w:b w:val="false"/>
+                <w:bCs w:val="false"/>
+                <w:color w:val="222222"/>
+                <w:sz w:val="19"/>
+                <w:szCs w:val="19"/>
+              </w:rPr>
+              <w:t xml:space="preserve">green 차례 요청이 약 1초 늦게 200으로 응답</w:t>
+            </w:r>
+          </w:p>
+        </w:tc>
+      </w:tr>
+      <w:tr>
+        <w:trPr>
+          <w:cantSplit/>
+        </w:trPr>
+        <w:tc>
+          <w:tcPr>
+            <w:tcW w:type="dxa" w:w="1792"/>
+            <w:tcBorders>
+              <w:top w:val="single" w:color="BFBFBF" w:sz="4"/>
+              <w:left w:val="single" w:color="BFBFBF" w:sz="4"/>
+              <w:bottom w:val="single" w:color="BFBFBF" w:sz="4"/>
+              <w:right w:val="single" w:color="BFBFBF" w:sz="4"/>
+            </w:tcBorders>
+            <w:tcMar>
+              <w:top w:type="dxa" w:w="60"/>
+              <w:left w:type="dxa" w:w="100"/>
+              <w:bottom w:type="dxa" w:w="60"/>
+              <w:right w:type="dxa" w:w="100"/>
+            </w:tcMar>
+          </w:tcPr>
+          <w:p>
+            <w:pPr>
+              <w:spacing w:after="0" w:line="264"/>
+            </w:pPr>
+            <w:r>
+              <w:rPr>
+                <w:rFonts w:ascii="맑은 고딕" w:cs="맑은 고딕" w:eastAsia="맑은 고딕" w:hAnsi="맑은 고딕"/>
+                <w:b w:val="false"/>
+                <w:bCs w:val="false"/>
+                <w:color w:val="222222"/>
+                <w:sz w:val="19"/>
+                <w:szCs w:val="19"/>
+              </w:rPr>
+              <w:t xml:space="preserve">green을 뺀 뒤</w:t>
+            </w:r>
+          </w:p>
+        </w:tc>
+        <w:tc>
+          <w:tcPr>
+            <w:tcW w:type="dxa" w:w="3920"/>
+            <w:tcBorders>
+              <w:top w:val="single" w:color="BFBFBF" w:sz="4"/>
+              <w:left w:val="single" w:color="BFBFBF" w:sz="4"/>
+              <w:bottom w:val="single" w:color="BFBFBF" w:sz="4"/>
+              <w:right w:val="single" w:color="BFBFBF" w:sz="4"/>
+            </w:tcBorders>
+            <w:tcMar>
+              <w:top w:type="dxa" w:w="60"/>
+              <w:left w:type="dxa" w:w="100"/>
+              <w:bottom w:type="dxa" w:w="60"/>
+              <w:right w:type="dxa" w:w="100"/>
+            </w:tcMar>
+          </w:tcPr>
+          <w:p>
+            <w:pPr>
+              <w:spacing w:after="0" w:line="264"/>
+            </w:pPr>
+            <w:r>
+              <w:rPr>
+                <w:rFonts w:ascii="맑은 고딕" w:cs="맑은 고딕" w:eastAsia="맑은 고딕" w:hAnsi="맑은 고딕"/>
+                <w:b w:val="false"/>
+                <w:bCs w:val="false"/>
+                <w:color w:val="222222"/>
+                <w:sz w:val="19"/>
+                <w:szCs w:val="19"/>
+              </w:rPr>
+              <w:t xml:space="preserve">더 이상 실패 없음</w:t>
+            </w:r>
+          </w:p>
+        </w:tc>
+        <w:tc>
+          <w:tcPr>
+            <w:tcW w:type="dxa" w:w="3648"/>
+            <w:tcBorders>
+              <w:top w:val="single" w:color="BFBFBF" w:sz="4"/>
+              <w:left w:val="single" w:color="BFBFBF" w:sz="4"/>
+              <w:bottom w:val="single" w:color="BFBFBF" w:sz="4"/>
+              <w:right w:val="single" w:color="BFBFBF" w:sz="4"/>
+            </w:tcBorders>
+            <w:tcMar>
+              <w:top w:type="dxa" w:w="60"/>
+              <w:left w:type="dxa" w:w="100"/>
+              <w:bottom w:type="dxa" w:w="60"/>
+              <w:right w:type="dxa" w:w="100"/>
+            </w:tcMar>
+          </w:tcPr>
+          <w:p>
+            <w:pPr>
+              <w:spacing w:after="0" w:line="264"/>
+            </w:pPr>
+            <w:r>
+              <w:rPr>
+                <w:rFonts w:ascii="맑은 고딕" w:cs="맑은 고딕" w:eastAsia="맑은 고딕" w:hAnsi="맑은 고딕"/>
+                <w:b w:val="false"/>
+                <w:bCs w:val="false"/>
+                <w:color w:val="222222"/>
+                <w:sz w:val="19"/>
+                <w:szCs w:val="19"/>
+              </w:rPr>
+              <w:t xml:space="preserve">12~15초마다 요청 하나가 1초씩 더 기다림</w:t>
+            </w:r>
+          </w:p>
+        </w:tc>
+      </w:tr>
+    </w:tbl>
+    <w:p>
+      <w:pPr>
+        <w:spacing w:after="80" w:line="288"/>
+      </w:pPr>
+      <w:r>
+        <w:rPr>
+          <w:rFonts w:ascii="맑은 고딕" w:cs="맑은 고딕" w:eastAsia="맑은 고딕" w:hAnsi="맑은 고딕"/>
+          <w:b w:val="false"/>
+          <w:bCs w:val="false"/>
+          <w:color w:val="222222"/>
+          <w:sz w:val="21"/>
+          <w:szCs w:val="21"/>
+        </w:rPr>
+        <w:t xml:space="preserve"/>
+      </w:r>
+    </w:p>
+    <w:p>
+      <w:pPr>
+        <w:pStyle w:val="ListParagraph"/>
+        <w:numPr>
+          <w:ilvl w:val="0"/>
+          <w:numId w:val="4"/>
+        </w:numPr>
+        <w:spacing w:after="60" w:line="288"/>
+      </w:pPr>
+      <w:r>
+        <w:rPr>
+          <w:rFonts w:ascii="맑은 고딕" w:cs="맑은 고딕" w:eastAsia="맑은 고딕" w:hAnsi="맑은 고딕"/>
+          <w:b w:val="false"/>
+          <w:bCs w:val="false"/>
+          <w:color w:val="222222"/>
+          <w:sz w:val="21"/>
+          <w:szCs w:val="21"/>
+        </w:rPr>
+        <w:t xml:space="preserve">③-b의 지연 측정(green 정지 상태 30초, 52건): 0.5초를 넘은 요청이 2건뿐이고 둘 다 </w:t>
+      </w:r>
+      <w:r>
+        <w:rPr>
+          <w:rFonts w:ascii="맑은 고딕" w:cs="맑은 고딕" w:eastAsia="맑은 고딕" w:hAnsi="맑은 고딕"/>
+          <w:b/>
+          <w:bCs/>
+          <w:color w:val="222222"/>
+          <w:sz w:val="21"/>
+          <w:szCs w:val="21"/>
+        </w:rPr>
+        <w:t xml:space="preserve">1.006초·1.015초에 상태 코드 200</w:t>
+      </w:r>
+      <w:r>
+        <w:rPr>
+          <w:rFonts w:ascii="맑은 고딕" w:cs="맑은 고딕" w:eastAsia="맑은 고딕" w:hAnsi="맑은 고딕"/>
+          <w:b w:val="false"/>
+          <w:bCs w:val="false"/>
+          <w:color w:val="222222"/>
+          <w:sz w:val="21"/>
+          <w:szCs w:val="21"/>
+        </w:rPr>
+        <w:t xml:space="preserve">이었다. </w:t>
+      </w:r>
+      <w:r>
+        <w:rPr>
+          <w:rFonts w:ascii="Consolas" w:cs="Consolas" w:eastAsia="Consolas" w:hAnsi="Consolas"/>
+          <w:b w:val="false"/>
+          <w:bCs w:val="false"/>
+          <w:color w:val="B02A4A"/>
+          <w:sz w:val="21"/>
+          <w:szCs w:val="21"/>
+        </w:rPr>
+        <w:t xml:space="preserve">fail_timeout</w:t>
+      </w:r>
+      <w:r>
+        <w:rPr>
+          <w:rFonts w:ascii="맑은 고딕" w:cs="맑은 고딕" w:eastAsia="맑은 고딕" w:hAnsi="맑은 고딕"/>
+          <w:b w:val="false"/>
+          <w:bCs w:val="false"/>
+          <w:color w:val="222222"/>
+          <w:sz w:val="21"/>
+          <w:szCs w:val="21"/>
+        </w:rPr>
+        <w:t xml:space="preserve"> 간격으로 한 요청이 1초를 더 기다린다는 교안 설명 그대로다.</w:t>
+      </w:r>
+    </w:p>
+    <w:p>
+      <w:pPr>
+        <w:pStyle w:val="ListParagraph"/>
+        <w:numPr>
+          <w:ilvl w:val="0"/>
+          <w:numId w:val="4"/>
+        </w:numPr>
+        <w:spacing w:after="60" w:line="288"/>
+      </w:pPr>
+      <w:r>
+        <w:rPr>
+          <w:rFonts w:ascii="맑은 고딕" w:cs="맑은 고딕" w:eastAsia="맑은 고딕" w:hAnsi="맑은 고딕"/>
+          <w:b/>
+          <w:bCs/>
+          <w:color w:val="222222"/>
+          <w:sz w:val="21"/>
+          <w:szCs w:val="21"/>
+        </w:rPr>
+        <w:t xml:space="preserve">교안과 다른 점</w:t>
+      </w:r>
+      <w:r>
+        <w:rPr>
+          <w:rFonts w:ascii="맑은 고딕" w:cs="맑은 고딕" w:eastAsia="맑은 고딕" w:hAnsi="맑은 고딕"/>
+          <w:b w:val="false"/>
+          <w:bCs w:val="false"/>
+          <w:color w:val="222222"/>
+          <w:sz w:val="21"/>
+          <w:szCs w:val="21"/>
+        </w:rPr>
+        <w:t xml:space="preserve">: 교안은 기본값에서 </w:t>
+      </w:r>
+      <w:r>
+        <w:rPr>
+          <w:rFonts w:ascii="Consolas" w:cs="Consolas" w:eastAsia="Consolas" w:hAnsi="Consolas"/>
+          <w:b w:val="false"/>
+          <w:bCs w:val="false"/>
+          <w:color w:val="B02A4A"/>
+          <w:sz w:val="21"/>
+          <w:szCs w:val="21"/>
+        </w:rPr>
+        <w:t xml:space="preserve">proxy_connect_timeout</w:t>
+      </w:r>
+      <w:r>
+        <w:rPr>
+          <w:rFonts w:ascii="맑은 고딕" w:cs="맑은 고딕" w:eastAsia="맑은 고딕" w:hAnsi="맑은 고딕"/>
+          <w:b w:val="false"/>
+          <w:bCs w:val="false"/>
+          <w:color w:val="222222"/>
+          <w:sz w:val="21"/>
+          <w:szCs w:val="21"/>
+        </w:rPr>
+        <w:t xml:space="preserve"> 60초를 다 기다린다고 했는데, 이번 환경에서는 약 38초 만에 운영체제가 </w:t>
+      </w:r>
+      <w:r>
+        <w:rPr>
+          <w:rFonts w:ascii="Consolas" w:cs="Consolas" w:eastAsia="Consolas" w:hAnsi="Consolas"/>
+          <w:b w:val="false"/>
+          <w:bCs w:val="false"/>
+          <w:color w:val="B02A4A"/>
+          <w:sz w:val="21"/>
+          <w:szCs w:val="21"/>
+        </w:rPr>
+        <w:t xml:space="preserve">Host is unreachable</w:t>
+      </w:r>
+      <w:r>
+        <w:rPr>
+          <w:rFonts w:ascii="맑은 고딕" w:cs="맑은 고딕" w:eastAsia="맑은 고딕" w:hAnsi="맑은 고딕"/>
+          <w:b w:val="false"/>
+          <w:bCs w:val="false"/>
+          <w:color w:val="222222"/>
+          <w:sz w:val="21"/>
+          <w:szCs w:val="21"/>
+        </w:rPr>
+        <w:t xml:space="preserve">로 실패시켰다. 멈춘 컨테이너 주소로 가는 연결이 Docker 네트워크에서 응답을 못 받다가 커널이 도달 불가로 판정한 것으로 </w:t>
+      </w:r>
+      <w:r>
+        <w:rPr>
+          <w:rFonts w:ascii="맑은 고딕" w:cs="맑은 고딕" w:eastAsia="맑은 고딕" w:hAnsi="맑은 고딕"/>
+          <w:b/>
+          <w:bCs/>
+          <w:color w:val="222222"/>
+          <w:sz w:val="21"/>
+          <w:szCs w:val="21"/>
+        </w:rPr>
+        <w:t xml:space="preserve">추정</w:t>
+      </w:r>
+      <w:r>
+        <w:rPr>
+          <w:rFonts w:ascii="맑은 고딕" w:cs="맑은 고딕" w:eastAsia="맑은 고딕" w:hAnsi="맑은 고딕"/>
+          <w:b w:val="false"/>
+          <w:bCs w:val="false"/>
+          <w:color w:val="222222"/>
+          <w:sz w:val="21"/>
+          <w:szCs w:val="21"/>
+        </w:rPr>
+        <w:t xml:space="preserve">하며 확인한 것은 로그의 문구와 시각까지다. 환경(Docker Desktop·Windows 11)에 따라 달라질 수 있다.</w:t>
+      </w:r>
+    </w:p>
+    <w:p>
+      <w:pPr>
+        <w:pStyle w:val="ListParagraph"/>
+        <w:numPr>
+          <w:ilvl w:val="0"/>
+          <w:numId w:val="4"/>
+        </w:numPr>
+        <w:spacing w:after="60" w:line="288"/>
+      </w:pPr>
+      <w:r>
+        <w:rPr>
+          <w:rFonts w:ascii="맑은 고딕" w:cs="맑은 고딕" w:eastAsia="맑은 고딕" w:hAnsi="맑은 고딕"/>
+          <w:b w:val="false"/>
+          <w:bCs w:val="false"/>
+          <w:color w:val="222222"/>
+          <w:sz w:val="21"/>
+          <w:szCs w:val="21"/>
+        </w:rPr>
+        <w:t xml:space="preserve">교안의 핵심 세 가지는 재현됐다: ① 대기 시간을 줄이면 실패가 사라진다(13 → 0) ② 대신 green 차례 요청은 1초 늦다 ③ 알아채는 비용을 사용자 요청이 낸다.</w:t>
+      </w:r>
+    </w:p>
     <w:p>
       <w:pPr>
         <w:pStyle w:val="Heading2"/>
@@ -23748,7 +26585,7 @@
         <w:pStyle w:val="ListParagraph"/>
         <w:numPr>
           <w:ilvl w:val="0"/>
-          <w:numId w:val="4"/>
+          <w:numId w:val="5"/>
         </w:numPr>
         <w:spacing w:after="60" w:line="288"/>
       </w:pPr>
@@ -23769,7 +26606,7 @@
         <w:pStyle w:val="ListParagraph"/>
         <w:numPr>
           <w:ilvl w:val="0"/>
-          <w:numId w:val="4"/>
+          <w:numId w:val="5"/>
         </w:numPr>
         <w:spacing w:after="60" w:line="288"/>
       </w:pPr>
@@ -23790,7 +26627,7 @@
         <w:pStyle w:val="ListParagraph"/>
         <w:numPr>
           <w:ilvl w:val="0"/>
-          <w:numId w:val="4"/>
+          <w:numId w:val="5"/>
         </w:numPr>
         <w:spacing w:after="60" w:line="288"/>
       </w:pPr>
@@ -23811,7 +26648,7 @@
         <w:pStyle w:val="ListParagraph"/>
         <w:numPr>
           <w:ilvl w:val="0"/>
-          <w:numId w:val="4"/>
+          <w:numId w:val="5"/>
         </w:numPr>
         <w:spacing w:after="60" w:line="288"/>
       </w:pPr>
@@ -23918,6 +26755,1122 @@
           <w:szCs w:val="21"/>
         </w:rPr>
         <w:t xml:space="preserve">무중단 배포라고 하기 어렵다.</w:t>
+      </w:r>
+    </w:p>
+    <w:tbl>
+      <w:tblPr>
+        <w:tblW w:type="pct" w:w="100%"/>
+        <w:tblBorders>
+          <w:top w:val="single" w:color="3FB872" w:sz="4"/>
+          <w:left w:val="single" w:color="3FB872" w:sz="30"/>
+          <w:bottom w:val="single" w:color="3FB872" w:sz="4"/>
+          <w:right w:val="single" w:color="3FB872" w:sz="4"/>
+          <w:insideH w:val="none"/>
+          <w:insideV w:val="none"/>
+        </w:tblBorders>
+      </w:tblPr>
+      <w:tblGrid>
+        <w:gridCol w:w="9360"/>
+      </w:tblGrid>
+      <w:tr>
+        <w:trPr>
+          <w:cantSplit/>
+        </w:trPr>
+        <w:tc>
+          <w:tcPr>
+            <w:tcW w:type="dxa" w:w="9360"/>
+            <w:shd w:fill="EAFAF0" w:color="auto" w:val="clear"/>
+            <w:tcMar>
+              <w:top w:type="dxa" w:w="120"/>
+              <w:left w:type="dxa" w:w="160"/>
+              <w:bottom w:type="dxa" w:w="120"/>
+              <w:right w:type="dxa" w:w="160"/>
+            </w:tcMar>
+          </w:tcPr>
+          <w:p>
+            <w:pPr>
+              <w:spacing w:after="0" w:line="288"/>
+            </w:pPr>
+            <w:r>
+              <w:rPr>
+                <w:rFonts w:ascii="맑은 고딕" w:cs="맑은 고딕" w:eastAsia="맑은 고딕" w:hAnsi="맑은 고딕"/>
+                <w:b/>
+                <w:bCs/>
+                <w:color w:val="3FB872"/>
+                <w:sz w:val="21"/>
+                <w:szCs w:val="21"/>
+              </w:rPr>
+              <w:t xml:space="preserve">🧪 예제</w:t>
+            </w:r>
+          </w:p>
+          <w:p>
+            <w:pPr>
+              <w:spacing w:after="0" w:line="288"/>
+            </w:pPr>
+            <w:r>
+              <w:rPr>
+                <w:rFonts w:ascii="Consolas" w:cs="Consolas" w:eastAsia="Consolas" w:hAnsi="Consolas"/>
+                <w:b w:val="false"/>
+                <w:bCs w:val="false"/>
+                <w:color w:val="B02A4A"/>
+                <w:sz w:val="21"/>
+                <w:szCs w:val="21"/>
+              </w:rPr>
+              <w:t xml:space="preserve">[실습 결과]</w:t>
+            </w:r>
+            <w:r>
+              <w:rPr>
+                <w:rFonts w:ascii="맑은 고딕" w:cs="맑은 고딕" w:eastAsia="맑은 고딕" w:hAnsi="맑은 고딕"/>
+                <w:b w:val="false"/>
+                <w:bCs w:val="false"/>
+                <w:color w:val="222222"/>
+                <w:sz w:val="21"/>
+                <w:szCs w:val="21"/>
+              </w:rPr>
+              <w:t xml:space="preserve"> </w:t>
+            </w:r>
+            <w:r>
+              <w:rPr>
+                <w:rFonts w:ascii="맑은 고딕" w:cs="맑은 고딕" w:eastAsia="맑은 고딕" w:hAnsi="맑은 고딕"/>
+                <w:b/>
+                <w:bCs/>
+                <w:color w:val="222222"/>
+                <w:sz w:val="21"/>
+                <w:szCs w:val="21"/>
+              </w:rPr>
+              <w:t xml:space="preserve">실험 ④</w:t>
+            </w:r>
+            <w:r>
+              <w:rPr>
+                <w:rFonts w:ascii="맑은 고딕" w:cs="맑은 고딕" w:eastAsia="맑은 고딕" w:hAnsi="맑은 고딕"/>
+                <w:b w:val="false"/>
+                <w:bCs w:val="false"/>
+                <w:color w:val="222222"/>
+                <w:sz w:val="21"/>
+                <w:szCs w:val="21"/>
+              </w:rPr>
+              <w:t xml:space="preserve">(원본: </w:t>
+            </w:r>
+            <w:r>
+              <w:rPr>
+                <w:rFonts w:ascii="Consolas" w:cs="Consolas" w:eastAsia="Consolas" w:hAnsi="Consolas"/>
+                <w:b w:val="false"/>
+                <w:bCs w:val="false"/>
+                <w:color w:val="B02A4A"/>
+                <w:sz w:val="21"/>
+                <w:szCs w:val="21"/>
+              </w:rPr>
+              <w:t xml:space="preserve">실습로그/08_*.log</w:t>
+            </w:r>
+            <w:r>
+              <w:rPr>
+                <w:rFonts w:ascii="맑은 고딕" w:cs="맑은 고딕" w:eastAsia="맑은 고딕" w:hAnsi="맑은 고딕"/>
+                <w:b w:val="false"/>
+                <w:bCs w:val="false"/>
+                <w:color w:val="222222"/>
+                <w:sz w:val="21"/>
+                <w:szCs w:val="21"/>
+              </w:rPr>
+              <w:t xml:space="preserve">): 한글 JSON을 Git Bash </w:t>
+            </w:r>
+            <w:r>
+              <w:rPr>
+                <w:rFonts w:ascii="Consolas" w:cs="Consolas" w:eastAsia="Consolas" w:hAnsi="Consolas"/>
+                <w:b w:val="false"/>
+                <w:bCs w:val="false"/>
+                <w:color w:val="B02A4A"/>
+                <w:sz w:val="21"/>
+                <w:szCs w:val="21"/>
+              </w:rPr>
+              <w:t xml:space="preserve">curl -d</w:t>
+            </w:r>
+            <w:r>
+              <w:rPr>
+                <w:rFonts w:ascii="맑은 고딕" w:cs="맑은 고딕" w:eastAsia="맑은 고딕" w:hAnsi="맑은 고딕"/>
+                <w:b w:val="false"/>
+                <w:bCs w:val="false"/>
+                <w:color w:val="222222"/>
+                <w:sz w:val="21"/>
+                <w:szCs w:val="21"/>
+              </w:rPr>
+              <w:t xml:space="preserve">로 보내면 깨지는 문제를 피하려고 같은 API를 파이썬(</w:t>
+            </w:r>
+            <w:r>
+              <w:rPr>
+                <w:rFonts w:ascii="Consolas" w:cs="Consolas" w:eastAsia="Consolas" w:hAnsi="Consolas"/>
+                <w:b w:val="false"/>
+                <w:bCs w:val="false"/>
+                <w:color w:val="B02A4A"/>
+                <w:sz w:val="21"/>
+                <w:szCs w:val="21"/>
+              </w:rPr>
+              <w:t xml:space="preserve">httpx</w:t>
+            </w:r>
+            <w:r>
+              <w:rPr>
+                <w:rFonts w:ascii="맑은 고딕" w:cs="맑은 고딕" w:eastAsia="맑은 고딕" w:hAnsi="맑은 고딕"/>
+                <w:b w:val="false"/>
+                <w:bCs w:val="false"/>
+                <w:color w:val="222222"/>
+                <w:sz w:val="21"/>
+                <w:szCs w:val="21"/>
+              </w:rPr>
+              <w:t xml:space="preserve">)으로 호출했다. 교안의 4단계 결과가 숫자까지 그대로 재현됐다.</w:t>
+            </w:r>
+          </w:p>
+        </w:tc>
+      </w:tr>
+    </w:tbl>
+    <w:tbl>
+      <w:tblPr>
+        <w:tblW w:type="pct" w:w="100%"/>
+        <w:tblBorders>
+          <w:top w:val="single" w:color="auto" w:sz="4"/>
+          <w:left w:val="single" w:color="auto" w:sz="4"/>
+          <w:bottom w:val="single" w:color="auto" w:sz="4"/>
+          <w:right w:val="single" w:color="auto" w:sz="4"/>
+          <w:insideH w:val="single" w:color="auto" w:sz="4"/>
+          <w:insideV w:val="single" w:color="auto" w:sz="4"/>
+        </w:tblBorders>
+      </w:tblPr>
+      <w:tblGrid>
+        <w:gridCol w:w="3720"/>
+        <w:gridCol w:w="1879"/>
+        <w:gridCol w:w="1879"/>
+        <w:gridCol w:w="1882"/>
+      </w:tblGrid>
+      <w:tr>
+        <w:trPr>
+          <w:cantSplit/>
+          <w:tblHeader/>
+        </w:trPr>
+        <w:tc>
+          <w:tcPr>
+            <w:tcW w:type="dxa" w:w="3720"/>
+            <w:tcBorders>
+              <w:top w:val="single" w:color="BFBFBF" w:sz="4"/>
+              <w:left w:val="single" w:color="BFBFBF" w:sz="4"/>
+              <w:bottom w:val="single" w:color="BFBFBF" w:sz="4"/>
+              <w:right w:val="single" w:color="BFBFBF" w:sz="4"/>
+            </w:tcBorders>
+            <w:shd w:fill="DCE6F7" w:color="auto" w:val="clear"/>
+            <w:tcMar>
+              <w:top w:type="dxa" w:w="60"/>
+              <w:left w:type="dxa" w:w="100"/>
+              <w:bottom w:type="dxa" w:w="60"/>
+              <w:right w:type="dxa" w:w="100"/>
+            </w:tcMar>
+          </w:tcPr>
+          <w:p>
+            <w:pPr>
+              <w:spacing w:after="0" w:line="264"/>
+            </w:pPr>
+            <w:r>
+              <w:rPr>
+                <w:rFonts w:ascii="맑은 고딕" w:cs="맑은 고딕" w:eastAsia="맑은 고딕" w:hAnsi="맑은 고딕"/>
+                <w:b/>
+                <w:bCs/>
+                <w:color w:val="222222"/>
+                <w:sz w:val="19"/>
+                <w:szCs w:val="19"/>
+              </w:rPr>
+              <w:t xml:space="preserve">단계</w:t>
+            </w:r>
+          </w:p>
+        </w:tc>
+        <w:tc>
+          <w:tcPr>
+            <w:tcW w:type="dxa" w:w="1879"/>
+            <w:tcBorders>
+              <w:top w:val="single" w:color="BFBFBF" w:sz="4"/>
+              <w:left w:val="single" w:color="BFBFBF" w:sz="4"/>
+              <w:bottom w:val="single" w:color="BFBFBF" w:sz="4"/>
+              <w:right w:val="single" w:color="BFBFBF" w:sz="4"/>
+            </w:tcBorders>
+            <w:shd w:fill="DCE6F7" w:color="auto" w:val="clear"/>
+            <w:tcMar>
+              <w:top w:type="dxa" w:w="60"/>
+              <w:left w:type="dxa" w:w="100"/>
+              <w:bottom w:type="dxa" w:w="60"/>
+              <w:right w:type="dxa" w:w="100"/>
+            </w:tcMar>
+          </w:tcPr>
+          <w:p>
+            <w:pPr>
+              <w:spacing w:after="0" w:line="264"/>
+            </w:pPr>
+            <w:r>
+              <w:rPr>
+                <w:rFonts w:ascii="맑은 고딕" w:cs="맑은 고딕" w:eastAsia="맑은 고딕" w:hAnsi="맑은 고딕"/>
+                <w:b/>
+                <w:bCs/>
+                <w:color w:val="222222"/>
+                <w:sz w:val="19"/>
+                <w:szCs w:val="19"/>
+              </w:rPr>
+              <w:t xml:space="preserve">응답한 쪽</w:t>
+            </w:r>
+          </w:p>
+        </w:tc>
+        <w:tc>
+          <w:tcPr>
+            <w:tcW w:type="dxa" w:w="1879"/>
+            <w:tcBorders>
+              <w:top w:val="single" w:color="BFBFBF" w:sz="4"/>
+              <w:left w:val="single" w:color="BFBFBF" w:sz="4"/>
+              <w:bottom w:val="single" w:color="BFBFBF" w:sz="4"/>
+              <w:right w:val="single" w:color="BFBFBF" w:sz="4"/>
+            </w:tcBorders>
+            <w:shd w:fill="DCE6F7" w:color="auto" w:val="clear"/>
+            <w:tcMar>
+              <w:top w:type="dxa" w:w="60"/>
+              <w:left w:type="dxa" w:w="100"/>
+              <w:bottom w:type="dxa" w:w="60"/>
+              <w:right w:type="dxa" w:w="100"/>
+            </w:tcMar>
+          </w:tcPr>
+          <w:p>
+            <w:pPr>
+              <w:spacing w:after="0" w:line="264"/>
+            </w:pPr>
+            <w:r>
+              <w:rPr>
+                <w:rFonts w:ascii="맑은 고딕" w:cs="맑은 고딕" w:eastAsia="맑은 고딕" w:hAnsi="맑은 고딕"/>
+                <w:b/>
+                <w:bCs/>
+                <w:color w:val="222222"/>
+                <w:sz w:val="19"/>
+                <w:szCs w:val="19"/>
+              </w:rPr>
+              <w:t xml:space="preserve">대화 메시지</w:t>
+            </w:r>
+          </w:p>
+        </w:tc>
+        <w:tc>
+          <w:tcPr>
+            <w:tcW w:type="dxa" w:w="1882"/>
+            <w:tcBorders>
+              <w:top w:val="single" w:color="BFBFBF" w:sz="4"/>
+              <w:left w:val="single" w:color="BFBFBF" w:sz="4"/>
+              <w:bottom w:val="single" w:color="BFBFBF" w:sz="4"/>
+              <w:right w:val="single" w:color="BFBFBF" w:sz="4"/>
+            </w:tcBorders>
+            <w:shd w:fill="DCE6F7" w:color="auto" w:val="clear"/>
+            <w:tcMar>
+              <w:top w:type="dxa" w:w="60"/>
+              <w:left w:type="dxa" w:w="100"/>
+              <w:bottom w:type="dxa" w:w="60"/>
+              <w:right w:type="dxa" w:w="100"/>
+            </w:tcMar>
+          </w:tcPr>
+          <w:p>
+            <w:pPr>
+              <w:spacing w:after="0" w:line="264"/>
+            </w:pPr>
+            <w:r>
+              <w:rPr>
+                <w:rFonts w:ascii="맑은 고딕" w:cs="맑은 고딕" w:eastAsia="맑은 고딕" w:hAnsi="맑은 고딕"/>
+                <w:b/>
+                <w:bCs/>
+                <w:color w:val="222222"/>
+                <w:sz w:val="19"/>
+                <w:szCs w:val="19"/>
+              </w:rPr>
+              <w:t xml:space="preserve">약속</w:t>
+            </w:r>
+          </w:p>
+        </w:tc>
+      </w:tr>
+      <w:tr>
+        <w:trPr>
+          <w:cantSplit/>
+        </w:trPr>
+        <w:tc>
+          <w:tcPr>
+            <w:tcW w:type="dxa" w:w="3720"/>
+            <w:tcBorders>
+              <w:top w:val="single" w:color="BFBFBF" w:sz="4"/>
+              <w:left w:val="single" w:color="BFBFBF" w:sz="4"/>
+              <w:bottom w:val="single" w:color="BFBFBF" w:sz="4"/>
+              <w:right w:val="single" w:color="BFBFBF" w:sz="4"/>
+            </w:tcBorders>
+            <w:tcMar>
+              <w:top w:type="dxa" w:w="60"/>
+              <w:left w:type="dxa" w:w="100"/>
+              <w:bottom w:type="dxa" w:w="60"/>
+              <w:right w:type="dxa" w:w="100"/>
+            </w:tcMar>
+          </w:tcPr>
+          <w:p>
+            <w:pPr>
+              <w:spacing w:after="0" w:line="264"/>
+            </w:pPr>
+            <w:r>
+              <w:rPr>
+                <w:rFonts w:ascii="맑은 고딕" w:cs="맑은 고딕" w:eastAsia="맑은 고딕" w:hAnsi="맑은 고딕"/>
+                <w:b w:val="false"/>
+                <w:bCs w:val="false"/>
+                <w:color w:val="222222"/>
+                <w:sz w:val="19"/>
+                <w:szCs w:val="19"/>
+              </w:rPr>
+              <w:t xml:space="preserve">0 시작 상태</w:t>
+            </w:r>
+          </w:p>
+        </w:tc>
+        <w:tc>
+          <w:tcPr>
+            <w:tcW w:type="dxa" w:w="1879"/>
+            <w:tcBorders>
+              <w:top w:val="single" w:color="BFBFBF" w:sz="4"/>
+              <w:left w:val="single" w:color="BFBFBF" w:sz="4"/>
+              <w:bottom w:val="single" w:color="BFBFBF" w:sz="4"/>
+              <w:right w:val="single" w:color="BFBFBF" w:sz="4"/>
+            </w:tcBorders>
+            <w:tcMar>
+              <w:top w:type="dxa" w:w="60"/>
+              <w:left w:type="dxa" w:w="100"/>
+              <w:bottom w:type="dxa" w:w="60"/>
+              <w:right w:type="dxa" w:w="100"/>
+            </w:tcMar>
+          </w:tcPr>
+          <w:p>
+            <w:pPr>
+              <w:spacing w:after="0" w:line="264"/>
+            </w:pPr>
+            <w:r>
+              <w:rPr>
+                <w:rFonts w:ascii="맑은 고딕" w:cs="맑은 고딕" w:eastAsia="맑은 고딕" w:hAnsi="맑은 고딕"/>
+                <w:b w:val="false"/>
+                <w:bCs w:val="false"/>
+                <w:color w:val="222222"/>
+                <w:sz w:val="19"/>
+                <w:szCs w:val="19"/>
+              </w:rPr>
+              <w:t xml:space="preserve">blue</w:t>
+            </w:r>
+          </w:p>
+        </w:tc>
+        <w:tc>
+          <w:tcPr>
+            <w:tcW w:type="dxa" w:w="1879"/>
+            <w:tcBorders>
+              <w:top w:val="single" w:color="BFBFBF" w:sz="4"/>
+              <w:left w:val="single" w:color="BFBFBF" w:sz="4"/>
+              <w:bottom w:val="single" w:color="BFBFBF" w:sz="4"/>
+              <w:right w:val="single" w:color="BFBFBF" w:sz="4"/>
+            </w:tcBorders>
+            <w:tcMar>
+              <w:top w:type="dxa" w:w="60"/>
+              <w:left w:type="dxa" w:w="100"/>
+              <w:bottom w:type="dxa" w:w="60"/>
+              <w:right w:type="dxa" w:w="100"/>
+            </w:tcMar>
+          </w:tcPr>
+          <w:p>
+            <w:pPr>
+              <w:spacing w:after="0" w:line="264"/>
+            </w:pPr>
+            <w:r>
+              <w:rPr>
+                <w:rFonts w:ascii="맑은 고딕" w:cs="맑은 고딕" w:eastAsia="맑은 고딕" w:hAnsi="맑은 고딕"/>
+                <w:b w:val="false"/>
+                <w:bCs w:val="false"/>
+                <w:color w:val="222222"/>
+                <w:sz w:val="19"/>
+                <w:szCs w:val="19"/>
+              </w:rPr>
+              <w:t xml:space="preserve">0</w:t>
+            </w:r>
+          </w:p>
+        </w:tc>
+        <w:tc>
+          <w:tcPr>
+            <w:tcW w:type="dxa" w:w="1882"/>
+            <w:tcBorders>
+              <w:top w:val="single" w:color="BFBFBF" w:sz="4"/>
+              <w:left w:val="single" w:color="BFBFBF" w:sz="4"/>
+              <w:bottom w:val="single" w:color="BFBFBF" w:sz="4"/>
+              <w:right w:val="single" w:color="BFBFBF" w:sz="4"/>
+            </w:tcBorders>
+            <w:tcMar>
+              <w:top w:type="dxa" w:w="60"/>
+              <w:left w:type="dxa" w:w="100"/>
+              <w:bottom w:type="dxa" w:w="60"/>
+              <w:right w:type="dxa" w:w="100"/>
+            </w:tcMar>
+          </w:tcPr>
+          <w:p>
+            <w:pPr>
+              <w:spacing w:after="0" w:line="264"/>
+            </w:pPr>
+            <w:r>
+              <w:rPr>
+                <w:rFonts w:ascii="맑은 고딕" w:cs="맑은 고딕" w:eastAsia="맑은 고딕" w:hAnsi="맑은 고딕"/>
+                <w:b w:val="false"/>
+                <w:bCs w:val="false"/>
+                <w:color w:val="222222"/>
+                <w:sz w:val="19"/>
+                <w:szCs w:val="19"/>
+              </w:rPr>
+              <w:t xml:space="preserve">0</w:t>
+            </w:r>
+          </w:p>
+        </w:tc>
+      </w:tr>
+      <w:tr>
+        <w:trPr>
+          <w:cantSplit/>
+        </w:trPr>
+        <w:tc>
+          <w:tcPr>
+            <w:tcW w:type="dxa" w:w="3720"/>
+            <w:tcBorders>
+              <w:top w:val="single" w:color="BFBFBF" w:sz="4"/>
+              <w:left w:val="single" w:color="BFBFBF" w:sz="4"/>
+              <w:bottom w:val="single" w:color="BFBFBF" w:sz="4"/>
+              <w:right w:val="single" w:color="BFBFBF" w:sz="4"/>
+            </w:tcBorders>
+            <w:shd w:fill="F2F5FA" w:color="auto" w:val="clear"/>
+            <w:tcMar>
+              <w:top w:type="dxa" w:w="60"/>
+              <w:left w:type="dxa" w:w="100"/>
+              <w:bottom w:type="dxa" w:w="60"/>
+              <w:right w:type="dxa" w:w="100"/>
+            </w:tcMar>
+          </w:tcPr>
+          <w:p>
+            <w:pPr>
+              <w:spacing w:after="0" w:line="264"/>
+            </w:pPr>
+            <w:r>
+              <w:rPr>
+                <w:rFonts w:ascii="맑은 고딕" w:cs="맑은 고딕" w:eastAsia="맑은 고딕" w:hAnsi="맑은 고딕"/>
+                <w:b w:val="false"/>
+                <w:bCs w:val="false"/>
+                <w:color w:val="222222"/>
+                <w:sz w:val="19"/>
+                <w:szCs w:val="19"/>
+              </w:rPr>
+              <w:t xml:space="preserve">1 blue에서 "내일 아침 8시에 물 마시라고 알려 줘"</w:t>
+            </w:r>
+          </w:p>
+        </w:tc>
+        <w:tc>
+          <w:tcPr>
+            <w:tcW w:type="dxa" w:w="1879"/>
+            <w:tcBorders>
+              <w:top w:val="single" w:color="BFBFBF" w:sz="4"/>
+              <w:left w:val="single" w:color="BFBFBF" w:sz="4"/>
+              <w:bottom w:val="single" w:color="BFBFBF" w:sz="4"/>
+              <w:right w:val="single" w:color="BFBFBF" w:sz="4"/>
+            </w:tcBorders>
+            <w:shd w:fill="F2F5FA" w:color="auto" w:val="clear"/>
+            <w:tcMar>
+              <w:top w:type="dxa" w:w="60"/>
+              <w:left w:type="dxa" w:w="100"/>
+              <w:bottom w:type="dxa" w:w="60"/>
+              <w:right w:type="dxa" w:w="100"/>
+            </w:tcMar>
+          </w:tcPr>
+          <w:p>
+            <w:pPr>
+              <w:spacing w:after="0" w:line="264"/>
+            </w:pPr>
+            <w:r>
+              <w:rPr>
+                <w:rFonts w:ascii="맑은 고딕" w:cs="맑은 고딕" w:eastAsia="맑은 고딕" w:hAnsi="맑은 고딕"/>
+                <w:b w:val="false"/>
+                <w:bCs w:val="false"/>
+                <w:color w:val="222222"/>
+                <w:sz w:val="19"/>
+                <w:szCs w:val="19"/>
+              </w:rPr>
+              <w:t xml:space="preserve">blue</w:t>
+            </w:r>
+          </w:p>
+        </w:tc>
+        <w:tc>
+          <w:tcPr>
+            <w:tcW w:type="dxa" w:w="1879"/>
+            <w:tcBorders>
+              <w:top w:val="single" w:color="BFBFBF" w:sz="4"/>
+              <w:left w:val="single" w:color="BFBFBF" w:sz="4"/>
+              <w:bottom w:val="single" w:color="BFBFBF" w:sz="4"/>
+              <w:right w:val="single" w:color="BFBFBF" w:sz="4"/>
+            </w:tcBorders>
+            <w:shd w:fill="F2F5FA" w:color="auto" w:val="clear"/>
+            <w:tcMar>
+              <w:top w:type="dxa" w:w="60"/>
+              <w:left w:type="dxa" w:w="100"/>
+              <w:bottom w:type="dxa" w:w="60"/>
+              <w:right w:type="dxa" w:w="100"/>
+            </w:tcMar>
+          </w:tcPr>
+          <w:p>
+            <w:pPr>
+              <w:spacing w:after="0" w:line="264"/>
+            </w:pPr>
+            <w:r>
+              <w:rPr>
+                <w:rFonts w:ascii="맑은 고딕" w:cs="맑은 고딕" w:eastAsia="맑은 고딕" w:hAnsi="맑은 고딕"/>
+                <w:b/>
+                <w:bCs/>
+                <w:color w:val="222222"/>
+                <w:sz w:val="19"/>
+                <w:szCs w:val="19"/>
+              </w:rPr>
+              <w:t xml:space="preserve">2</w:t>
+            </w:r>
+          </w:p>
+        </w:tc>
+        <w:tc>
+          <w:tcPr>
+            <w:tcW w:type="dxa" w:w="1882"/>
+            <w:tcBorders>
+              <w:top w:val="single" w:color="BFBFBF" w:sz="4"/>
+              <w:left w:val="single" w:color="BFBFBF" w:sz="4"/>
+              <w:bottom w:val="single" w:color="BFBFBF" w:sz="4"/>
+              <w:right w:val="single" w:color="BFBFBF" w:sz="4"/>
+            </w:tcBorders>
+            <w:shd w:fill="F2F5FA" w:color="auto" w:val="clear"/>
+            <w:tcMar>
+              <w:top w:type="dxa" w:w="60"/>
+              <w:left w:type="dxa" w:w="100"/>
+              <w:bottom w:type="dxa" w:w="60"/>
+              <w:right w:type="dxa" w:w="100"/>
+            </w:tcMar>
+          </w:tcPr>
+          <w:p>
+            <w:pPr>
+              <w:spacing w:after="0" w:line="264"/>
+            </w:pPr>
+            <w:r>
+              <w:rPr>
+                <w:rFonts w:ascii="맑은 고딕" w:cs="맑은 고딕" w:eastAsia="맑은 고딕" w:hAnsi="맑은 고딕"/>
+                <w:b/>
+                <w:bCs/>
+                <w:color w:val="222222"/>
+                <w:sz w:val="19"/>
+                <w:szCs w:val="19"/>
+              </w:rPr>
+              <w:t xml:space="preserve">1</w:t>
+            </w:r>
+          </w:p>
+        </w:tc>
+      </w:tr>
+      <w:tr>
+        <w:trPr>
+          <w:cantSplit/>
+        </w:trPr>
+        <w:tc>
+          <w:tcPr>
+            <w:tcW w:type="dxa" w:w="3720"/>
+            <w:tcBorders>
+              <w:top w:val="single" w:color="BFBFBF" w:sz="4"/>
+              <w:left w:val="single" w:color="BFBFBF" w:sz="4"/>
+              <w:bottom w:val="single" w:color="BFBFBF" w:sz="4"/>
+              <w:right w:val="single" w:color="BFBFBF" w:sz="4"/>
+            </w:tcBorders>
+            <w:tcMar>
+              <w:top w:type="dxa" w:w="60"/>
+              <w:left w:type="dxa" w:w="100"/>
+              <w:bottom w:type="dxa" w:w="60"/>
+              <w:right w:type="dxa" w:w="100"/>
+            </w:tcMar>
+          </w:tcPr>
+          <w:p>
+            <w:pPr>
+              <w:spacing w:after="0" w:line="264"/>
+            </w:pPr>
+            <w:r>
+              <w:rPr>
+                <w:rFonts w:ascii="맑은 고딕" w:cs="맑은 고딕" w:eastAsia="맑은 고딕" w:hAnsi="맑은 고딕"/>
+                <w:b w:val="false"/>
+                <w:bCs w:val="false"/>
+                <w:color w:val="222222"/>
+                <w:sz w:val="19"/>
+                <w:szCs w:val="19"/>
+              </w:rPr>
+              <w:t xml:space="preserve">2 green으로 전환</w:t>
+            </w:r>
+          </w:p>
+        </w:tc>
+        <w:tc>
+          <w:tcPr>
+            <w:tcW w:type="dxa" w:w="1879"/>
+            <w:tcBorders>
+              <w:top w:val="single" w:color="BFBFBF" w:sz="4"/>
+              <w:left w:val="single" w:color="BFBFBF" w:sz="4"/>
+              <w:bottom w:val="single" w:color="BFBFBF" w:sz="4"/>
+              <w:right w:val="single" w:color="BFBFBF" w:sz="4"/>
+            </w:tcBorders>
+            <w:tcMar>
+              <w:top w:type="dxa" w:w="60"/>
+              <w:left w:type="dxa" w:w="100"/>
+              <w:bottom w:type="dxa" w:w="60"/>
+              <w:right w:type="dxa" w:w="100"/>
+            </w:tcMar>
+          </w:tcPr>
+          <w:p>
+            <w:pPr>
+              <w:spacing w:after="0" w:line="264"/>
+            </w:pPr>
+            <w:r>
+              <w:rPr>
+                <w:rFonts w:ascii="맑은 고딕" w:cs="맑은 고딕" w:eastAsia="맑은 고딕" w:hAnsi="맑은 고딕"/>
+                <w:b w:val="false"/>
+                <w:bCs w:val="false"/>
+                <w:color w:val="222222"/>
+                <w:sz w:val="19"/>
+                <w:szCs w:val="19"/>
+              </w:rPr>
+              <w:t xml:space="preserve">green</w:t>
+            </w:r>
+          </w:p>
+        </w:tc>
+        <w:tc>
+          <w:tcPr>
+            <w:tcW w:type="dxa" w:w="1879"/>
+            <w:tcBorders>
+              <w:top w:val="single" w:color="BFBFBF" w:sz="4"/>
+              <w:left w:val="single" w:color="BFBFBF" w:sz="4"/>
+              <w:bottom w:val="single" w:color="BFBFBF" w:sz="4"/>
+              <w:right w:val="single" w:color="BFBFBF" w:sz="4"/>
+            </w:tcBorders>
+            <w:tcMar>
+              <w:top w:type="dxa" w:w="60"/>
+              <w:left w:type="dxa" w:w="100"/>
+              <w:bottom w:type="dxa" w:w="60"/>
+              <w:right w:type="dxa" w:w="100"/>
+            </w:tcMar>
+          </w:tcPr>
+          <w:p>
+            <w:pPr>
+              <w:spacing w:after="0" w:line="264"/>
+            </w:pPr>
+            <w:r>
+              <w:rPr>
+                <w:rFonts w:ascii="맑은 고딕" w:cs="맑은 고딕" w:eastAsia="맑은 고딕" w:hAnsi="맑은 고딕"/>
+                <w:b/>
+                <w:bCs/>
+                <w:color w:val="222222"/>
+                <w:sz w:val="19"/>
+                <w:szCs w:val="19"/>
+              </w:rPr>
+              <w:t xml:space="preserve">0</w:t>
+            </w:r>
+          </w:p>
+        </w:tc>
+        <w:tc>
+          <w:tcPr>
+            <w:tcW w:type="dxa" w:w="1882"/>
+            <w:tcBorders>
+              <w:top w:val="single" w:color="BFBFBF" w:sz="4"/>
+              <w:left w:val="single" w:color="BFBFBF" w:sz="4"/>
+              <w:bottom w:val="single" w:color="BFBFBF" w:sz="4"/>
+              <w:right w:val="single" w:color="BFBFBF" w:sz="4"/>
+            </w:tcBorders>
+            <w:tcMar>
+              <w:top w:type="dxa" w:w="60"/>
+              <w:left w:type="dxa" w:w="100"/>
+              <w:bottom w:type="dxa" w:w="60"/>
+              <w:right w:type="dxa" w:w="100"/>
+            </w:tcMar>
+          </w:tcPr>
+          <w:p>
+            <w:pPr>
+              <w:spacing w:after="0" w:line="264"/>
+            </w:pPr>
+            <w:r>
+              <w:rPr>
+                <w:rFonts w:ascii="맑은 고딕" w:cs="맑은 고딕" w:eastAsia="맑은 고딕" w:hAnsi="맑은 고딕"/>
+                <w:b/>
+                <w:bCs/>
+                <w:color w:val="222222"/>
+                <w:sz w:val="19"/>
+                <w:szCs w:val="19"/>
+              </w:rPr>
+              <w:t xml:space="preserve">0</w:t>
+            </w:r>
+          </w:p>
+        </w:tc>
+      </w:tr>
+      <w:tr>
+        <w:trPr>
+          <w:cantSplit/>
+        </w:trPr>
+        <w:tc>
+          <w:tcPr>
+            <w:tcW w:type="dxa" w:w="3720"/>
+            <w:tcBorders>
+              <w:top w:val="single" w:color="BFBFBF" w:sz="4"/>
+              <w:left w:val="single" w:color="BFBFBF" w:sz="4"/>
+              <w:bottom w:val="single" w:color="BFBFBF" w:sz="4"/>
+              <w:right w:val="single" w:color="BFBFBF" w:sz="4"/>
+            </w:tcBorders>
+            <w:shd w:fill="F2F5FA" w:color="auto" w:val="clear"/>
+            <w:tcMar>
+              <w:top w:type="dxa" w:w="60"/>
+              <w:left w:type="dxa" w:w="100"/>
+              <w:bottom w:type="dxa" w:w="60"/>
+              <w:right w:type="dxa" w:w="100"/>
+            </w:tcMar>
+          </w:tcPr>
+          <w:p>
+            <w:pPr>
+              <w:spacing w:after="0" w:line="264"/>
+            </w:pPr>
+            <w:r>
+              <w:rPr>
+                <w:rFonts w:ascii="맑은 고딕" w:cs="맑은 고딕" w:eastAsia="맑은 고딕" w:hAnsi="맑은 고딕"/>
+                <w:b w:val="false"/>
+                <w:bCs w:val="false"/>
+                <w:color w:val="222222"/>
+                <w:sz w:val="19"/>
+                <w:szCs w:val="19"/>
+              </w:rPr>
+              <w:t xml:space="preserve">3 blue로 롤백</w:t>
+            </w:r>
+          </w:p>
+        </w:tc>
+        <w:tc>
+          <w:tcPr>
+            <w:tcW w:type="dxa" w:w="1879"/>
+            <w:tcBorders>
+              <w:top w:val="single" w:color="BFBFBF" w:sz="4"/>
+              <w:left w:val="single" w:color="BFBFBF" w:sz="4"/>
+              <w:bottom w:val="single" w:color="BFBFBF" w:sz="4"/>
+              <w:right w:val="single" w:color="BFBFBF" w:sz="4"/>
+            </w:tcBorders>
+            <w:shd w:fill="F2F5FA" w:color="auto" w:val="clear"/>
+            <w:tcMar>
+              <w:top w:type="dxa" w:w="60"/>
+              <w:left w:type="dxa" w:w="100"/>
+              <w:bottom w:type="dxa" w:w="60"/>
+              <w:right w:type="dxa" w:w="100"/>
+            </w:tcMar>
+          </w:tcPr>
+          <w:p>
+            <w:pPr>
+              <w:spacing w:after="0" w:line="264"/>
+            </w:pPr>
+            <w:r>
+              <w:rPr>
+                <w:rFonts w:ascii="맑은 고딕" w:cs="맑은 고딕" w:eastAsia="맑은 고딕" w:hAnsi="맑은 고딕"/>
+                <w:b w:val="false"/>
+                <w:bCs w:val="false"/>
+                <w:color w:val="222222"/>
+                <w:sz w:val="19"/>
+                <w:szCs w:val="19"/>
+              </w:rPr>
+              <w:t xml:space="preserve">blue</w:t>
+            </w:r>
+          </w:p>
+        </w:tc>
+        <w:tc>
+          <w:tcPr>
+            <w:tcW w:type="dxa" w:w="1879"/>
+            <w:tcBorders>
+              <w:top w:val="single" w:color="BFBFBF" w:sz="4"/>
+              <w:left w:val="single" w:color="BFBFBF" w:sz="4"/>
+              <w:bottom w:val="single" w:color="BFBFBF" w:sz="4"/>
+              <w:right w:val="single" w:color="BFBFBF" w:sz="4"/>
+            </w:tcBorders>
+            <w:shd w:fill="F2F5FA" w:color="auto" w:val="clear"/>
+            <w:tcMar>
+              <w:top w:type="dxa" w:w="60"/>
+              <w:left w:type="dxa" w:w="100"/>
+              <w:bottom w:type="dxa" w:w="60"/>
+              <w:right w:type="dxa" w:w="100"/>
+            </w:tcMar>
+          </w:tcPr>
+          <w:p>
+            <w:pPr>
+              <w:spacing w:after="0" w:line="264"/>
+            </w:pPr>
+            <w:r>
+              <w:rPr>
+                <w:rFonts w:ascii="맑은 고딕" w:cs="맑은 고딕" w:eastAsia="맑은 고딕" w:hAnsi="맑은 고딕"/>
+                <w:b/>
+                <w:bCs/>
+                <w:color w:val="222222"/>
+                <w:sz w:val="19"/>
+                <w:szCs w:val="19"/>
+              </w:rPr>
+              <w:t xml:space="preserve">2</w:t>
+            </w:r>
+          </w:p>
+        </w:tc>
+        <w:tc>
+          <w:tcPr>
+            <w:tcW w:type="dxa" w:w="1882"/>
+            <w:tcBorders>
+              <w:top w:val="single" w:color="BFBFBF" w:sz="4"/>
+              <w:left w:val="single" w:color="BFBFBF" w:sz="4"/>
+              <w:bottom w:val="single" w:color="BFBFBF" w:sz="4"/>
+              <w:right w:val="single" w:color="BFBFBF" w:sz="4"/>
+            </w:tcBorders>
+            <w:shd w:fill="F2F5FA" w:color="auto" w:val="clear"/>
+            <w:tcMar>
+              <w:top w:type="dxa" w:w="60"/>
+              <w:left w:type="dxa" w:w="100"/>
+              <w:bottom w:type="dxa" w:w="60"/>
+              <w:right w:type="dxa" w:w="100"/>
+            </w:tcMar>
+          </w:tcPr>
+          <w:p>
+            <w:pPr>
+              <w:spacing w:after="0" w:line="264"/>
+            </w:pPr>
+            <w:r>
+              <w:rPr>
+                <w:rFonts w:ascii="맑은 고딕" w:cs="맑은 고딕" w:eastAsia="맑은 고딕" w:hAnsi="맑은 고딕"/>
+                <w:b/>
+                <w:bCs/>
+                <w:color w:val="222222"/>
+                <w:sz w:val="19"/>
+                <w:szCs w:val="19"/>
+              </w:rPr>
+              <w:t xml:space="preserve">1</w:t>
+            </w:r>
+            <w:r>
+              <w:rPr>
+                <w:rFonts w:ascii="맑은 고딕" w:cs="맑은 고딕" w:eastAsia="맑은 고딕" w:hAnsi="맑은 고딕"/>
+                <w:b w:val="false"/>
+                <w:bCs w:val="false"/>
+                <w:color w:val="222222"/>
+                <w:sz w:val="19"/>
+                <w:szCs w:val="19"/>
+              </w:rPr>
+              <w:t xml:space="preserve"> (다시 나타남)</w:t>
+            </w:r>
+          </w:p>
+        </w:tc>
+      </w:tr>
+      <w:tr>
+        <w:trPr>
+          <w:cantSplit/>
+        </w:trPr>
+        <w:tc>
+          <w:tcPr>
+            <w:tcW w:type="dxa" w:w="3720"/>
+            <w:tcBorders>
+              <w:top w:val="single" w:color="BFBFBF" w:sz="4"/>
+              <w:left w:val="single" w:color="BFBFBF" w:sz="4"/>
+              <w:bottom w:val="single" w:color="BFBFBF" w:sz="4"/>
+              <w:right w:val="single" w:color="BFBFBF" w:sz="4"/>
+            </w:tcBorders>
+            <w:tcMar>
+              <w:top w:type="dxa" w:w="60"/>
+              <w:left w:type="dxa" w:w="100"/>
+              <w:bottom w:type="dxa" w:w="60"/>
+              <w:right w:type="dxa" w:w="100"/>
+            </w:tcMar>
+          </w:tcPr>
+          <w:p>
+            <w:pPr>
+              <w:spacing w:after="0" w:line="264"/>
+            </w:pPr>
+            <w:r>
+              <w:rPr>
+                <w:rFonts w:ascii="맑은 고딕" w:cs="맑은 고딕" w:eastAsia="맑은 고딕" w:hAnsi="맑은 고딕"/>
+                <w:b w:val="false"/>
+                <w:bCs w:val="false"/>
+                <w:color w:val="222222"/>
+                <w:sz w:val="19"/>
+                <w:szCs w:val="19"/>
+              </w:rPr>
+              <w:t xml:space="preserve">4 </w:t>
+            </w:r>
+            <w:r>
+              <w:rPr>
+                <w:rFonts w:ascii="Consolas" w:cs="Consolas" w:eastAsia="Consolas" w:hAnsi="Consolas"/>
+                <w:b w:val="false"/>
+                <w:bCs w:val="false"/>
+                <w:color w:val="B02A4A"/>
+                <w:sz w:val="19"/>
+                <w:szCs w:val="19"/>
+              </w:rPr>
+              <w:t xml:space="preserve">docker restart blue</w:t>
+            </w:r>
+            <w:r>
+              <w:rPr>
+                <w:rFonts w:ascii="맑은 고딕" w:cs="맑은 고딕" w:eastAsia="맑은 고딕" w:hAnsi="맑은 고딕"/>
+                <w:b w:val="false"/>
+                <w:bCs w:val="false"/>
+                <w:color w:val="222222"/>
+                <w:sz w:val="19"/>
+                <w:szCs w:val="19"/>
+              </w:rPr>
+              <w:t xml:space="preserve"> + reload</w:t>
+            </w:r>
+          </w:p>
+        </w:tc>
+        <w:tc>
+          <w:tcPr>
+            <w:tcW w:type="dxa" w:w="1879"/>
+            <w:tcBorders>
+              <w:top w:val="single" w:color="BFBFBF" w:sz="4"/>
+              <w:left w:val="single" w:color="BFBFBF" w:sz="4"/>
+              <w:bottom w:val="single" w:color="BFBFBF" w:sz="4"/>
+              <w:right w:val="single" w:color="BFBFBF" w:sz="4"/>
+            </w:tcBorders>
+            <w:tcMar>
+              <w:top w:type="dxa" w:w="60"/>
+              <w:left w:type="dxa" w:w="100"/>
+              <w:bottom w:type="dxa" w:w="60"/>
+              <w:right w:type="dxa" w:w="100"/>
+            </w:tcMar>
+          </w:tcPr>
+          <w:p>
+            <w:pPr>
+              <w:spacing w:after="0" w:line="264"/>
+            </w:pPr>
+            <w:r>
+              <w:rPr>
+                <w:rFonts w:ascii="맑은 고딕" w:cs="맑은 고딕" w:eastAsia="맑은 고딕" w:hAnsi="맑은 고딕"/>
+                <w:b w:val="false"/>
+                <w:bCs w:val="false"/>
+                <w:color w:val="222222"/>
+                <w:sz w:val="19"/>
+                <w:szCs w:val="19"/>
+              </w:rPr>
+              <w:t xml:space="preserve">blue</w:t>
+            </w:r>
+          </w:p>
+        </w:tc>
+        <w:tc>
+          <w:tcPr>
+            <w:tcW w:type="dxa" w:w="1879"/>
+            <w:tcBorders>
+              <w:top w:val="single" w:color="BFBFBF" w:sz="4"/>
+              <w:left w:val="single" w:color="BFBFBF" w:sz="4"/>
+              <w:bottom w:val="single" w:color="BFBFBF" w:sz="4"/>
+              <w:right w:val="single" w:color="BFBFBF" w:sz="4"/>
+            </w:tcBorders>
+            <w:tcMar>
+              <w:top w:type="dxa" w:w="60"/>
+              <w:left w:type="dxa" w:w="100"/>
+              <w:bottom w:type="dxa" w:w="60"/>
+              <w:right w:type="dxa" w:w="100"/>
+            </w:tcMar>
+          </w:tcPr>
+          <w:p>
+            <w:pPr>
+              <w:spacing w:after="0" w:line="264"/>
+            </w:pPr>
+            <w:r>
+              <w:rPr>
+                <w:rFonts w:ascii="맑은 고딕" w:cs="맑은 고딕" w:eastAsia="맑은 고딕" w:hAnsi="맑은 고딕"/>
+                <w:b/>
+                <w:bCs/>
+                <w:color w:val="222222"/>
+                <w:sz w:val="19"/>
+                <w:szCs w:val="19"/>
+              </w:rPr>
+              <w:t xml:space="preserve">0</w:t>
+            </w:r>
+          </w:p>
+        </w:tc>
+        <w:tc>
+          <w:tcPr>
+            <w:tcW w:type="dxa" w:w="1882"/>
+            <w:tcBorders>
+              <w:top w:val="single" w:color="BFBFBF" w:sz="4"/>
+              <w:left w:val="single" w:color="BFBFBF" w:sz="4"/>
+              <w:bottom w:val="single" w:color="BFBFBF" w:sz="4"/>
+              <w:right w:val="single" w:color="BFBFBF" w:sz="4"/>
+            </w:tcBorders>
+            <w:tcMar>
+              <w:top w:type="dxa" w:w="60"/>
+              <w:left w:type="dxa" w:w="100"/>
+              <w:bottom w:type="dxa" w:w="60"/>
+              <w:right w:type="dxa" w:w="100"/>
+            </w:tcMar>
+          </w:tcPr>
+          <w:p>
+            <w:pPr>
+              <w:spacing w:after="0" w:line="264"/>
+            </w:pPr>
+            <w:r>
+              <w:rPr>
+                <w:rFonts w:ascii="맑은 고딕" w:cs="맑은 고딕" w:eastAsia="맑은 고딕" w:hAnsi="맑은 고딕"/>
+                <w:b/>
+                <w:bCs/>
+                <w:color w:val="222222"/>
+                <w:sz w:val="19"/>
+                <w:szCs w:val="19"/>
+              </w:rPr>
+              <w:t xml:space="preserve">0</w:t>
+            </w:r>
+            <w:r>
+              <w:rPr>
+                <w:rFonts w:ascii="맑은 고딕" w:cs="맑은 고딕" w:eastAsia="맑은 고딕" w:hAnsi="맑은 고딕"/>
+                <w:b w:val="false"/>
+                <w:bCs w:val="false"/>
+                <w:color w:val="222222"/>
+                <w:sz w:val="19"/>
+                <w:szCs w:val="19"/>
+              </w:rPr>
+              <w:t xml:space="preserve"> (완전히 사라짐)</w:t>
+            </w:r>
+          </w:p>
+        </w:tc>
+      </w:tr>
+    </w:tbl>
+    <w:p>
+      <w:pPr>
+        <w:spacing w:after="80" w:line="288"/>
+      </w:pPr>
+      <w:r>
+        <w:rPr>
+          <w:rFonts w:ascii="맑은 고딕" w:cs="맑은 고딕" w:eastAsia="맑은 고딕" w:hAnsi="맑은 고딕"/>
+          <w:b w:val="false"/>
+          <w:bCs w:val="false"/>
+          <w:color w:val="222222"/>
+          <w:sz w:val="21"/>
+          <w:szCs w:val="21"/>
+        </w:rPr>
+        <w:t xml:space="preserve"/>
+      </w:r>
+    </w:p>
+    <w:p>
+      <w:pPr>
+        <w:spacing w:after="120" w:line="288"/>
+      </w:pPr>
+      <w:r>
+        <w:rPr>
+          <w:rFonts w:ascii="맑은 고딕" w:cs="맑은 고딕" w:eastAsia="맑은 고딕" w:hAnsi="맑은 고딕"/>
+          <w:b w:val="false"/>
+          <w:bCs w:val="false"/>
+          <w:color w:val="222222"/>
+          <w:sz w:val="21"/>
+          <w:szCs w:val="21"/>
+        </w:rPr>
+        <w:t xml:space="preserve">실험 ①에서 요청 실패 0건이던 바로 그 전환이 사용자에게는 "대화가 사라진 것"이었다. </w:t>
+      </w:r>
+      <w:r>
+        <w:rPr>
+          <w:rFonts w:ascii="맑은 고딕" w:cs="맑은 고딕" w:eastAsia="맑은 고딕" w:hAnsi="맑은 고딕"/>
+          <w:b/>
+          <w:bCs/>
+          <w:color w:val="222222"/>
+          <w:sz w:val="21"/>
+          <w:szCs w:val="21"/>
+        </w:rPr>
+        <w:t xml:space="preserve">"전환 성공 ≠ 무중단"</w:t>
+      </w:r>
+      <w:r>
+        <w:rPr>
+          <w:rFonts w:ascii="맑은 고딕" w:cs="맑은 고딕" w:eastAsia="맑은 고딕" w:hAnsi="맑은 고딕"/>
+          <w:b w:val="false"/>
+          <w:bCs w:val="false"/>
+          <w:color w:val="222222"/>
+          <w:sz w:val="21"/>
+          <w:szCs w:val="21"/>
+        </w:rPr>
+        <w:t xml:space="preserve">이 숫자로 확인됐다.</w:t>
       </w:r>
     </w:p>
     <w:p>
@@ -26414,7 +30367,7 @@
         <w:pStyle w:val="ListParagraph"/>
         <w:numPr>
           <w:ilvl w:val="0"/>
-          <w:numId w:val="5"/>
+          <w:numId w:val="6"/>
         </w:numPr>
         <w:spacing w:after="60" w:line="288"/>
       </w:pPr>
@@ -26523,7 +30476,7 @@
         <w:pStyle w:val="ListParagraph"/>
         <w:numPr>
           <w:ilvl w:val="0"/>
-          <w:numId w:val="5"/>
+          <w:numId w:val="6"/>
         </w:numPr>
         <w:spacing w:after="60" w:line="288"/>
       </w:pPr>
@@ -26566,7 +30519,7 @@
         <w:pStyle w:val="ListParagraph"/>
         <w:numPr>
           <w:ilvl w:val="0"/>
-          <w:numId w:val="5"/>
+          <w:numId w:val="6"/>
         </w:numPr>
         <w:spacing w:after="60" w:line="288"/>
       </w:pPr>
@@ -26620,7 +30573,7 @@
         <w:pStyle w:val="ListParagraph"/>
         <w:numPr>
           <w:ilvl w:val="0"/>
-          <w:numId w:val="5"/>
+          <w:numId w:val="6"/>
         </w:numPr>
         <w:spacing w:after="60" w:line="288"/>
       </w:pPr>
@@ -26652,7 +30605,7 @@
         <w:pStyle w:val="ListParagraph"/>
         <w:numPr>
           <w:ilvl w:val="0"/>
-          <w:numId w:val="5"/>
+          <w:numId w:val="6"/>
         </w:numPr>
         <w:spacing w:after="60" w:line="288"/>
       </w:pPr>
@@ -27033,6 +30986,497 @@
         </w:tc>
       </w:tr>
     </w:tbl>
+    <w:tbl>
+      <w:tblPr>
+        <w:tblW w:type="pct" w:w="100%"/>
+        <w:tblBorders>
+          <w:top w:val="single" w:color="3FB872" w:sz="4"/>
+          <w:left w:val="single" w:color="3FB872" w:sz="30"/>
+          <w:bottom w:val="single" w:color="3FB872" w:sz="4"/>
+          <w:right w:val="single" w:color="3FB872" w:sz="4"/>
+          <w:insideH w:val="none"/>
+          <w:insideV w:val="none"/>
+        </w:tblBorders>
+      </w:tblPr>
+      <w:tblGrid>
+        <w:gridCol w:w="9360"/>
+      </w:tblGrid>
+      <w:tr>
+        <w:trPr>
+          <w:cantSplit/>
+        </w:trPr>
+        <w:tc>
+          <w:tcPr>
+            <w:tcW w:type="dxa" w:w="9360"/>
+            <w:shd w:fill="EAFAF0" w:color="auto" w:val="clear"/>
+            <w:tcMar>
+              <w:top w:type="dxa" w:w="120"/>
+              <w:left w:type="dxa" w:w="160"/>
+              <w:bottom w:type="dxa" w:w="120"/>
+              <w:right w:type="dxa" w:w="160"/>
+            </w:tcMar>
+          </w:tcPr>
+          <w:p>
+            <w:pPr>
+              <w:spacing w:after="0" w:line="288"/>
+            </w:pPr>
+            <w:r>
+              <w:rPr>
+                <w:rFonts w:ascii="맑은 고딕" w:cs="맑은 고딕" w:eastAsia="맑은 고딕" w:hAnsi="맑은 고딕"/>
+                <w:b/>
+                <w:bCs/>
+                <w:color w:val="3FB872"/>
+                <w:sz w:val="21"/>
+                <w:szCs w:val="21"/>
+              </w:rPr>
+              <w:t xml:space="preserve">🧪 예제</w:t>
+            </w:r>
+          </w:p>
+          <w:p>
+            <w:pPr>
+              <w:spacing w:after="0" w:line="288"/>
+            </w:pPr>
+            <w:r>
+              <w:rPr>
+                <w:rFonts w:ascii="Consolas" w:cs="Consolas" w:eastAsia="Consolas" w:hAnsi="Consolas"/>
+                <w:b w:val="false"/>
+                <w:bCs w:val="false"/>
+                <w:color w:val="B02A4A"/>
+                <w:sz w:val="21"/>
+                <w:szCs w:val="21"/>
+              </w:rPr>
+              <w:t xml:space="preserve">[실습 결과]</w:t>
+            </w:r>
+            <w:r>
+              <w:rPr>
+                <w:rFonts w:ascii="맑은 고딕" w:cs="맑은 고딕" w:eastAsia="맑은 고딕" w:hAnsi="맑은 고딕"/>
+                <w:b w:val="false"/>
+                <w:bCs w:val="false"/>
+                <w:color w:val="222222"/>
+                <w:sz w:val="21"/>
+                <w:szCs w:val="21"/>
+              </w:rPr>
+              <w:t xml:space="preserve"> </w:t>
+            </w:r>
+            <w:r>
+              <w:rPr>
+                <w:rFonts w:ascii="맑은 고딕" w:cs="맑은 고딕" w:eastAsia="맑은 고딕" w:hAnsi="맑은 고딕"/>
+                <w:b/>
+                <w:bCs/>
+                <w:color w:val="222222"/>
+                <w:sz w:val="21"/>
+                <w:szCs w:val="21"/>
+              </w:rPr>
+              <w:t xml:space="preserve">프로젝트 만들기와 SQL 실행</w:t>
+            </w:r>
+            <w:r>
+              <w:rPr>
+                <w:rFonts w:ascii="맑은 고딕" w:cs="맑은 고딕" w:eastAsia="맑은 고딕" w:hAnsi="맑은 고딕"/>
+                <w:b w:val="false"/>
+                <w:bCs w:val="false"/>
+                <w:color w:val="222222"/>
+                <w:sz w:val="21"/>
+                <w:szCs w:val="21"/>
+              </w:rPr>
+              <w:t xml:space="preserve">(사용자가 대시보드에서 직접 진행, 원본: 진행기록 9~11절). 조직에는 이전 프로젝트 3개가 있었지만 모두 일시정지 상태라 활성 프로젝트 0개에서 새로 만들 수 있었다. 프로젝트는 </w:t>
+            </w:r>
+            <w:r>
+              <w:rPr>
+                <w:rFonts w:ascii="Consolas" w:cs="Consolas" w:eastAsia="Consolas" w:hAnsi="Consolas"/>
+                <w:b w:val="false"/>
+                <w:bCs w:val="false"/>
+                <w:color w:val="B02A4A"/>
+                <w:sz w:val="21"/>
+                <w:szCs w:val="21"/>
+              </w:rPr>
+              <w:t xml:space="preserve">friend-agent-staging</w:t>
+            </w:r>
+            <w:r>
+              <w:rPr>
+                <w:rFonts w:ascii="맑은 고딕" w:cs="맑은 고딕" w:eastAsia="맑은 고딕" w:hAnsi="맑은 고딕"/>
+                <w:b w:val="false"/>
+                <w:bCs w:val="false"/>
+                <w:color w:val="222222"/>
+                <w:sz w:val="21"/>
+                <w:szCs w:val="21"/>
+              </w:rPr>
+              <w:t xml:space="preserve">, 리전 </w:t>
+            </w:r>
+            <w:r>
+              <w:rPr>
+                <w:rFonts w:ascii="맑은 고딕" w:cs="맑은 고딕" w:eastAsia="맑은 고딕" w:hAnsi="맑은 고딕"/>
+                <w:b/>
+                <w:bCs/>
+                <w:color w:val="222222"/>
+                <w:sz w:val="21"/>
+                <w:szCs w:val="21"/>
+              </w:rPr>
+              <w:t xml:space="preserve">East US (Ohio)</w:t>
+            </w:r>
+            <w:r>
+              <w:rPr>
+                <w:rFonts w:ascii="맑은 고딕" w:cs="맑은 고딕" w:eastAsia="맑은 고딕" w:hAnsi="맑은 고딕"/>
+                <w:b w:val="false"/>
+                <w:bCs w:val="false"/>
+                <w:color w:val="222222"/>
+                <w:sz w:val="21"/>
+                <w:szCs w:val="21"/>
+              </w:rPr>
+              <w:t xml:space="preserve">, Nano, 상태 Healthy.</w:t>
+            </w:r>
+          </w:p>
+        </w:tc>
+      </w:tr>
+    </w:tbl>
+    <w:p>
+      <w:pPr>
+        <w:pStyle w:val="ListParagraph"/>
+        <w:numPr>
+          <w:ilvl w:val="0"/>
+          <w:numId w:val="4"/>
+        </w:numPr>
+        <w:spacing w:after="60" w:line="288"/>
+      </w:pPr>
+      <w:r>
+        <w:rPr>
+          <w:rFonts w:ascii="맑은 고딕" w:cs="맑은 고딕" w:eastAsia="맑은 고딕" w:hAnsi="맑은 고딕"/>
+          <w:b/>
+          <w:bCs/>
+          <w:color w:val="222222"/>
+          <w:sz w:val="21"/>
+          <w:szCs w:val="21"/>
+        </w:rPr>
+        <w:t xml:space="preserve">교안에 없던 만들기 화면 옵션 3개</w:t>
+      </w:r>
+      <w:r>
+        <w:rPr>
+          <w:rFonts w:ascii="맑은 고딕" w:cs="맑은 고딕" w:eastAsia="맑은 고딕" w:hAnsi="맑은 고딕"/>
+          <w:b w:val="false"/>
+          <w:bCs w:val="false"/>
+          <w:color w:val="222222"/>
+          <w:sz w:val="21"/>
+          <w:szCs w:val="21"/>
+        </w:rPr>
+        <w:t xml:space="preserve">: Enable Data API(✅ 유지), Automatically expose new tables(✅ 유지, 화면은 "끄기를 권장"), Enable automatic RLS(안 켬). 템플릿 </w:t>
+      </w:r>
+      <w:r>
+        <w:rPr>
+          <w:rFonts w:ascii="Consolas" w:cs="Consolas" w:eastAsia="Consolas" w:hAnsi="Consolas"/>
+          <w:b w:val="false"/>
+          <w:bCs w:val="false"/>
+          <w:color w:val="B02A4A"/>
+          <w:sz w:val="21"/>
+          <w:szCs w:val="21"/>
+        </w:rPr>
+        <w:t xml:space="preserve">0001_init.sql</w:t>
+      </w:r>
+      <w:r>
+        <w:rPr>
+          <w:rFonts w:ascii="맑은 고딕" w:cs="맑은 고딕" w:eastAsia="맑은 고딕" w:hAnsi="맑은 고딕"/>
+          <w:b w:val="false"/>
+          <w:bCs w:val="false"/>
+          <w:color w:val="222222"/>
+          <w:sz w:val="21"/>
+          <w:szCs w:val="21"/>
+        </w:rPr>
+        <w:t xml:space="preserve">에는 </w:t>
+      </w:r>
+      <w:r>
+        <w:rPr>
+          <w:rFonts w:ascii="Consolas" w:cs="Consolas" w:eastAsia="Consolas" w:hAnsi="Consolas"/>
+          <w:b w:val="false"/>
+          <w:bCs w:val="false"/>
+          <w:color w:val="B02A4A"/>
+          <w:sz w:val="21"/>
+          <w:szCs w:val="21"/>
+        </w:rPr>
+        <w:t xml:space="preserve">GRANT</w:t>
+      </w:r>
+      <w:r>
+        <w:rPr>
+          <w:rFonts w:ascii="맑은 고딕" w:cs="맑은 고딕" w:eastAsia="맑은 고딕" w:hAnsi="맑은 고딕"/>
+          <w:b w:val="false"/>
+          <w:bCs w:val="false"/>
+          <w:color w:val="222222"/>
+          <w:sz w:val="21"/>
+          <w:szCs w:val="21"/>
+        </w:rPr>
+        <w:t xml:space="preserve"> 문이 없고 테이블 6개에 </w:t>
+      </w:r>
+      <w:r>
+        <w:rPr>
+          <w:rFonts w:ascii="Consolas" w:cs="Consolas" w:eastAsia="Consolas" w:hAnsi="Consolas"/>
+          <w:b w:val="false"/>
+          <w:bCs w:val="false"/>
+          <w:color w:val="B02A4A"/>
+          <w:sz w:val="21"/>
+          <w:szCs w:val="21"/>
+        </w:rPr>
+        <w:t xml:space="preserve">enable row level security</w:t>
+      </w:r>
+      <w:r>
+        <w:rPr>
+          <w:rFonts w:ascii="맑은 고딕" w:cs="맑은 고딕" w:eastAsia="맑은 고딕" w:hAnsi="맑은 고딕"/>
+          <w:b w:val="false"/>
+          <w:bCs w:val="false"/>
+          <w:color w:val="222222"/>
+          <w:sz w:val="21"/>
+          <w:szCs w:val="21"/>
+        </w:rPr>
+        <w:t xml:space="preserve">만 있어서, 새 테이블 노출을 끄면 서버가 secret key로 접근할 때 </w:t>
+      </w:r>
+      <w:r>
+        <w:rPr>
+          <w:rFonts w:ascii="Consolas" w:cs="Consolas" w:eastAsia="Consolas" w:hAnsi="Consolas"/>
+          <w:b w:val="false"/>
+          <w:bCs w:val="false"/>
+          <w:color w:val="B02A4A"/>
+          <w:sz w:val="21"/>
+          <w:szCs w:val="21"/>
+        </w:rPr>
+        <w:t xml:space="preserve">permission denied</w:t>
+      </w:r>
+      <w:r>
+        <w:rPr>
+          <w:rFonts w:ascii="맑은 고딕" w:cs="맑은 고딕" w:eastAsia="맑은 고딕" w:hAnsi="맑은 고딕"/>
+          <w:b w:val="false"/>
+          <w:bCs w:val="false"/>
+          <w:color w:val="222222"/>
+          <w:sz w:val="21"/>
+          <w:szCs w:val="21"/>
+        </w:rPr>
+        <w:t xml:space="preserve">가 날 수 있다고 추정해 기본값으로 두었다(이 PC에서 끄고 시험하지는 않았다). 권한은 RLS(허용 정책 0개)가 맡으므로 브라우저의 publishable key로는 테이블을 직접 읽고 쓸 수 없다.</w:t>
+      </w:r>
+    </w:p>
+    <w:p>
+      <w:pPr>
+        <w:pStyle w:val="ListParagraph"/>
+        <w:numPr>
+          <w:ilvl w:val="0"/>
+          <w:numId w:val="4"/>
+        </w:numPr>
+        <w:spacing w:after="60" w:line="288"/>
+      </w:pPr>
+      <w:r>
+        <w:rPr>
+          <w:rFonts w:ascii="맑은 고딕" w:cs="맑은 고딕" w:eastAsia="맑은 고딕" w:hAnsi="맑은 고딕"/>
+          <w:b/>
+          <w:bCs/>
+          <w:color w:val="222222"/>
+          <w:sz w:val="21"/>
+          <w:szCs w:val="21"/>
+        </w:rPr>
+        <w:t xml:space="preserve">테이블은 6개</w:t>
+      </w:r>
+      <w:r>
+        <w:rPr>
+          <w:rFonts w:ascii="맑은 고딕" w:cs="맑은 고딕" w:eastAsia="맑은 고딕" w:hAnsi="맑은 고딕"/>
+          <w:b w:val="false"/>
+          <w:bCs w:val="false"/>
+          <w:color w:val="222222"/>
+          <w:sz w:val="21"/>
+          <w:szCs w:val="21"/>
+        </w:rPr>
+        <w:t xml:space="preserve">다: </w:t>
+      </w:r>
+      <w:r>
+        <w:rPr>
+          <w:rFonts w:ascii="Consolas" w:cs="Consolas" w:eastAsia="Consolas" w:hAnsi="Consolas"/>
+          <w:b w:val="false"/>
+          <w:bCs w:val="false"/>
+          <w:color w:val="B02A4A"/>
+          <w:sz w:val="21"/>
+          <w:szCs w:val="21"/>
+        </w:rPr>
+        <w:t xml:space="preserve">characters</w:t>
+      </w:r>
+      <w:r>
+        <w:rPr>
+          <w:rFonts w:ascii="맑은 고딕" w:cs="맑은 고딕" w:eastAsia="맑은 고딕" w:hAnsi="맑은 고딕"/>
+          <w:b w:val="false"/>
+          <w:bCs w:val="false"/>
+          <w:color w:val="222222"/>
+          <w:sz w:val="21"/>
+          <w:szCs w:val="21"/>
+        </w:rPr>
+        <w:t xml:space="preserve">, </w:t>
+      </w:r>
+      <w:r>
+        <w:rPr>
+          <w:rFonts w:ascii="Consolas" w:cs="Consolas" w:eastAsia="Consolas" w:hAnsi="Consolas"/>
+          <w:b w:val="false"/>
+          <w:bCs w:val="false"/>
+          <w:color w:val="B02A4A"/>
+          <w:sz w:val="21"/>
+          <w:szCs w:val="21"/>
+        </w:rPr>
+        <w:t xml:space="preserve">memories</w:t>
+      </w:r>
+      <w:r>
+        <w:rPr>
+          <w:rFonts w:ascii="맑은 고딕" w:cs="맑은 고딕" w:eastAsia="맑은 고딕" w:hAnsi="맑은 고딕"/>
+          <w:b w:val="false"/>
+          <w:bCs w:val="false"/>
+          <w:color w:val="222222"/>
+          <w:sz w:val="21"/>
+          <w:szCs w:val="21"/>
+        </w:rPr>
+        <w:t xml:space="preserve">, </w:t>
+      </w:r>
+      <w:r>
+        <w:rPr>
+          <w:rFonts w:ascii="Consolas" w:cs="Consolas" w:eastAsia="Consolas" w:hAnsi="Consolas"/>
+          <w:b w:val="false"/>
+          <w:bCs w:val="false"/>
+          <w:color w:val="B02A4A"/>
+          <w:sz w:val="21"/>
+          <w:szCs w:val="21"/>
+        </w:rPr>
+        <w:t xml:space="preserve">messages</w:t>
+      </w:r>
+      <w:r>
+        <w:rPr>
+          <w:rFonts w:ascii="맑은 고딕" w:cs="맑은 고딕" w:eastAsia="맑은 고딕" w:hAnsi="맑은 고딕"/>
+          <w:b w:val="false"/>
+          <w:bCs w:val="false"/>
+          <w:color w:val="222222"/>
+          <w:sz w:val="21"/>
+          <w:szCs w:val="21"/>
+        </w:rPr>
+        <w:t xml:space="preserve">, </w:t>
+      </w:r>
+      <w:r>
+        <w:rPr>
+          <w:rFonts w:ascii="Consolas" w:cs="Consolas" w:eastAsia="Consolas" w:hAnsi="Consolas"/>
+          <w:b w:val="false"/>
+          <w:bCs w:val="false"/>
+          <w:color w:val="B02A4A"/>
+          <w:sz w:val="21"/>
+          <w:szCs w:val="21"/>
+        </w:rPr>
+        <w:t xml:space="preserve">reminders</w:t>
+      </w:r>
+      <w:r>
+        <w:rPr>
+          <w:rFonts w:ascii="맑은 고딕" w:cs="맑은 고딕" w:eastAsia="맑은 고딕" w:hAnsi="맑은 고딕"/>
+          <w:b w:val="false"/>
+          <w:bCs w:val="false"/>
+          <w:color w:val="222222"/>
+          <w:sz w:val="21"/>
+          <w:szCs w:val="21"/>
+        </w:rPr>
+        <w:t xml:space="preserve">, </w:t>
+      </w:r>
+      <w:r>
+        <w:rPr>
+          <w:rFonts w:ascii="Consolas" w:cs="Consolas" w:eastAsia="Consolas" w:hAnsi="Consolas"/>
+          <w:b w:val="false"/>
+          <w:bCs w:val="false"/>
+          <w:color w:val="B02A4A"/>
+          <w:sz w:val="21"/>
+          <w:szCs w:val="21"/>
+        </w:rPr>
+        <w:t xml:space="preserve">summaries</w:t>
+      </w:r>
+      <w:r>
+        <w:rPr>
+          <w:rFonts w:ascii="맑은 고딕" w:cs="맑은 고딕" w:eastAsia="맑은 고딕" w:hAnsi="맑은 고딕"/>
+          <w:b w:val="false"/>
+          <w:bCs w:val="false"/>
+          <w:color w:val="222222"/>
+          <w:sz w:val="21"/>
+          <w:szCs w:val="21"/>
+        </w:rPr>
+        <w:t xml:space="preserve">, </w:t>
+      </w:r>
+      <w:r>
+        <w:rPr>
+          <w:rFonts w:ascii="Consolas" w:cs="Consolas" w:eastAsia="Consolas" w:hAnsi="Consolas"/>
+          <w:b w:val="false"/>
+          <w:bCs w:val="false"/>
+          <w:color w:val="B02A4A"/>
+          <w:sz w:val="21"/>
+          <w:szCs w:val="21"/>
+        </w:rPr>
+        <w:t xml:space="preserve">user_settings</w:t>
+      </w:r>
+      <w:r>
+        <w:rPr>
+          <w:rFonts w:ascii="맑은 고딕" w:cs="맑은 고딕" w:eastAsia="맑은 고딕" w:hAnsi="맑은 고딕"/>
+          <w:b w:val="false"/>
+          <w:bCs w:val="false"/>
+          <w:color w:val="222222"/>
+          <w:sz w:val="21"/>
+          <w:szCs w:val="21"/>
+        </w:rPr>
+        <w:t xml:space="preserve">(교안 본문은 5개로 말하지만 학습서 화면에도 6개가 보인다). 테이블 이름 옆 </w:t>
+      </w:r>
+      <w:r>
+        <w:rPr>
+          <w:rFonts w:ascii="맑은 고딕" w:cs="맑은 고딕" w:eastAsia="맑은 고딕" w:hAnsi="맑은 고딕"/>
+          <w:b/>
+          <w:bCs/>
+          <w:color w:val="222222"/>
+          <w:sz w:val="21"/>
+          <w:szCs w:val="21"/>
+        </w:rPr>
+        <w:t xml:space="preserve">지구본 아이콘은 RLS 표시가 아니라 Data API에 노출된 테이블이라는 표시</w:t>
+      </w:r>
+      <w:r>
+        <w:rPr>
+          <w:rFonts w:ascii="맑은 고딕" w:cs="맑은 고딕" w:eastAsia="맑은 고딕" w:hAnsi="맑은 고딕"/>
+          <w:b w:val="false"/>
+          <w:bCs w:val="false"/>
+          <w:color w:val="222222"/>
+          <w:sz w:val="21"/>
+          <w:szCs w:val="21"/>
+        </w:rPr>
+        <w:t xml:space="preserve">다. RLS는 테이블을 열었을 때 상단의 </w:t>
+      </w:r>
+      <w:r>
+        <w:rPr>
+          <w:rFonts w:ascii="Consolas" w:cs="Consolas" w:eastAsia="Consolas" w:hAnsi="Consolas"/>
+          <w:b w:val="false"/>
+          <w:bCs w:val="false"/>
+          <w:color w:val="B02A4A"/>
+          <w:sz w:val="21"/>
+          <w:szCs w:val="21"/>
+        </w:rPr>
+        <w:t xml:space="preserve">Add RLS policy</w:t>
+      </w:r>
+      <w:r>
+        <w:rPr>
+          <w:rFonts w:ascii="맑은 고딕" w:cs="맑은 고딕" w:eastAsia="맑은 고딕" w:hAnsi="맑은 고딕"/>
+          <w:b w:val="false"/>
+          <w:bCs w:val="false"/>
+          <w:color w:val="222222"/>
+          <w:sz w:val="21"/>
+          <w:szCs w:val="21"/>
+        </w:rPr>
+        <w:t xml:space="preserve"> 버튼(정책 0개)으로 확인한다.</w:t>
+      </w:r>
+    </w:p>
+    <w:p>
+      <w:pPr>
+        <w:pStyle w:val="ListParagraph"/>
+        <w:numPr>
+          <w:ilvl w:val="0"/>
+          <w:numId w:val="4"/>
+        </w:numPr>
+        <w:spacing w:after="60" w:line="288"/>
+      </w:pPr>
+      <w:r>
+        <w:rPr>
+          <w:rFonts w:ascii="맑은 고딕" w:cs="맑은 고딕" w:eastAsia="맑은 고딕" w:hAnsi="맑은 고딕"/>
+          <w:b w:val="false"/>
+          <w:bCs w:val="false"/>
+          <w:color w:val="222222"/>
+          <w:sz w:val="21"/>
+          <w:szCs w:val="21"/>
+        </w:rPr>
+        <w:t xml:space="preserve">익명 로그인 켜기는 사용자 보고를 따랐고, 실제 동작은 6-5에서 "게스트로 사용 중"으로 확인했다.</w:t>
+      </w:r>
+    </w:p>
     <w:p>
       <w:pPr>
         <w:pStyle w:val="Heading2"/>
@@ -27445,6 +31889,456 @@
         <w:t xml:space="preserve">보다 우선한다.</w:t>
       </w:r>
     </w:p>
+    <w:tbl>
+      <w:tblPr>
+        <w:tblW w:type="pct" w:w="100%"/>
+        <w:tblBorders>
+          <w:top w:val="single" w:color="E8A33D" w:sz="4"/>
+          <w:left w:val="single" w:color="E8A33D" w:sz="30"/>
+          <w:bottom w:val="single" w:color="E8A33D" w:sz="4"/>
+          <w:right w:val="single" w:color="E8A33D" w:sz="4"/>
+          <w:insideH w:val="none"/>
+          <w:insideV w:val="none"/>
+        </w:tblBorders>
+      </w:tblPr>
+      <w:tblGrid>
+        <w:gridCol w:w="9360"/>
+      </w:tblGrid>
+      <w:tr>
+        <w:trPr>
+          <w:cantSplit/>
+        </w:trPr>
+        <w:tc>
+          <w:tcPr>
+            <w:tcW w:type="dxa" w:w="9360"/>
+            <w:shd w:fill="FFF6E8" w:color="auto" w:val="clear"/>
+            <w:tcMar>
+              <w:top w:type="dxa" w:w="120"/>
+              <w:left w:type="dxa" w:w="160"/>
+              <w:bottom w:type="dxa" w:w="120"/>
+              <w:right w:type="dxa" w:w="160"/>
+            </w:tcMar>
+          </w:tcPr>
+          <w:p>
+            <w:pPr>
+              <w:spacing w:after="0" w:line="288"/>
+            </w:pPr>
+            <w:r>
+              <w:rPr>
+                <w:rFonts w:ascii="맑은 고딕" w:cs="맑은 고딕" w:eastAsia="맑은 고딕" w:hAnsi="맑은 고딕"/>
+                <w:b/>
+                <w:bCs/>
+                <w:color w:val="E8A33D"/>
+                <w:sz w:val="21"/>
+                <w:szCs w:val="21"/>
+              </w:rPr>
+              <w:t xml:space="preserve">⚠️ 주의</w:t>
+            </w:r>
+          </w:p>
+          <w:p>
+            <w:pPr>
+              <w:spacing w:after="0" w:line="288"/>
+            </w:pPr>
+            <w:r>
+              <w:rPr>
+                <w:rFonts w:ascii="Consolas" w:cs="Consolas" w:eastAsia="Consolas" w:hAnsi="Consolas"/>
+                <w:b w:val="false"/>
+                <w:bCs w:val="false"/>
+                <w:color w:val="B02A4A"/>
+                <w:sz w:val="21"/>
+                <w:szCs w:val="21"/>
+              </w:rPr>
+              <w:t xml:space="preserve">[실습 결과]</w:t>
+            </w:r>
+            <w:r>
+              <w:rPr>
+                <w:rFonts w:ascii="맑은 고딕" w:cs="맑은 고딕" w:eastAsia="맑은 고딕" w:hAnsi="맑은 고딕"/>
+                <w:b w:val="false"/>
+                <w:bCs w:val="false"/>
+                <w:color w:val="222222"/>
+                <w:sz w:val="21"/>
+                <w:szCs w:val="21"/>
+              </w:rPr>
+              <w:t xml:space="preserve"> </w:t>
+            </w:r>
+            <w:r>
+              <w:rPr>
+                <w:rFonts w:ascii="맑은 고딕" w:cs="맑은 고딕" w:eastAsia="맑은 고딕" w:hAnsi="맑은 고딕"/>
+                <w:b/>
+                <w:bCs/>
+                <w:color w:val="222222"/>
+                <w:sz w:val="21"/>
+                <w:szCs w:val="21"/>
+              </w:rPr>
+              <w:t xml:space="preserve">첫 시도는 실패했다</w:t>
+            </w:r>
+            <w:r>
+              <w:rPr>
+                <w:rFonts w:ascii="맑은 고딕" w:cs="맑은 고딕" w:eastAsia="맑은 고딕" w:hAnsi="맑은 고딕"/>
+                <w:b w:val="false"/>
+                <w:bCs w:val="false"/>
+                <w:color w:val="222222"/>
+                <w:sz w:val="21"/>
+                <w:szCs w:val="21"/>
+              </w:rPr>
+              <w:t xml:space="preserve">(원본: </w:t>
+            </w:r>
+            <w:r>
+              <w:rPr>
+                <w:rFonts w:ascii="Consolas" w:cs="Consolas" w:eastAsia="Consolas" w:hAnsi="Consolas"/>
+                <w:b w:val="false"/>
+                <w:bCs w:val="false"/>
+                <w:color w:val="B02A4A"/>
+                <w:sz w:val="21"/>
+                <w:szCs w:val="21"/>
+              </w:rPr>
+              <w:t xml:space="preserve">실습로그/09_*.log</w:t>
+            </w:r>
+            <w:r>
+              <w:rPr>
+                <w:rFonts w:ascii="맑은 고딕" w:cs="맑은 고딕" w:eastAsia="맑은 고딕" w:hAnsi="맑은 고딕"/>
+                <w:b w:val="false"/>
+                <w:bCs w:val="false"/>
+                <w:color w:val="222222"/>
+                <w:sz w:val="21"/>
+                <w:szCs w:val="21"/>
+              </w:rPr>
+              <w:t xml:space="preserve">, 진행기록 12~13절). </w:t>
+            </w:r>
+            <w:r>
+              <w:rPr>
+                <w:rFonts w:ascii="Consolas" w:cs="Consolas" w:eastAsia="Consolas" w:hAnsi="Consolas"/>
+                <w:b w:val="false"/>
+                <w:bCs w:val="false"/>
+                <w:color w:val="B02A4A"/>
+                <w:sz w:val="21"/>
+                <w:szCs w:val="21"/>
+              </w:rPr>
+              <w:t xml:space="preserve">--env-file .env</w:t>
+            </w:r>
+            <w:r>
+              <w:rPr>
+                <w:rFonts w:ascii="맑은 고딕" w:cs="맑은 고딕" w:eastAsia="맑은 고딕" w:hAnsi="맑은 고딕"/>
+                <w:b w:val="false"/>
+                <w:bCs w:val="false"/>
+                <w:color w:val="222222"/>
+                <w:sz w:val="21"/>
+                <w:szCs w:val="21"/>
+              </w:rPr>
+              <w:t xml:space="preserve">로 두 컨테이너를 다시 띄웠는데 시작 로그가 </w:t>
+            </w:r>
+            <w:r>
+              <w:rPr>
+                <w:rFonts w:ascii="Consolas" w:cs="Consolas" w:eastAsia="Consolas" w:hAnsi="Consolas"/>
+                <w:b w:val="false"/>
+                <w:bCs w:val="false"/>
+                <w:color w:val="B02A4A"/>
+                <w:sz w:val="21"/>
+                <w:szCs w:val="21"/>
+              </w:rPr>
+              <w:t xml:space="preserve">"storage": "memory", "auth": "none"</w:t>
+            </w:r>
+            <w:r>
+              <w:rPr>
+                <w:rFonts w:ascii="맑은 고딕" w:cs="맑은 고딕" w:eastAsia="맑은 고딕" w:hAnsi="맑은 고딕"/>
+                <w:b w:val="false"/>
+                <w:bCs w:val="false"/>
+                <w:color w:val="222222"/>
+                <w:sz w:val="21"/>
+                <w:szCs w:val="21"/>
+              </w:rPr>
+              <w:t xml:space="preserve">이었다. 앱이 시작을 거부하지도 않았다. 원인은 </w:t>
+            </w:r>
+            <w:r>
+              <w:rPr>
+                <w:rFonts w:ascii="Consolas" w:cs="Consolas" w:eastAsia="Consolas" w:hAnsi="Consolas"/>
+                <w:b w:val="false"/>
+                <w:bCs w:val="false"/>
+                <w:color w:val="B02A4A"/>
+                <w:sz w:val="21"/>
+                <w:szCs w:val="21"/>
+              </w:rPr>
+              <w:t xml:space="preserve">.env</w:t>
+            </w:r>
+            <w:r>
+              <w:rPr>
+                <w:rFonts w:ascii="맑은 고딕" w:cs="맑은 고딕" w:eastAsia="맑은 고딕" w:hAnsi="맑은 고딕"/>
+                <w:b w:val="false"/>
+                <w:bCs w:val="false"/>
+                <w:color w:val="222222"/>
+                <w:sz w:val="21"/>
+                <w:szCs w:val="21"/>
+              </w:rPr>
+              <w:t xml:space="preserve">에 Supabase 세 값은 넣었지만 </w:t>
+            </w:r>
+            <w:r>
+              <w:rPr>
+                <w:rFonts w:ascii="맑은 고딕" w:cs="맑은 고딕" w:eastAsia="맑은 고딕" w:hAnsi="맑은 고딕"/>
+                <w:b/>
+                <w:bCs/>
+                <w:color w:val="222222"/>
+                <w:sz w:val="21"/>
+                <w:szCs w:val="21"/>
+              </w:rPr>
+              <w:t xml:space="preserve">기존 </w:t>
+            </w:r>
+            <w:r>
+              <w:rPr>
+                <w:rFonts w:ascii="Consolas" w:cs="Consolas" w:eastAsia="Consolas" w:hAnsi="Consolas"/>
+                <w:b/>
+                <w:bCs/>
+                <w:color w:val="B02A4A"/>
+                <w:sz w:val="21"/>
+                <w:szCs w:val="21"/>
+              </w:rPr>
+              <w:t xml:space="preserve">STORAGE=memory</w:t>
+            </w:r>
+            <w:r>
+              <w:rPr>
+                <w:rFonts w:ascii="맑은 고딕" w:cs="맑은 고딕" w:eastAsia="맑은 고딕" w:hAnsi="맑은 고딕"/>
+                <w:b/>
+                <w:bCs/>
+                <w:color w:val="222222"/>
+                <w:sz w:val="21"/>
+                <w:szCs w:val="21"/>
+              </w:rPr>
+              <w:t xml:space="preserve">·</w:t>
+            </w:r>
+            <w:r>
+              <w:rPr>
+                <w:rFonts w:ascii="Consolas" w:cs="Consolas" w:eastAsia="Consolas" w:hAnsi="Consolas"/>
+                <w:b/>
+                <w:bCs/>
+                <w:color w:val="B02A4A"/>
+                <w:sz w:val="21"/>
+                <w:szCs w:val="21"/>
+              </w:rPr>
+              <w:t xml:space="preserve">AUTH=none</w:t>
+            </w:r>
+            <w:r>
+              <w:rPr>
+                <w:rFonts w:ascii="맑은 고딕" w:cs="맑은 고딕" w:eastAsia="맑은 고딕" w:hAnsi="맑은 고딕"/>
+                <w:b/>
+                <w:bCs/>
+                <w:color w:val="222222"/>
+                <w:sz w:val="21"/>
+                <w:szCs w:val="21"/>
+              </w:rPr>
+              <w:t xml:space="preserve"> 줄의 값을 </w:t>
+            </w:r>
+            <w:r>
+              <w:rPr>
+                <w:rFonts w:ascii="Consolas" w:cs="Consolas" w:eastAsia="Consolas" w:hAnsi="Consolas"/>
+                <w:b/>
+                <w:bCs/>
+                <w:color w:val="B02A4A"/>
+                <w:sz w:val="21"/>
+                <w:szCs w:val="21"/>
+              </w:rPr>
+              <w:t xml:space="preserve">supabase</w:t>
+            </w:r>
+            <w:r>
+              <w:rPr>
+                <w:rFonts w:ascii="맑은 고딕" w:cs="맑은 고딕" w:eastAsia="맑은 고딕" w:hAnsi="맑은 고딕"/>
+                <w:b/>
+                <w:bCs/>
+                <w:color w:val="222222"/>
+                <w:sz w:val="21"/>
+                <w:szCs w:val="21"/>
+              </w:rPr>
+              <w:t xml:space="preserve">로 바꾸지 않은 것</w:t>
+            </w:r>
+            <w:r>
+              <w:rPr>
+                <w:rFonts w:ascii="맑은 고딕" w:cs="맑은 고딕" w:eastAsia="맑은 고딕" w:hAnsi="맑은 고딕"/>
+                <w:b w:val="false"/>
+                <w:bCs w:val="false"/>
+                <w:color w:val="222222"/>
+                <w:sz w:val="21"/>
+                <w:szCs w:val="21"/>
+              </w:rPr>
+              <w:t xml:space="preserve">이었다(</w:t>
+            </w:r>
+            <w:r>
+              <w:rPr>
+                <w:rFonts w:ascii="Consolas" w:cs="Consolas" w:eastAsia="Consolas" w:hAnsi="Consolas"/>
+                <w:b w:val="false"/>
+                <w:bCs w:val="false"/>
+                <w:color w:val="B02A4A"/>
+                <w:sz w:val="21"/>
+                <w:szCs w:val="21"/>
+              </w:rPr>
+              <w:t xml:space="preserve">app/config.py</w:t>
+            </w:r>
+            <w:r>
+              <w:rPr>
+                <w:rFonts w:ascii="맑은 고딕" w:cs="맑은 고딕" w:eastAsia="맑은 고딕" w:hAnsi="맑은 고딕"/>
+                <w:b w:val="false"/>
+                <w:bCs w:val="false"/>
+                <w:color w:val="222222"/>
+                <w:sz w:val="21"/>
+                <w:szCs w:val="21"/>
+              </w:rPr>
+              <w:t xml:space="preserve">는 환경변수가 없으면 </w:t>
+            </w:r>
+            <w:r>
+              <w:rPr>
+                <w:rFonts w:ascii="Consolas" w:cs="Consolas" w:eastAsia="Consolas" w:hAnsi="Consolas"/>
+                <w:b w:val="false"/>
+                <w:bCs w:val="false"/>
+                <w:color w:val="B02A4A"/>
+                <w:sz w:val="21"/>
+                <w:szCs w:val="21"/>
+              </w:rPr>
+              <w:t xml:space="preserve">memory</w:t>
+            </w:r>
+            <w:r>
+              <w:rPr>
+                <w:rFonts w:ascii="맑은 고딕" w:cs="맑은 고딕" w:eastAsia="맑은 고딕" w:hAnsi="맑은 고딕"/>
+                <w:b w:val="false"/>
+                <w:bCs w:val="false"/>
+                <w:color w:val="222222"/>
+                <w:sz w:val="21"/>
+                <w:szCs w:val="21"/>
+              </w:rPr>
+              <w:t xml:space="preserve">·</w:t>
+            </w:r>
+            <w:r>
+              <w:rPr>
+                <w:rFonts w:ascii="Consolas" w:cs="Consolas" w:eastAsia="Consolas" w:hAnsi="Consolas"/>
+                <w:b w:val="false"/>
+                <w:bCs w:val="false"/>
+                <w:color w:val="B02A4A"/>
+                <w:sz w:val="21"/>
+                <w:szCs w:val="21"/>
+              </w:rPr>
+              <w:t xml:space="preserve">none</w:t>
+            </w:r>
+            <w:r>
+              <w:rPr>
+                <w:rFonts w:ascii="맑은 고딕" w:cs="맑은 고딕" w:eastAsia="맑은 고딕" w:hAnsi="맑은 고딕"/>
+                <w:b w:val="false"/>
+                <w:bCs w:val="false"/>
+                <w:color w:val="222222"/>
+                <w:sz w:val="21"/>
+                <w:szCs w:val="21"/>
+              </w:rPr>
+              <w:t xml:space="preserve">이 기본값). 교안의 "다섯 줄을 넣는다"는 말은 기존 줄을 </w:t>
+            </w:r>
+            <w:r>
+              <w:rPr>
+                <w:rFonts w:ascii="맑은 고딕" w:cs="맑은 고딕" w:eastAsia="맑은 고딕" w:hAnsi="맑은 고딕"/>
+                <w:b/>
+                <w:bCs/>
+                <w:color w:val="222222"/>
+                <w:sz w:val="21"/>
+                <w:szCs w:val="21"/>
+              </w:rPr>
+              <w:t xml:space="preserve">고치는</w:t>
+            </w:r>
+            <w:r>
+              <w:rPr>
+                <w:rFonts w:ascii="맑은 고딕" w:cs="맑은 고딕" w:eastAsia="맑은 고딕" w:hAnsi="맑은 고딕"/>
+                <w:b w:val="false"/>
+                <w:bCs w:val="false"/>
+                <w:color w:val="222222"/>
+                <w:sz w:val="21"/>
+                <w:szCs w:val="21"/>
+              </w:rPr>
+              <w:t xml:space="preserve"> 일이라는 점이 빠지기 쉽다. 키 값이 들어 있는지는 </w:t>
+            </w:r>
+            <w:r>
+              <w:rPr>
+                <w:rFonts w:ascii="Consolas" w:cs="Consolas" w:eastAsia="Consolas" w:hAnsi="Consolas"/>
+                <w:b w:val="false"/>
+                <w:bCs w:val="false"/>
+                <w:color w:val="B02A4A"/>
+                <w:sz w:val="21"/>
+                <w:szCs w:val="21"/>
+              </w:rPr>
+              <w:t xml:space="preserve">.env</w:t>
+            </w:r>
+            <w:r>
+              <w:rPr>
+                <w:rFonts w:ascii="맑은 고딕" w:cs="맑은 고딕" w:eastAsia="맑은 고딕" w:hAnsi="맑은 고딕"/>
+                <w:b w:val="false"/>
+                <w:bCs w:val="false"/>
+                <w:color w:val="222222"/>
+                <w:sz w:val="21"/>
+                <w:szCs w:val="21"/>
+              </w:rPr>
+              <w:t xml:space="preserve">를 열지 않고 사용자가 직접 실행한 점검 명령(줄 수와 글자 수만 출력)으로 확인했다(URL 40자 · publishable key 46자 · secret key 41자). 두 줄을 고친 뒤 재기동하자 시작 로그가 </w:t>
+            </w:r>
+            <w:r>
+              <w:rPr>
+                <w:rFonts w:ascii="Consolas" w:cs="Consolas" w:eastAsia="Consolas" w:hAnsi="Consolas"/>
+                <w:b/>
+                <w:bCs/>
+                <w:color w:val="B02A4A"/>
+                <w:sz w:val="21"/>
+                <w:szCs w:val="21"/>
+              </w:rPr>
+              <w:t xml:space="preserve">"storage": "supabase", "auth": "supabase"</w:t>
+            </w:r>
+            <w:r>
+              <w:rPr>
+                <w:rFonts w:ascii="맑은 고딕" w:cs="맑은 고딕" w:eastAsia="맑은 고딕" w:hAnsi="맑은 고딕"/>
+                <w:b w:val="false"/>
+                <w:bCs w:val="false"/>
+                <w:color w:val="222222"/>
+                <w:sz w:val="21"/>
+                <w:szCs w:val="21"/>
+              </w:rPr>
+              <w:t xml:space="preserve">로 나왔고 앱이 시작을 거부하지 않았다(필요한 값이 하나라도 비면 시작하지 않으므로 값이 있다는 간접 증거). 환경변수는 컨테이너를 </w:t>
+            </w:r>
+            <w:r>
+              <w:rPr>
+                <w:rFonts w:ascii="맑은 고딕" w:cs="맑은 고딕" w:eastAsia="맑은 고딕" w:hAnsi="맑은 고딕"/>
+                <w:b/>
+                <w:bCs/>
+                <w:color w:val="222222"/>
+                <w:sz w:val="21"/>
+                <w:szCs w:val="21"/>
+              </w:rPr>
+              <w:t xml:space="preserve">다시 만들어야</w:t>
+            </w:r>
+            <w:r>
+              <w:rPr>
+                <w:rFonts w:ascii="맑은 고딕" w:cs="맑은 고딕" w:eastAsia="맑은 고딕" w:hAnsi="맑은 고딕"/>
+                <w:b w:val="false"/>
+                <w:bCs w:val="false"/>
+                <w:color w:val="222222"/>
+                <w:sz w:val="21"/>
+                <w:szCs w:val="21"/>
+              </w:rPr>
+              <w:t xml:space="preserve"> 반영된다(</w:t>
+            </w:r>
+            <w:r>
+              <w:rPr>
+                <w:rFonts w:ascii="Consolas" w:cs="Consolas" w:eastAsia="Consolas" w:hAnsi="Consolas"/>
+                <w:b w:val="false"/>
+                <w:bCs w:val="false"/>
+                <w:color w:val="B02A4A"/>
+                <w:sz w:val="21"/>
+                <w:szCs w:val="21"/>
+              </w:rPr>
+              <w:t xml:space="preserve">docker restart</w:t>
+            </w:r>
+            <w:r>
+              <w:rPr>
+                <w:rFonts w:ascii="맑은 고딕" w:cs="맑은 고딕" w:eastAsia="맑은 고딕" w:hAnsi="맑은 고딕"/>
+                <w:b w:val="false"/>
+                <w:bCs w:val="false"/>
+                <w:color w:val="222222"/>
+                <w:sz w:val="21"/>
+                <w:szCs w:val="21"/>
+              </w:rPr>
+              <w:t xml:space="preserve">는 안 됨).</w:t>
+            </w:r>
+          </w:p>
+        </w:tc>
+      </w:tr>
+    </w:tbl>
     <w:p>
       <w:pPr>
         <w:pStyle w:val="Heading2"/>
@@ -27467,7 +32361,7 @@
         <w:pStyle w:val="ListParagraph"/>
         <w:numPr>
           <w:ilvl w:val="0"/>
-          <w:numId w:val="6"/>
+          <w:numId w:val="7"/>
         </w:numPr>
         <w:spacing w:after="60" w:line="288"/>
       </w:pPr>
@@ -27499,7 +32393,7 @@
         <w:pStyle w:val="ListParagraph"/>
         <w:numPr>
           <w:ilvl w:val="0"/>
-          <w:numId w:val="6"/>
+          <w:numId w:val="7"/>
         </w:numPr>
         <w:spacing w:after="60" w:line="288"/>
       </w:pPr>
@@ -27586,7 +32480,7 @@
         <w:pStyle w:val="ListParagraph"/>
         <w:numPr>
           <w:ilvl w:val="0"/>
-          <w:numId w:val="6"/>
+          <w:numId w:val="7"/>
         </w:numPr>
         <w:spacing w:after="60" w:line="288"/>
       </w:pPr>
@@ -27607,7 +32501,7 @@
         <w:pStyle w:val="ListParagraph"/>
         <w:numPr>
           <w:ilvl w:val="0"/>
-          <w:numId w:val="6"/>
+          <w:numId w:val="7"/>
         </w:numPr>
         <w:spacing w:after="60" w:line="288"/>
       </w:pPr>
@@ -27661,7 +32555,7 @@
         <w:pStyle w:val="ListParagraph"/>
         <w:numPr>
           <w:ilvl w:val="0"/>
-          <w:numId w:val="6"/>
+          <w:numId w:val="7"/>
         </w:numPr>
         <w:spacing w:after="60" w:line="288"/>
       </w:pPr>
@@ -28347,6 +33241,913 @@
         <w:t xml:space="preserve">다른 브라우저에서 앞의 대화가 보이지 않은 것은 브라우저마다 다른 게스트 사용자로 로그인하고, 서버가 모든 조회에 그 사용자의 ID 조건을 붙이기 때문이다. 단, 실제로 안전하다고 판단하려면 RLS 정책과 서버의 사용자별 데이터 조회·쓰기 로직도 함께 검증해야 한다.</w:t>
       </w:r>
     </w:p>
+    <w:tbl>
+      <w:tblPr>
+        <w:tblW w:type="pct" w:w="100%"/>
+        <w:tblBorders>
+          <w:top w:val="single" w:color="3FB872" w:sz="4"/>
+          <w:left w:val="single" w:color="3FB872" w:sz="30"/>
+          <w:bottom w:val="single" w:color="3FB872" w:sz="4"/>
+          <w:right w:val="single" w:color="3FB872" w:sz="4"/>
+          <w:insideH w:val="none"/>
+          <w:insideV w:val="none"/>
+        </w:tblBorders>
+      </w:tblPr>
+      <w:tblGrid>
+        <w:gridCol w:w="9360"/>
+      </w:tblGrid>
+      <w:tr>
+        <w:trPr>
+          <w:cantSplit/>
+        </w:trPr>
+        <w:tc>
+          <w:tcPr>
+            <w:tcW w:type="dxa" w:w="9360"/>
+            <w:shd w:fill="EAFAF0" w:color="auto" w:val="clear"/>
+            <w:tcMar>
+              <w:top w:type="dxa" w:w="120"/>
+              <w:left w:type="dxa" w:w="160"/>
+              <w:bottom w:type="dxa" w:w="120"/>
+              <w:right w:type="dxa" w:w="160"/>
+            </w:tcMar>
+          </w:tcPr>
+          <w:p>
+            <w:pPr>
+              <w:spacing w:after="0" w:line="288"/>
+            </w:pPr>
+            <w:r>
+              <w:rPr>
+                <w:rFonts w:ascii="맑은 고딕" w:cs="맑은 고딕" w:eastAsia="맑은 고딕" w:hAnsi="맑은 고딕"/>
+                <w:b/>
+                <w:bCs/>
+                <w:color w:val="3FB872"/>
+                <w:sz w:val="21"/>
+                <w:szCs w:val="21"/>
+              </w:rPr>
+              <w:t xml:space="preserve">🧪 예제</w:t>
+            </w:r>
+          </w:p>
+          <w:p>
+            <w:pPr>
+              <w:spacing w:after="0" w:line="288"/>
+            </w:pPr>
+            <w:r>
+              <w:rPr>
+                <w:rFonts w:ascii="Consolas" w:cs="Consolas" w:eastAsia="Consolas" w:hAnsi="Consolas"/>
+                <w:b w:val="false"/>
+                <w:bCs w:val="false"/>
+                <w:color w:val="B02A4A"/>
+                <w:sz w:val="21"/>
+                <w:szCs w:val="21"/>
+              </w:rPr>
+              <w:t xml:space="preserve">[실습 결과]</w:t>
+            </w:r>
+            <w:r>
+              <w:rPr>
+                <w:rFonts w:ascii="맑은 고딕" w:cs="맑은 고딕" w:eastAsia="맑은 고딕" w:hAnsi="맑은 고딕"/>
+                <w:b w:val="false"/>
+                <w:bCs w:val="false"/>
+                <w:color w:val="222222"/>
+                <w:sz w:val="21"/>
+                <w:szCs w:val="21"/>
+              </w:rPr>
+              <w:t xml:space="preserve"> </w:t>
+            </w:r>
+            <w:r>
+              <w:rPr>
+                <w:rFonts w:ascii="맑은 고딕" w:cs="맑은 고딕" w:eastAsia="맑은 고딕" w:hAnsi="맑은 고딕"/>
+                <w:b/>
+                <w:bCs/>
+                <w:color w:val="222222"/>
+                <w:sz w:val="21"/>
+                <w:szCs w:val="21"/>
+              </w:rPr>
+              <w:t xml:space="preserve">확인 5단계</w:t>
+            </w:r>
+            <w:r>
+              <w:rPr>
+                <w:rFonts w:ascii="맑은 고딕" w:cs="맑은 고딕" w:eastAsia="맑은 고딕" w:hAnsi="맑은 고딕"/>
+                <w:b w:val="false"/>
+                <w:bCs w:val="false"/>
+                <w:color w:val="222222"/>
+                <w:sz w:val="21"/>
+                <w:szCs w:val="21"/>
+              </w:rPr>
+              <w:t xml:space="preserve">(사용자가 본인 브라우저·Supabase 화면으로 직접 확인, 원본: 진행기록 14~19절. 화면의 주소·사용자 ID는 기록하지 않았다).</w:t>
+            </w:r>
+          </w:p>
+        </w:tc>
+      </w:tr>
+    </w:tbl>
+    <w:tbl>
+      <w:tblPr>
+        <w:tblW w:type="pct" w:w="100%"/>
+        <w:tblBorders>
+          <w:top w:val="single" w:color="auto" w:sz="4"/>
+          <w:left w:val="single" w:color="auto" w:sz="4"/>
+          <w:bottom w:val="single" w:color="auto" w:sz="4"/>
+          <w:right w:val="single" w:color="auto" w:sz="4"/>
+          <w:insideH w:val="single" w:color="auto" w:sz="4"/>
+          <w:insideV w:val="single" w:color="auto" w:sz="4"/>
+        </w:tblBorders>
+      </w:tblPr>
+      <w:tblGrid>
+        <w:gridCol w:w="2109"/>
+        <w:gridCol w:w="7251"/>
+      </w:tblGrid>
+      <w:tr>
+        <w:trPr>
+          <w:cantSplit/>
+          <w:tblHeader/>
+        </w:trPr>
+        <w:tc>
+          <w:tcPr>
+            <w:tcW w:type="dxa" w:w="2109"/>
+            <w:tcBorders>
+              <w:top w:val="single" w:color="BFBFBF" w:sz="4"/>
+              <w:left w:val="single" w:color="BFBFBF" w:sz="4"/>
+              <w:bottom w:val="single" w:color="BFBFBF" w:sz="4"/>
+              <w:right w:val="single" w:color="BFBFBF" w:sz="4"/>
+            </w:tcBorders>
+            <w:shd w:fill="DCE6F7" w:color="auto" w:val="clear"/>
+            <w:tcMar>
+              <w:top w:type="dxa" w:w="60"/>
+              <w:left w:type="dxa" w:w="100"/>
+              <w:bottom w:type="dxa" w:w="60"/>
+              <w:right w:type="dxa" w:w="100"/>
+            </w:tcMar>
+          </w:tcPr>
+          <w:p>
+            <w:pPr>
+              <w:spacing w:after="0" w:line="264"/>
+            </w:pPr>
+            <w:r>
+              <w:rPr>
+                <w:rFonts w:ascii="맑은 고딕" w:cs="맑은 고딕" w:eastAsia="맑은 고딕" w:hAnsi="맑은 고딕"/>
+                <w:b/>
+                <w:bCs/>
+                <w:color w:val="222222"/>
+                <w:sz w:val="19"/>
+                <w:szCs w:val="19"/>
+              </w:rPr>
+              <w:t xml:space="preserve">확인</w:t>
+            </w:r>
+          </w:p>
+        </w:tc>
+        <w:tc>
+          <w:tcPr>
+            <w:tcW w:type="dxa" w:w="7251"/>
+            <w:tcBorders>
+              <w:top w:val="single" w:color="BFBFBF" w:sz="4"/>
+              <w:left w:val="single" w:color="BFBFBF" w:sz="4"/>
+              <w:bottom w:val="single" w:color="BFBFBF" w:sz="4"/>
+              <w:right w:val="single" w:color="BFBFBF" w:sz="4"/>
+            </w:tcBorders>
+            <w:shd w:fill="DCE6F7" w:color="auto" w:val="clear"/>
+            <w:tcMar>
+              <w:top w:type="dxa" w:w="60"/>
+              <w:left w:type="dxa" w:w="100"/>
+              <w:bottom w:type="dxa" w:w="60"/>
+              <w:right w:type="dxa" w:w="100"/>
+            </w:tcMar>
+          </w:tcPr>
+          <w:p>
+            <w:pPr>
+              <w:spacing w:after="0" w:line="264"/>
+            </w:pPr>
+            <w:r>
+              <w:rPr>
+                <w:rFonts w:ascii="맑은 고딕" w:cs="맑은 고딕" w:eastAsia="맑은 고딕" w:hAnsi="맑은 고딕"/>
+                <w:b/>
+                <w:bCs/>
+                <w:color w:val="222222"/>
+                <w:sz w:val="19"/>
+                <w:szCs w:val="19"/>
+              </w:rPr>
+              <w:t xml:space="preserve">결과</w:t>
+            </w:r>
+          </w:p>
+        </w:tc>
+      </w:tr>
+      <w:tr>
+        <w:trPr>
+          <w:cantSplit/>
+        </w:trPr>
+        <w:tc>
+          <w:tcPr>
+            <w:tcW w:type="dxa" w:w="2109"/>
+            <w:tcBorders>
+              <w:top w:val="single" w:color="BFBFBF" w:sz="4"/>
+              <w:left w:val="single" w:color="BFBFBF" w:sz="4"/>
+              <w:bottom w:val="single" w:color="BFBFBF" w:sz="4"/>
+              <w:right w:val="single" w:color="BFBFBF" w:sz="4"/>
+            </w:tcBorders>
+            <w:tcMar>
+              <w:top w:type="dxa" w:w="60"/>
+              <w:left w:type="dxa" w:w="100"/>
+              <w:bottom w:type="dxa" w:w="60"/>
+              <w:right w:type="dxa" w:w="100"/>
+            </w:tcMar>
+          </w:tcPr>
+          <w:p>
+            <w:pPr>
+              <w:spacing w:after="0" w:line="264"/>
+            </w:pPr>
+            <w:r>
+              <w:rPr>
+                <w:rFonts w:ascii="맑은 고딕" w:cs="맑은 고딕" w:eastAsia="맑은 고딕" w:hAnsi="맑은 고딕"/>
+                <w:b w:val="false"/>
+                <w:bCs w:val="false"/>
+                <w:color w:val="222222"/>
+                <w:sz w:val="19"/>
+                <w:szCs w:val="19"/>
+              </w:rPr>
+              <w:t xml:space="preserve">① 게스트 접속·약속 만들기</w:t>
+            </w:r>
+          </w:p>
+        </w:tc>
+        <w:tc>
+          <w:tcPr>
+            <w:tcW w:type="dxa" w:w="7251"/>
+            <w:tcBorders>
+              <w:top w:val="single" w:color="BFBFBF" w:sz="4"/>
+              <w:left w:val="single" w:color="BFBFBF" w:sz="4"/>
+              <w:bottom w:val="single" w:color="BFBFBF" w:sz="4"/>
+              <w:right w:val="single" w:color="BFBFBF" w:sz="4"/>
+            </w:tcBorders>
+            <w:tcMar>
+              <w:top w:type="dxa" w:w="60"/>
+              <w:left w:type="dxa" w:w="100"/>
+              <w:bottom w:type="dxa" w:w="60"/>
+              <w:right w:type="dxa" w:w="100"/>
+            </w:tcMar>
+          </w:tcPr>
+          <w:p>
+            <w:pPr>
+              <w:spacing w:after="0" w:line="264"/>
+            </w:pPr>
+            <w:r>
+              <w:rPr>
+                <w:rFonts w:ascii="맑은 고딕" w:cs="맑은 고딕" w:eastAsia="맑은 고딕" w:hAnsi="맑은 고딕"/>
+                <w:b w:val="false"/>
+                <w:bCs w:val="false"/>
+                <w:color w:val="222222"/>
+                <w:sz w:val="19"/>
+                <w:szCs w:val="19"/>
+              </w:rPr>
+              <w:t xml:space="preserve">왼쪽 아래 "게스트로 사용 중". </w:t>
+            </w:r>
+            <w:r>
+              <w:rPr>
+                <w:rFonts w:ascii="Consolas" w:cs="Consolas" w:eastAsia="Consolas" w:hAnsi="Consolas"/>
+                <w:b w:val="false"/>
+                <w:bCs w:val="false"/>
+                <w:color w:val="B02A4A"/>
+                <w:sz w:val="19"/>
+                <w:szCs w:val="19"/>
+              </w:rPr>
+              <w:t xml:space="preserve">messages</w:t>
+            </w:r>
+            <w:r>
+              <w:rPr>
+                <w:rFonts w:ascii="맑은 고딕" w:cs="맑은 고딕" w:eastAsia="맑은 고딕" w:hAnsi="맑은 고딕"/>
+                <w:b w:val="false"/>
+                <w:bCs w:val="false"/>
+                <w:color w:val="222222"/>
+                <w:sz w:val="19"/>
+                <w:szCs w:val="19"/>
+              </w:rPr>
+              <w:t xml:space="preserve"> </w:t>
+            </w:r>
+            <w:r>
+              <w:rPr>
+                <w:rFonts w:ascii="맑은 고딕" w:cs="맑은 고딕" w:eastAsia="맑은 고딕" w:hAnsi="맑은 고딕"/>
+                <w:b/>
+                <w:bCs/>
+                <w:color w:val="222222"/>
+                <w:sz w:val="19"/>
+                <w:szCs w:val="19"/>
+              </w:rPr>
+              <w:t xml:space="preserve">3행</w:t>
+            </w:r>
+            <w:r>
+              <w:rPr>
+                <w:rFonts w:ascii="맑은 고딕" w:cs="맑은 고딕" w:eastAsia="맑은 고딕" w:hAnsi="맑은 고딕"/>
+                <w:b w:val="false"/>
+                <w:bCs w:val="false"/>
+                <w:color w:val="222222"/>
+                <w:sz w:val="19"/>
+                <w:szCs w:val="19"/>
+              </w:rPr>
+              <w:t xml:space="preserve">(인사 → "내일 아침 8시에 물 마시라고 알려 줘" → "약속을 저장했습니다…"), </w:t>
+            </w:r>
+            <w:r>
+              <w:rPr>
+                <w:rFonts w:ascii="Consolas" w:cs="Consolas" w:eastAsia="Consolas" w:hAnsi="Consolas"/>
+                <w:b w:val="false"/>
+                <w:bCs w:val="false"/>
+                <w:color w:val="B02A4A"/>
+                <w:sz w:val="19"/>
+                <w:szCs w:val="19"/>
+              </w:rPr>
+              <w:t xml:space="preserve">reminders</w:t>
+            </w:r>
+            <w:r>
+              <w:rPr>
+                <w:rFonts w:ascii="맑은 고딕" w:cs="맑은 고딕" w:eastAsia="맑은 고딕" w:hAnsi="맑은 고딕"/>
+                <w:b w:val="false"/>
+                <w:bCs w:val="false"/>
+                <w:color w:val="222222"/>
+                <w:sz w:val="19"/>
+                <w:szCs w:val="19"/>
+              </w:rPr>
+              <w:t xml:space="preserve"> </w:t>
+            </w:r>
+            <w:r>
+              <w:rPr>
+                <w:rFonts w:ascii="맑은 고딕" w:cs="맑은 고딕" w:eastAsia="맑은 고딕" w:hAnsi="맑은 고딕"/>
+                <w:b/>
+                <w:bCs/>
+                <w:color w:val="222222"/>
+                <w:sz w:val="19"/>
+                <w:szCs w:val="19"/>
+              </w:rPr>
+              <w:t xml:space="preserve">1행</w:t>
+            </w:r>
+            <w:r>
+              <w:rPr>
+                <w:rFonts w:ascii="맑은 고딕" w:cs="맑은 고딕" w:eastAsia="맑은 고딕" w:hAnsi="맑은 고딕"/>
+                <w:b w:val="false"/>
+                <w:bCs w:val="false"/>
+                <w:color w:val="222222"/>
+                <w:sz w:val="19"/>
+                <w:szCs w:val="19"/>
+              </w:rPr>
+              <w:t xml:space="preserve">("물 마시기", </w:t>
+            </w:r>
+            <w:r>
+              <w:rPr>
+                <w:rFonts w:ascii="Consolas" w:cs="Consolas" w:eastAsia="Consolas" w:hAnsi="Consolas"/>
+                <w:b w:val="false"/>
+                <w:bCs w:val="false"/>
+                <w:color w:val="B02A4A"/>
+                <w:sz w:val="19"/>
+                <w:szCs w:val="19"/>
+              </w:rPr>
+              <w:t xml:space="preserve">pending</w:t>
+            </w:r>
+            <w:r>
+              <w:rPr>
+                <w:rFonts w:ascii="맑은 고딕" w:cs="맑은 고딕" w:eastAsia="맑은 고딕" w:hAnsi="맑은 고딕"/>
+                <w:b w:val="false"/>
+                <w:bCs w:val="false"/>
+                <w:color w:val="222222"/>
+                <w:sz w:val="19"/>
+                <w:szCs w:val="19"/>
+              </w:rPr>
+              <w:t xml:space="preserve">, 시각은 UTC 표기 10월 28일 23:00 = 한국 시간 10월 29일 08:00)</w:t>
+            </w:r>
+          </w:p>
+        </w:tc>
+      </w:tr>
+      <w:tr>
+        <w:trPr>
+          <w:cantSplit/>
+        </w:trPr>
+        <w:tc>
+          <w:tcPr>
+            <w:tcW w:type="dxa" w:w="2109"/>
+            <w:tcBorders>
+              <w:top w:val="single" w:color="BFBFBF" w:sz="4"/>
+              <w:left w:val="single" w:color="BFBFBF" w:sz="4"/>
+              <w:bottom w:val="single" w:color="BFBFBF" w:sz="4"/>
+              <w:right w:val="single" w:color="BFBFBF" w:sz="4"/>
+            </w:tcBorders>
+            <w:shd w:fill="F2F5FA" w:color="auto" w:val="clear"/>
+            <w:tcMar>
+              <w:top w:type="dxa" w:w="60"/>
+              <w:left w:type="dxa" w:w="100"/>
+              <w:bottom w:type="dxa" w:w="60"/>
+              <w:right w:type="dxa" w:w="100"/>
+            </w:tcMar>
+          </w:tcPr>
+          <w:p>
+            <w:pPr>
+              <w:spacing w:after="0" w:line="264"/>
+            </w:pPr>
+            <w:r>
+              <w:rPr>
+                <w:rFonts w:ascii="맑은 고딕" w:cs="맑은 고딕" w:eastAsia="맑은 고딕" w:hAnsi="맑은 고딕"/>
+                <w:b w:val="false"/>
+                <w:bCs w:val="false"/>
+                <w:color w:val="222222"/>
+                <w:sz w:val="19"/>
+                <w:szCs w:val="19"/>
+              </w:rPr>
+              <w:t xml:space="preserve">② green으로 전환</w:t>
+            </w:r>
+          </w:p>
+        </w:tc>
+        <w:tc>
+          <w:tcPr>
+            <w:tcW w:type="dxa" w:w="7251"/>
+            <w:tcBorders>
+              <w:top w:val="single" w:color="BFBFBF" w:sz="4"/>
+              <w:left w:val="single" w:color="BFBFBF" w:sz="4"/>
+              <w:bottom w:val="single" w:color="BFBFBF" w:sz="4"/>
+              <w:right w:val="single" w:color="BFBFBF" w:sz="4"/>
+            </w:tcBorders>
+            <w:shd w:fill="F2F5FA" w:color="auto" w:val="clear"/>
+            <w:tcMar>
+              <w:top w:type="dxa" w:w="60"/>
+              <w:left w:type="dxa" w:w="100"/>
+              <w:bottom w:type="dxa" w:w="60"/>
+              <w:right w:type="dxa" w:w="100"/>
+            </w:tcMar>
+          </w:tcPr>
+          <w:p>
+            <w:pPr>
+              <w:spacing w:after="0" w:line="264"/>
+            </w:pPr>
+            <w:r>
+              <w:rPr>
+                <w:rFonts w:ascii="맑은 고딕" w:cs="맑은 고딕" w:eastAsia="맑은 고딕" w:hAnsi="맑은 고딕"/>
+                <w:b w:val="false"/>
+                <w:bCs w:val="false"/>
+                <w:color w:val="222222"/>
+                <w:sz w:val="19"/>
+                <w:szCs w:val="19"/>
+              </w:rPr>
+              <w:t xml:space="preserve">배너 GREEN, 대화 3개·약속이 </w:t>
+            </w:r>
+            <w:r>
+              <w:rPr>
+                <w:rFonts w:ascii="맑은 고딕" w:cs="맑은 고딕" w:eastAsia="맑은 고딕" w:hAnsi="맑은 고딕"/>
+                <w:b/>
+                <w:bCs/>
+                <w:color w:val="222222"/>
+                <w:sz w:val="19"/>
+                <w:szCs w:val="19"/>
+              </w:rPr>
+              <w:t xml:space="preserve">그대로</w:t>
+            </w:r>
+            <w:r>
+              <w:rPr>
+                <w:rFonts w:ascii="맑은 고딕" w:cs="맑은 고딕" w:eastAsia="맑은 고딕" w:hAnsi="맑은 고딕"/>
+                <w:b w:val="false"/>
+                <w:bCs w:val="false"/>
+                <w:color w:val="222222"/>
+                <w:sz w:val="19"/>
+                <w:szCs w:val="19"/>
+              </w:rPr>
+              <w:t xml:space="preserve"> (5장 ④에서는 0개)</w:t>
+            </w:r>
+          </w:p>
+        </w:tc>
+      </w:tr>
+      <w:tr>
+        <w:trPr>
+          <w:cantSplit/>
+        </w:trPr>
+        <w:tc>
+          <w:tcPr>
+            <w:tcW w:type="dxa" w:w="2109"/>
+            <w:tcBorders>
+              <w:top w:val="single" w:color="BFBFBF" w:sz="4"/>
+              <w:left w:val="single" w:color="BFBFBF" w:sz="4"/>
+              <w:bottom w:val="single" w:color="BFBFBF" w:sz="4"/>
+              <w:right w:val="single" w:color="BFBFBF" w:sz="4"/>
+            </w:tcBorders>
+            <w:tcMar>
+              <w:top w:type="dxa" w:w="60"/>
+              <w:left w:type="dxa" w:w="100"/>
+              <w:bottom w:type="dxa" w:w="60"/>
+              <w:right w:type="dxa" w:w="100"/>
+            </w:tcMar>
+          </w:tcPr>
+          <w:p>
+            <w:pPr>
+              <w:spacing w:after="0" w:line="264"/>
+            </w:pPr>
+            <w:r>
+              <w:rPr>
+                <w:rFonts w:ascii="맑은 고딕" w:cs="맑은 고딕" w:eastAsia="맑은 고딕" w:hAnsi="맑은 고딕"/>
+                <w:b w:val="false"/>
+                <w:bCs w:val="false"/>
+                <w:color w:val="222222"/>
+                <w:sz w:val="19"/>
+                <w:szCs w:val="19"/>
+              </w:rPr>
+              <w:t xml:space="preserve">②-b </w:t>
+            </w:r>
+            <w:r>
+              <w:rPr>
+                <w:rFonts w:ascii="Consolas" w:cs="Consolas" w:eastAsia="Consolas" w:hAnsi="Consolas"/>
+                <w:b w:val="false"/>
+                <w:bCs w:val="false"/>
+                <w:color w:val="B02A4A"/>
+                <w:sz w:val="19"/>
+                <w:szCs w:val="19"/>
+              </w:rPr>
+              <w:t xml:space="preserve">docker restart blue</w:t>
+            </w:r>
+            <w:r>
+              <w:rPr>
+                <w:rFonts w:ascii="맑은 고딕" w:cs="맑은 고딕" w:eastAsia="맑은 고딕" w:hAnsi="맑은 고딕"/>
+                <w:b w:val="false"/>
+                <w:bCs w:val="false"/>
+                <w:color w:val="222222"/>
+                <w:sz w:val="19"/>
+                <w:szCs w:val="19"/>
+              </w:rPr>
+              <w:t xml:space="preserve"> 뒤 blue로 롤백</w:t>
+            </w:r>
+          </w:p>
+        </w:tc>
+        <w:tc>
+          <w:tcPr>
+            <w:tcW w:type="dxa" w:w="7251"/>
+            <w:tcBorders>
+              <w:top w:val="single" w:color="BFBFBF" w:sz="4"/>
+              <w:left w:val="single" w:color="BFBFBF" w:sz="4"/>
+              <w:bottom w:val="single" w:color="BFBFBF" w:sz="4"/>
+              <w:right w:val="single" w:color="BFBFBF" w:sz="4"/>
+            </w:tcBorders>
+            <w:tcMar>
+              <w:top w:type="dxa" w:w="60"/>
+              <w:left w:type="dxa" w:w="100"/>
+              <w:bottom w:type="dxa" w:w="60"/>
+              <w:right w:type="dxa" w:w="100"/>
+            </w:tcMar>
+          </w:tcPr>
+          <w:p>
+            <w:pPr>
+              <w:spacing w:after="0" w:line="264"/>
+            </w:pPr>
+            <w:r>
+              <w:rPr>
+                <w:rFonts w:ascii="맑은 고딕" w:cs="맑은 고딕" w:eastAsia="맑은 고딕" w:hAnsi="맑은 고딕"/>
+                <w:b w:val="false"/>
+                <w:bCs w:val="false"/>
+                <w:color w:val="222222"/>
+                <w:sz w:val="19"/>
+                <w:szCs w:val="19"/>
+              </w:rPr>
+              <w:t xml:space="preserve">배너 BLUE, 대화 3개·약속 </w:t>
+            </w:r>
+            <w:r>
+              <w:rPr>
+                <w:rFonts w:ascii="맑은 고딕" w:cs="맑은 고딕" w:eastAsia="맑은 고딕" w:hAnsi="맑은 고딕"/>
+                <w:b/>
+                <w:bCs/>
+                <w:color w:val="222222"/>
+                <w:sz w:val="19"/>
+                <w:szCs w:val="19"/>
+              </w:rPr>
+              <w:t xml:space="preserve">그대로</w:t>
+            </w:r>
+            <w:r>
+              <w:rPr>
+                <w:rFonts w:ascii="맑은 고딕" w:cs="맑은 고딕" w:eastAsia="맑은 고딕" w:hAnsi="맑은 고딕"/>
+                <w:b w:val="false"/>
+                <w:bCs w:val="false"/>
+                <w:color w:val="222222"/>
+                <w:sz w:val="19"/>
+                <w:szCs w:val="19"/>
+              </w:rPr>
+              <w:t xml:space="preserve"> (5장 ④에서는 완전히 사라짐)</w:t>
+            </w:r>
+          </w:p>
+        </w:tc>
+      </w:tr>
+      <w:tr>
+        <w:trPr>
+          <w:cantSplit/>
+        </w:trPr>
+        <w:tc>
+          <w:tcPr>
+            <w:tcW w:type="dxa" w:w="2109"/>
+            <w:tcBorders>
+              <w:top w:val="single" w:color="BFBFBF" w:sz="4"/>
+              <w:left w:val="single" w:color="BFBFBF" w:sz="4"/>
+              <w:bottom w:val="single" w:color="BFBFBF" w:sz="4"/>
+              <w:right w:val="single" w:color="BFBFBF" w:sz="4"/>
+            </w:tcBorders>
+            <w:shd w:fill="F2F5FA" w:color="auto" w:val="clear"/>
+            <w:tcMar>
+              <w:top w:type="dxa" w:w="60"/>
+              <w:left w:type="dxa" w:w="100"/>
+              <w:bottom w:type="dxa" w:w="60"/>
+              <w:right w:type="dxa" w:w="100"/>
+            </w:tcMar>
+          </w:tcPr>
+          <w:p>
+            <w:pPr>
+              <w:spacing w:after="0" w:line="264"/>
+            </w:pPr>
+            <w:r>
+              <w:rPr>
+                <w:rFonts w:ascii="맑은 고딕" w:cs="맑은 고딕" w:eastAsia="맑은 고딕" w:hAnsi="맑은 고딕"/>
+                <w:b w:val="false"/>
+                <w:bCs w:val="false"/>
+                <w:color w:val="222222"/>
+                <w:sz w:val="19"/>
+                <w:szCs w:val="19"/>
+              </w:rPr>
+              <w:t xml:space="preserve">③ 시크릿 창(다른 게스트)</w:t>
+            </w:r>
+          </w:p>
+        </w:tc>
+        <w:tc>
+          <w:tcPr>
+            <w:tcW w:type="dxa" w:w="7251"/>
+            <w:tcBorders>
+              <w:top w:val="single" w:color="BFBFBF" w:sz="4"/>
+              <w:left w:val="single" w:color="BFBFBF" w:sz="4"/>
+              <w:bottom w:val="single" w:color="BFBFBF" w:sz="4"/>
+              <w:right w:val="single" w:color="BFBFBF" w:sz="4"/>
+            </w:tcBorders>
+            <w:shd w:fill="F2F5FA" w:color="auto" w:val="clear"/>
+            <w:tcMar>
+              <w:top w:type="dxa" w:w="60"/>
+              <w:left w:type="dxa" w:w="100"/>
+              <w:bottom w:type="dxa" w:w="60"/>
+              <w:right w:type="dxa" w:w="100"/>
+            </w:tcMar>
+          </w:tcPr>
+          <w:p>
+            <w:pPr>
+              <w:spacing w:after="0" w:line="264"/>
+            </w:pPr>
+            <w:r>
+              <w:rPr>
+                <w:rFonts w:ascii="맑은 고딕" w:cs="맑은 고딕" w:eastAsia="맑은 고딕" w:hAnsi="맑은 고딕"/>
+                <w:b w:val="false"/>
+                <w:bCs w:val="false"/>
+                <w:color w:val="222222"/>
+                <w:sz w:val="19"/>
+                <w:szCs w:val="19"/>
+              </w:rPr>
+              <w:t xml:space="preserve">대화 화면이 비어 있음. "내 약속 뭐 있어?"에 "저장된 약속이 없습니다.". </w:t>
+            </w:r>
+            <w:r>
+              <w:rPr>
+                <w:rFonts w:ascii="Consolas" w:cs="Consolas" w:eastAsia="Consolas" w:hAnsi="Consolas"/>
+                <w:b w:val="false"/>
+                <w:bCs w:val="false"/>
+                <w:color w:val="B02A4A"/>
+                <w:sz w:val="19"/>
+                <w:szCs w:val="19"/>
+              </w:rPr>
+              <w:t xml:space="preserve">messages</w:t>
+            </w:r>
+            <w:r>
+              <w:rPr>
+                <w:rFonts w:ascii="맑은 고딕" w:cs="맑은 고딕" w:eastAsia="맑은 고딕" w:hAnsi="맑은 고딕"/>
+                <w:b w:val="false"/>
+                <w:bCs w:val="false"/>
+                <w:color w:val="222222"/>
+                <w:sz w:val="19"/>
+                <w:szCs w:val="19"/>
+              </w:rPr>
+              <w:t xml:space="preserve">가 6행이 되었고 4~6행은 </w:t>
+            </w:r>
+            <w:r>
+              <w:rPr>
+                <w:rFonts w:ascii="맑은 고딕" w:cs="맑은 고딕" w:eastAsia="맑은 고딕" w:hAnsi="맑은 고딕"/>
+                <w:b/>
+                <w:bCs/>
+                <w:color w:val="222222"/>
+                <w:sz w:val="19"/>
+                <w:szCs w:val="19"/>
+              </w:rPr>
+              <w:t xml:space="preserve">다른 </w:t>
+            </w:r>
+            <w:r>
+              <w:rPr>
+                <w:rFonts w:ascii="Consolas" w:cs="Consolas" w:eastAsia="Consolas" w:hAnsi="Consolas"/>
+                <w:b/>
+                <w:bCs/>
+                <w:color w:val="B02A4A"/>
+                <w:sz w:val="19"/>
+                <w:szCs w:val="19"/>
+              </w:rPr>
+              <w:t xml:space="preserve">user_id</w:t>
+            </w:r>
+          </w:p>
+        </w:tc>
+      </w:tr>
+    </w:tbl>
+    <w:p>
+      <w:pPr>
+        <w:spacing w:after="80" w:line="288"/>
+      </w:pPr>
+      <w:r>
+        <w:rPr>
+          <w:rFonts w:ascii="맑은 고딕" w:cs="맑은 고딕" w:eastAsia="맑은 고딕" w:hAnsi="맑은 고딕"/>
+          <w:b w:val="false"/>
+          <w:bCs w:val="false"/>
+          <w:color w:val="222222"/>
+          <w:sz w:val="21"/>
+          <w:szCs w:val="21"/>
+        </w:rPr>
+        <w:t xml:space="preserve"/>
+      </w:r>
+    </w:p>
+    <w:p>
+      <w:pPr>
+        <w:pStyle w:val="ListParagraph"/>
+        <w:numPr>
+          <w:ilvl w:val="0"/>
+          <w:numId w:val="4"/>
+        </w:numPr>
+        <w:spacing w:after="60" w:line="288"/>
+      </w:pPr>
+      <w:r>
+        <w:rPr>
+          <w:rFonts w:ascii="맑은 고딕" w:cs="맑은 고딕" w:eastAsia="맑은 고딕" w:hAnsi="맑은 고딕"/>
+          <w:b w:val="false"/>
+          <w:bCs w:val="false"/>
+          <w:color w:val="222222"/>
+          <w:sz w:val="21"/>
+          <w:szCs w:val="21"/>
+        </w:rPr>
+        <w:t xml:space="preserve">메시지가 2개가 아니라 </w:t>
+      </w:r>
+      <w:r>
+        <w:rPr>
+          <w:rFonts w:ascii="맑은 고딕" w:cs="맑은 고딕" w:eastAsia="맑은 고딕" w:hAnsi="맑은 고딕"/>
+          <w:b/>
+          <w:bCs/>
+          <w:color w:val="222222"/>
+          <w:sz w:val="21"/>
+          <w:szCs w:val="21"/>
+        </w:rPr>
+        <w:t xml:space="preserve">3개</w:t>
+      </w:r>
+      <w:r>
+        <w:rPr>
+          <w:rFonts w:ascii="맑은 고딕" w:cs="맑은 고딕" w:eastAsia="맑은 고딕" w:hAnsi="맑은 고딕"/>
+          <w:b w:val="false"/>
+          <w:bCs w:val="false"/>
+          <w:color w:val="222222"/>
+          <w:sz w:val="21"/>
+          <w:szCs w:val="21"/>
+        </w:rPr>
+        <w:t xml:space="preserve">인 이유는 앱이 처음 열릴 때 캐릭터가 건네는 인사(</w:t>
+      </w:r>
+      <w:r>
+        <w:rPr>
+          <w:rFonts w:ascii="Consolas" w:cs="Consolas" w:eastAsia="Consolas" w:hAnsi="Consolas"/>
+          <w:b w:val="false"/>
+          <w:bCs w:val="false"/>
+          <w:color w:val="B02A4A"/>
+          <w:sz w:val="21"/>
+          <w:szCs w:val="21"/>
+        </w:rPr>
+        <w:t xml:space="preserve">greeting</w:t>
+      </w:r>
+      <w:r>
+        <w:rPr>
+          <w:rFonts w:ascii="맑은 고딕" w:cs="맑은 고딕" w:eastAsia="맑은 고딕" w:hAnsi="맑은 고딕"/>
+          <w:b w:val="false"/>
+          <w:bCs w:val="false"/>
+          <w:color w:val="222222"/>
+          <w:sz w:val="21"/>
+          <w:szCs w:val="21"/>
+        </w:rPr>
+        <w:t xml:space="preserve">) 메시지가 하나 저장되기 때문이다.</w:t>
+      </w:r>
+    </w:p>
+    <w:p>
+      <w:pPr>
+        <w:pStyle w:val="ListParagraph"/>
+        <w:numPr>
+          <w:ilvl w:val="0"/>
+          <w:numId w:val="4"/>
+        </w:numPr>
+        <w:spacing w:after="60" w:line="288"/>
+      </w:pPr>
+      <w:r>
+        <w:rPr>
+          <w:rFonts w:ascii="맑은 고딕" w:cs="맑은 고딕" w:eastAsia="맑은 고딕" w:hAnsi="맑은 고딕"/>
+          <w:b w:val="false"/>
+          <w:bCs w:val="false"/>
+          <w:color w:val="222222"/>
+          <w:sz w:val="21"/>
+          <w:szCs w:val="21"/>
+        </w:rPr>
+        <w:t xml:space="preserve">시각은 데이터베이스에 UTC로 저장되고 앱이 한국 시간으로 보여 준다.</w:t>
+      </w:r>
+    </w:p>
+    <w:p>
+      <w:pPr>
+        <w:pStyle w:val="ListParagraph"/>
+        <w:numPr>
+          <w:ilvl w:val="0"/>
+          <w:numId w:val="4"/>
+        </w:numPr>
+        <w:spacing w:after="60" w:line="288"/>
+      </w:pPr>
+      <w:r>
+        <w:rPr>
+          <w:rFonts w:ascii="맑은 고딕" w:cs="맑은 고딕" w:eastAsia="맑은 고딕" w:hAnsi="맑은 고딕"/>
+          <w:b/>
+          <w:bCs/>
+          <w:color w:val="222222"/>
+          <w:sz w:val="21"/>
+          <w:szCs w:val="21"/>
+        </w:rPr>
+        <w:t xml:space="preserve">새로 관찰한 것(추정)</w:t>
+      </w:r>
+      <w:r>
+        <w:rPr>
+          <w:rFonts w:ascii="맑은 고딕" w:cs="맑은 고딕" w:eastAsia="맑은 고딕" w:hAnsi="맑은 고딕"/>
+          <w:b w:val="false"/>
+          <w:bCs w:val="false"/>
+          <w:color w:val="222222"/>
+          <w:sz w:val="21"/>
+          <w:szCs w:val="21"/>
+        </w:rPr>
+        <w:t xml:space="preserve">: 시크릿 창의 요청이 도구 선택·첫 글자·답 전체 모두 </w:t>
+      </w:r>
+      <w:r>
+        <w:rPr>
+          <w:rFonts w:ascii="맑은 고딕" w:cs="맑은 고딕" w:eastAsia="맑은 고딕" w:hAnsi="맑은 고딕"/>
+          <w:b/>
+          <w:bCs/>
+          <w:color w:val="222222"/>
+          <w:sz w:val="21"/>
+          <w:szCs w:val="21"/>
+        </w:rPr>
+        <w:t xml:space="preserve">3.0초</w:t>
+      </w:r>
+      <w:r>
+        <w:rPr>
+          <w:rFonts w:ascii="맑은 고딕" w:cs="맑은 고딕" w:eastAsia="맑은 고딕" w:hAnsi="맑은 고딕"/>
+          <w:b w:val="false"/>
+          <w:bCs w:val="false"/>
+          <w:color w:val="222222"/>
+          <w:sz w:val="21"/>
+          <w:szCs w:val="21"/>
+        </w:rPr>
+        <w:t xml:space="preserve">였다. 페이크 LLM은 외부 AI를 부르지 않는데도 걸린 시간이라, 미국 동부(Ohio)의 데이터베이스를 여러 번 왕복한 시간으로 </w:t>
+      </w:r>
+      <w:r>
+        <w:rPr>
+          <w:rFonts w:ascii="맑은 고딕" w:cs="맑은 고딕" w:eastAsia="맑은 고딕" w:hAnsi="맑은 고딕"/>
+          <w:b/>
+          <w:bCs/>
+          <w:color w:val="222222"/>
+          <w:sz w:val="21"/>
+          <w:szCs w:val="21"/>
+        </w:rPr>
+        <w:t xml:space="preserve">추정</w:t>
+      </w:r>
+      <w:r>
+        <w:rPr>
+          <w:rFonts w:ascii="맑은 고딕" w:cs="맑은 고딕" w:eastAsia="맑은 고딕" w:hAnsi="맑은 고딕"/>
+          <w:b w:val="false"/>
+          <w:bCs w:val="false"/>
+          <w:color w:val="222222"/>
+          <w:sz w:val="21"/>
+          <w:szCs w:val="21"/>
+        </w:rPr>
+        <w:t xml:space="preserve">한다(서울 리전과 비교해 확인하지는 않았다). 데이터를 밖으로 옮기면 지연이 늘 수 있고 리전 선택이 중요하다.</w:t>
+      </w:r>
+    </w:p>
+    <w:p>
+      <w:pPr>
+        <w:pStyle w:val="ListParagraph"/>
+        <w:numPr>
+          <w:ilvl w:val="0"/>
+          <w:numId w:val="4"/>
+        </w:numPr>
+        <w:spacing w:after="60" w:line="288"/>
+      </w:pPr>
+      <w:r>
+        <w:rPr>
+          <w:rFonts w:ascii="Consolas" w:cs="Consolas" w:eastAsia="Consolas" w:hAnsi="Consolas"/>
+          <w:b w:val="false"/>
+          <w:bCs w:val="false"/>
+          <w:color w:val="B02A4A"/>
+          <w:sz w:val="21"/>
+          <w:szCs w:val="21"/>
+        </w:rPr>
+        <w:t xml:space="preserve">reminders</w:t>
+      </w:r>
+      <w:r>
+        <w:rPr>
+          <w:rFonts w:ascii="맑은 고딕" w:cs="맑은 고딕" w:eastAsia="맑은 고딕" w:hAnsi="맑은 고딕"/>
+          <w:b w:val="false"/>
+          <w:bCs w:val="false"/>
+          <w:color w:val="222222"/>
+          <w:sz w:val="21"/>
+          <w:szCs w:val="21"/>
+        </w:rPr>
+        <w:t xml:space="preserve">는 시크릿 창 확인 때 캡처하지 않아, 게스트 B 때문에 늘지 않았다는 것은 확인하지 못했다.</w:t>
+      </w:r>
+    </w:p>
     <w:p>
       <w:pPr>
         <w:pStyle w:val="Heading2"/>
@@ -28738,6 +34539,346 @@
         <w:t xml:space="preserve">으로 되돌린다.</w:t>
       </w:r>
     </w:p>
+    <w:tbl>
+      <w:tblPr>
+        <w:tblW w:type="pct" w:w="100%"/>
+        <w:tblBorders>
+          <w:top w:val="single" w:color="3FB872" w:sz="4"/>
+          <w:left w:val="single" w:color="3FB872" w:sz="30"/>
+          <w:bottom w:val="single" w:color="3FB872" w:sz="4"/>
+          <w:right w:val="single" w:color="3FB872" w:sz="4"/>
+          <w:insideH w:val="none"/>
+          <w:insideV w:val="none"/>
+        </w:tblBorders>
+      </w:tblPr>
+      <w:tblGrid>
+        <w:gridCol w:w="9360"/>
+      </w:tblGrid>
+      <w:tr>
+        <w:trPr>
+          <w:cantSplit/>
+        </w:trPr>
+        <w:tc>
+          <w:tcPr>
+            <w:tcW w:type="dxa" w:w="9360"/>
+            <w:shd w:fill="EAFAF0" w:color="auto" w:val="clear"/>
+            <w:tcMar>
+              <w:top w:type="dxa" w:w="120"/>
+              <w:left w:type="dxa" w:w="160"/>
+              <w:bottom w:type="dxa" w:w="120"/>
+              <w:right w:type="dxa" w:w="160"/>
+            </w:tcMar>
+          </w:tcPr>
+          <w:p>
+            <w:pPr>
+              <w:spacing w:after="0" w:line="288"/>
+            </w:pPr>
+            <w:r>
+              <w:rPr>
+                <w:rFonts w:ascii="맑은 고딕" w:cs="맑은 고딕" w:eastAsia="맑은 고딕" w:hAnsi="맑은 고딕"/>
+                <w:b/>
+                <w:bCs/>
+                <w:color w:val="3FB872"/>
+                <w:sz w:val="21"/>
+                <w:szCs w:val="21"/>
+              </w:rPr>
+              <w:t xml:space="preserve">🧪 예제</w:t>
+            </w:r>
+          </w:p>
+          <w:p>
+            <w:pPr>
+              <w:spacing w:after="0" w:line="288"/>
+            </w:pPr>
+            <w:r>
+              <w:rPr>
+                <w:rFonts w:ascii="Consolas" w:cs="Consolas" w:eastAsia="Consolas" w:hAnsi="Consolas"/>
+                <w:b w:val="false"/>
+                <w:bCs w:val="false"/>
+                <w:color w:val="B02A4A"/>
+                <w:sz w:val="21"/>
+                <w:szCs w:val="21"/>
+              </w:rPr>
+              <w:t xml:space="preserve">[실습 결과]</w:t>
+            </w:r>
+            <w:r>
+              <w:rPr>
+                <w:rFonts w:ascii="맑은 고딕" w:cs="맑은 고딕" w:eastAsia="맑은 고딕" w:hAnsi="맑은 고딕"/>
+                <w:b w:val="false"/>
+                <w:bCs w:val="false"/>
+                <w:color w:val="222222"/>
+                <w:sz w:val="21"/>
+                <w:szCs w:val="21"/>
+              </w:rPr>
+              <w:t xml:space="preserve"> </w:t>
+            </w:r>
+            <w:r>
+              <w:rPr>
+                <w:rFonts w:ascii="맑은 고딕" w:cs="맑은 고딕" w:eastAsia="맑은 고딕" w:hAnsi="맑은 고딕"/>
+                <w:b/>
+                <w:bCs/>
+                <w:color w:val="222222"/>
+                <w:sz w:val="21"/>
+                <w:szCs w:val="21"/>
+              </w:rPr>
+              <w:t xml:space="preserve">정리(6-7)</w:t>
+            </w:r>
+            <w:r>
+              <w:rPr>
+                <w:rFonts w:ascii="맑은 고딕" w:cs="맑은 고딕" w:eastAsia="맑은 고딕" w:hAnsi="맑은 고딕"/>
+                <w:b w:val="false"/>
+                <w:bCs w:val="false"/>
+                <w:color w:val="222222"/>
+                <w:sz w:val="21"/>
+                <w:szCs w:val="21"/>
+              </w:rPr>
+              <w:t xml:space="preserve">(원본: </w:t>
+            </w:r>
+            <w:r>
+              <w:rPr>
+                <w:rFonts w:ascii="Consolas" w:cs="Consolas" w:eastAsia="Consolas" w:hAnsi="Consolas"/>
+                <w:b w:val="false"/>
+                <w:bCs w:val="false"/>
+                <w:color w:val="B02A4A"/>
+                <w:sz w:val="21"/>
+                <w:szCs w:val="21"/>
+              </w:rPr>
+              <w:t xml:space="preserve">실습로그/14_정리.log</w:t>
+            </w:r>
+            <w:r>
+              <w:rPr>
+                <w:rFonts w:ascii="맑은 고딕" w:cs="맑은 고딕" w:eastAsia="맑은 고딕" w:hAnsi="맑은 고딕"/>
+                <w:b w:val="false"/>
+                <w:bCs w:val="false"/>
+                <w:color w:val="222222"/>
+                <w:sz w:val="21"/>
+                <w:szCs w:val="21"/>
+              </w:rPr>
+              <w:t xml:space="preserve">): 이름을 확인한 뒤 </w:t>
+            </w:r>
+            <w:r>
+              <w:rPr>
+                <w:rFonts w:ascii="Consolas" w:cs="Consolas" w:eastAsia="Consolas" w:hAnsi="Consolas"/>
+                <w:b w:val="false"/>
+                <w:bCs w:val="false"/>
+                <w:color w:val="B02A4A"/>
+                <w:sz w:val="21"/>
+                <w:szCs w:val="21"/>
+              </w:rPr>
+              <w:t xml:space="preserve">docker rm -f blue green bg-nginx</w:t>
+            </w:r>
+            <w:r>
+              <w:rPr>
+                <w:rFonts w:ascii="맑은 고딕" w:cs="맑은 고딕" w:eastAsia="맑은 고딕" w:hAnsi="맑은 고딕"/>
+                <w:b w:val="false"/>
+                <w:bCs w:val="false"/>
+                <w:color w:val="222222"/>
+                <w:sz w:val="21"/>
+                <w:szCs w:val="21"/>
+              </w:rPr>
+              <w:t xml:space="preserve">, </w:t>
+            </w:r>
+            <w:r>
+              <w:rPr>
+                <w:rFonts w:ascii="Consolas" w:cs="Consolas" w:eastAsia="Consolas" w:hAnsi="Consolas"/>
+                <w:b w:val="false"/>
+                <w:bCs w:val="false"/>
+                <w:color w:val="B02A4A"/>
+                <w:sz w:val="21"/>
+                <w:szCs w:val="21"/>
+              </w:rPr>
+              <w:t xml:space="preserve">docker network rm bg-lab</w:t>
+            </w:r>
+            <w:r>
+              <w:rPr>
+                <w:rFonts w:ascii="맑은 고딕" w:cs="맑은 고딕" w:eastAsia="맑은 고딕" w:hAnsi="맑은 고딕"/>
+                <w:b w:val="false"/>
+                <w:bCs w:val="false"/>
+                <w:color w:val="222222"/>
+                <w:sz w:val="21"/>
+                <w:szCs w:val="21"/>
+              </w:rPr>
+              <w:t xml:space="preserve">로 지웠다. Supabase 프로젝트와 </w:t>
+            </w:r>
+            <w:r>
+              <w:rPr>
+                <w:rFonts w:ascii="Consolas" w:cs="Consolas" w:eastAsia="Consolas" w:hAnsi="Consolas"/>
+                <w:b w:val="false"/>
+                <w:bCs w:val="false"/>
+                <w:color w:val="B02A4A"/>
+                <w:sz w:val="21"/>
+                <w:szCs w:val="21"/>
+              </w:rPr>
+              <w:t xml:space="preserve">.env</w:t>
+            </w:r>
+            <w:r>
+              <w:rPr>
+                <w:rFonts w:ascii="맑은 고딕" w:cs="맑은 고딕" w:eastAsia="맑은 고딕" w:hAnsi="맑은 고딕"/>
+                <w:b w:val="false"/>
+                <w:bCs w:val="false"/>
+                <w:color w:val="222222"/>
+                <w:sz w:val="21"/>
+                <w:szCs w:val="21"/>
+              </w:rPr>
+              <w:t xml:space="preserve">, 이미지, </w:t>
+            </w:r>
+            <w:r>
+              <w:rPr>
+                <w:rFonts w:ascii="Consolas" w:cs="Consolas" w:eastAsia="Consolas" w:hAnsi="Consolas"/>
+                <w:b w:val="false"/>
+                <w:bCs w:val="false"/>
+                <w:color w:val="B02A4A"/>
+                <w:sz w:val="21"/>
+                <w:szCs w:val="21"/>
+              </w:rPr>
+              <w:t xml:space="preserve">bluegreen-lab</w:t>
+            </w:r>
+            <w:r>
+              <w:rPr>
+                <w:rFonts w:ascii="맑은 고딕" w:cs="맑은 고딕" w:eastAsia="맑은 고딕" w:hAnsi="맑은 고딕"/>
+                <w:b w:val="false"/>
+                <w:bCs w:val="false"/>
+                <w:color w:val="222222"/>
+                <w:sz w:val="21"/>
+                <w:szCs w:val="21"/>
+              </w:rPr>
+              <w:t xml:space="preserve"> 폴더는 남겼다. 다만 </w:t>
+            </w:r>
+            <w:r>
+              <w:rPr>
+                <w:rFonts w:ascii="Consolas" w:cs="Consolas" w:eastAsia="Consolas" w:hAnsi="Consolas"/>
+                <w:b w:val="false"/>
+                <w:bCs w:val="false"/>
+                <w:color w:val="B02A4A"/>
+                <w:sz w:val="21"/>
+                <w:szCs w:val="21"/>
+              </w:rPr>
+              <w:t xml:space="preserve">.env</w:t>
+            </w:r>
+            <w:r>
+              <w:rPr>
+                <w:rFonts w:ascii="맑은 고딕" w:cs="맑은 고딕" w:eastAsia="맑은 고딕" w:hAnsi="맑은 고딕"/>
+                <w:b w:val="false"/>
+                <w:bCs w:val="false"/>
+                <w:color w:val="222222"/>
+                <w:sz w:val="21"/>
+                <w:szCs w:val="21"/>
+              </w:rPr>
+              <w:t xml:space="preserve">의 </w:t>
+            </w:r>
+            <w:r>
+              <w:rPr>
+                <w:rFonts w:ascii="Consolas" w:cs="Consolas" w:eastAsia="Consolas" w:hAnsi="Consolas"/>
+                <w:b w:val="false"/>
+                <w:bCs w:val="false"/>
+                <w:color w:val="B02A4A"/>
+                <w:sz w:val="21"/>
+                <w:szCs w:val="21"/>
+              </w:rPr>
+              <w:t xml:space="preserve">STORAGE</w:t>
+            </w:r>
+            <w:r>
+              <w:rPr>
+                <w:rFonts w:ascii="맑은 고딕" w:cs="맑은 고딕" w:eastAsia="맑은 고딕" w:hAnsi="맑은 고딕"/>
+                <w:b w:val="false"/>
+                <w:bCs w:val="false"/>
+                <w:color w:val="222222"/>
+                <w:sz w:val="21"/>
+                <w:szCs w:val="21"/>
+              </w:rPr>
+              <w:t xml:space="preserve">·</w:t>
+            </w:r>
+            <w:r>
+              <w:rPr>
+                <w:rFonts w:ascii="Consolas" w:cs="Consolas" w:eastAsia="Consolas" w:hAnsi="Consolas"/>
+                <w:b w:val="false"/>
+                <w:bCs w:val="false"/>
+                <w:color w:val="B02A4A"/>
+                <w:sz w:val="21"/>
+                <w:szCs w:val="21"/>
+              </w:rPr>
+              <w:t xml:space="preserve">AUTH</w:t>
+            </w:r>
+            <w:r>
+              <w:rPr>
+                <w:rFonts w:ascii="맑은 고딕" w:cs="맑은 고딕" w:eastAsia="맑은 고딕" w:hAnsi="맑은 고딕"/>
+                <w:b w:val="false"/>
+                <w:bCs w:val="false"/>
+                <w:color w:val="222222"/>
+                <w:sz w:val="21"/>
+                <w:szCs w:val="21"/>
+              </w:rPr>
+              <w:t xml:space="preserve">가 </w:t>
+            </w:r>
+            <w:r>
+              <w:rPr>
+                <w:rFonts w:ascii="Consolas" w:cs="Consolas" w:eastAsia="Consolas" w:hAnsi="Consolas"/>
+                <w:b w:val="false"/>
+                <w:bCs w:val="false"/>
+                <w:color w:val="B02A4A"/>
+                <w:sz w:val="21"/>
+                <w:szCs w:val="21"/>
+              </w:rPr>
+              <w:t xml:space="preserve">supabase</w:t>
+            </w:r>
+            <w:r>
+              <w:rPr>
+                <w:rFonts w:ascii="맑은 고딕" w:cs="맑은 고딕" w:eastAsia="맑은 고딕" w:hAnsi="맑은 고딕"/>
+                <w:b w:val="false"/>
+                <w:bCs w:val="false"/>
+                <w:color w:val="222222"/>
+                <w:sz w:val="21"/>
+                <w:szCs w:val="21"/>
+              </w:rPr>
+              <w:t xml:space="preserve">로 바뀌어 있어, 메모리 저장으로 돌아가려면 두 줄을 </w:t>
+            </w:r>
+            <w:r>
+              <w:rPr>
+                <w:rFonts w:ascii="Consolas" w:cs="Consolas" w:eastAsia="Consolas" w:hAnsi="Consolas"/>
+                <w:b w:val="false"/>
+                <w:bCs w:val="false"/>
+                <w:color w:val="B02A4A"/>
+                <w:sz w:val="21"/>
+                <w:szCs w:val="21"/>
+              </w:rPr>
+              <w:t xml:space="preserve">memory</w:t>
+            </w:r>
+            <w:r>
+              <w:rPr>
+                <w:rFonts w:ascii="맑은 고딕" w:cs="맑은 고딕" w:eastAsia="맑은 고딕" w:hAnsi="맑은 고딕"/>
+                <w:b w:val="false"/>
+                <w:bCs w:val="false"/>
+                <w:color w:val="222222"/>
+                <w:sz w:val="21"/>
+                <w:szCs w:val="21"/>
+              </w:rPr>
+              <w:t xml:space="preserve">·</w:t>
+            </w:r>
+            <w:r>
+              <w:rPr>
+                <w:rFonts w:ascii="Consolas" w:cs="Consolas" w:eastAsia="Consolas" w:hAnsi="Consolas"/>
+                <w:b w:val="false"/>
+                <w:bCs w:val="false"/>
+                <w:color w:val="B02A4A"/>
+                <w:sz w:val="21"/>
+                <w:szCs w:val="21"/>
+              </w:rPr>
+              <w:t xml:space="preserve">none</w:t>
+            </w:r>
+            <w:r>
+              <w:rPr>
+                <w:rFonts w:ascii="맑은 고딕" w:cs="맑은 고딕" w:eastAsia="맑은 고딕" w:hAnsi="맑은 고딕"/>
+                <w:b w:val="false"/>
+                <w:bCs w:val="false"/>
+                <w:color w:val="222222"/>
+                <w:sz w:val="21"/>
+                <w:szCs w:val="21"/>
+              </w:rPr>
+              <w:t xml:space="preserve">으로 되돌려야 한다.</w:t>
+            </w:r>
+          </w:p>
+        </w:tc>
+      </w:tr>
+    </w:tbl>
     <w:p>
       <w:r>
         <w:br w:type="page"/>
@@ -29347,7 +35488,7 @@
         <w:pStyle w:val="ListParagraph"/>
         <w:numPr>
           <w:ilvl w:val="0"/>
-          <w:numId w:val="7"/>
+          <w:numId w:val="8"/>
         </w:numPr>
         <w:spacing w:after="60" w:line="288"/>
       </w:pPr>
@@ -29368,7 +35509,7 @@
         <w:pStyle w:val="ListParagraph"/>
         <w:numPr>
           <w:ilvl w:val="0"/>
-          <w:numId w:val="7"/>
+          <w:numId w:val="8"/>
         </w:numPr>
         <w:spacing w:after="60" w:line="288"/>
       </w:pPr>
@@ -29389,7 +35530,7 @@
         <w:pStyle w:val="ListParagraph"/>
         <w:numPr>
           <w:ilvl w:val="0"/>
-          <w:numId w:val="7"/>
+          <w:numId w:val="8"/>
         </w:numPr>
         <w:spacing w:after="60" w:line="288"/>
       </w:pPr>
@@ -29519,6 +35660,660 @@
         </w:tc>
       </w:tr>
     </w:tbl>
+    <w:p>
+      <w:pPr>
+        <w:pStyle w:val="Heading2"/>
+        <w:spacing w:after="120" w:before="260"/>
+      </w:pPr>
+      <w:r>
+        <w:rPr>
+          <w:rFonts w:ascii="맑은 고딕" w:cs="맑은 고딕" w:eastAsia="맑은 고딕" w:hAnsi="맑은 고딕"/>
+          <w:b/>
+          <w:bCs/>
+          <w:color w:val="1F4E9C"/>
+          <w:sz w:val="25"/>
+          <w:szCs w:val="25"/>
+        </w:rPr>
+        <w:t xml:space="preserve">7-5. [실습 결과] 실습으로 새로 확인된 것</w:t>
+      </w:r>
+    </w:p>
+    <w:tbl>
+      <w:tblPr>
+        <w:tblW w:type="pct" w:w="100%"/>
+        <w:tblBorders>
+          <w:top w:val="single" w:color="auto" w:sz="4"/>
+          <w:left w:val="single" w:color="auto" w:sz="4"/>
+          <w:bottom w:val="single" w:color="auto" w:sz="4"/>
+          <w:right w:val="single" w:color="auto" w:sz="4"/>
+          <w:insideH w:val="single" w:color="auto" w:sz="4"/>
+          <w:insideV w:val="single" w:color="auto" w:sz="4"/>
+        </w:tblBorders>
+      </w:tblPr>
+      <w:tblGrid>
+        <w:gridCol w:w="1188"/>
+        <w:gridCol w:w="8172"/>
+      </w:tblGrid>
+      <w:tr>
+        <w:trPr>
+          <w:cantSplit/>
+          <w:tblHeader/>
+        </w:trPr>
+        <w:tc>
+          <w:tcPr>
+            <w:tcW w:type="dxa" w:w="1188"/>
+            <w:tcBorders>
+              <w:top w:val="single" w:color="BFBFBF" w:sz="4"/>
+              <w:left w:val="single" w:color="BFBFBF" w:sz="4"/>
+              <w:bottom w:val="single" w:color="BFBFBF" w:sz="4"/>
+              <w:right w:val="single" w:color="BFBFBF" w:sz="4"/>
+            </w:tcBorders>
+            <w:shd w:fill="DCE6F7" w:color="auto" w:val="clear"/>
+            <w:tcMar>
+              <w:top w:type="dxa" w:w="60"/>
+              <w:left w:type="dxa" w:w="100"/>
+              <w:bottom w:type="dxa" w:w="60"/>
+              <w:right w:type="dxa" w:w="100"/>
+            </w:tcMar>
+          </w:tcPr>
+          <w:p>
+            <w:pPr>
+              <w:spacing w:after="0" w:line="264"/>
+            </w:pPr>
+            <w:r>
+              <w:rPr>
+                <w:rFonts w:ascii="맑은 고딕" w:cs="맑은 고딕" w:eastAsia="맑은 고딕" w:hAnsi="맑은 고딕"/>
+                <w:b/>
+                <w:bCs/>
+                <w:color w:val="222222"/>
+                <w:sz w:val="19"/>
+                <w:szCs w:val="19"/>
+              </w:rPr>
+              <w:t xml:space="preserve">구분</w:t>
+            </w:r>
+          </w:p>
+        </w:tc>
+        <w:tc>
+          <w:tcPr>
+            <w:tcW w:type="dxa" w:w="8172"/>
+            <w:tcBorders>
+              <w:top w:val="single" w:color="BFBFBF" w:sz="4"/>
+              <w:left w:val="single" w:color="BFBFBF" w:sz="4"/>
+              <w:bottom w:val="single" w:color="BFBFBF" w:sz="4"/>
+              <w:right w:val="single" w:color="BFBFBF" w:sz="4"/>
+            </w:tcBorders>
+            <w:shd w:fill="DCE6F7" w:color="auto" w:val="clear"/>
+            <w:tcMar>
+              <w:top w:type="dxa" w:w="60"/>
+              <w:left w:type="dxa" w:w="100"/>
+              <w:bottom w:type="dxa" w:w="60"/>
+              <w:right w:type="dxa" w:w="100"/>
+            </w:tcMar>
+          </w:tcPr>
+          <w:p>
+            <w:pPr>
+              <w:spacing w:after="0" w:line="264"/>
+            </w:pPr>
+            <w:r>
+              <w:rPr>
+                <w:rFonts w:ascii="맑은 고딕" w:cs="맑은 고딕" w:eastAsia="맑은 고딕" w:hAnsi="맑은 고딕"/>
+                <w:b/>
+                <w:bCs/>
+                <w:color w:val="222222"/>
+                <w:sz w:val="19"/>
+                <w:szCs w:val="19"/>
+              </w:rPr>
+              <w:t xml:space="preserve">내용</w:t>
+            </w:r>
+          </w:p>
+        </w:tc>
+      </w:tr>
+      <w:tr>
+        <w:trPr>
+          <w:cantSplit/>
+        </w:trPr>
+        <w:tc>
+          <w:tcPr>
+            <w:tcW w:type="dxa" w:w="1188"/>
+            <w:tcBorders>
+              <w:top w:val="single" w:color="BFBFBF" w:sz="4"/>
+              <w:left w:val="single" w:color="BFBFBF" w:sz="4"/>
+              <w:bottom w:val="single" w:color="BFBFBF" w:sz="4"/>
+              <w:right w:val="single" w:color="BFBFBF" w:sz="4"/>
+            </w:tcBorders>
+            <w:tcMar>
+              <w:top w:type="dxa" w:w="60"/>
+              <w:left w:type="dxa" w:w="100"/>
+              <w:bottom w:type="dxa" w:w="60"/>
+              <w:right w:type="dxa" w:w="100"/>
+            </w:tcMar>
+          </w:tcPr>
+          <w:p>
+            <w:pPr>
+              <w:spacing w:after="0" w:line="264"/>
+            </w:pPr>
+            <w:r>
+              <w:rPr>
+                <w:rFonts w:ascii="맑은 고딕" w:cs="맑은 고딕" w:eastAsia="맑은 고딕" w:hAnsi="맑은 고딕"/>
+                <w:b w:val="false"/>
+                <w:bCs w:val="false"/>
+                <w:color w:val="222222"/>
+                <w:sz w:val="19"/>
+                <w:szCs w:val="19"/>
+              </w:rPr>
+              <w:t xml:space="preserve">교안대로 재현됨</w:t>
+            </w:r>
+          </w:p>
+        </w:tc>
+        <w:tc>
+          <w:tcPr>
+            <w:tcW w:type="dxa" w:w="8172"/>
+            <w:tcBorders>
+              <w:top w:val="single" w:color="BFBFBF" w:sz="4"/>
+              <w:left w:val="single" w:color="BFBFBF" w:sz="4"/>
+              <w:bottom w:val="single" w:color="BFBFBF" w:sz="4"/>
+              <w:right w:val="single" w:color="BFBFBF" w:sz="4"/>
+            </w:tcBorders>
+            <w:tcMar>
+              <w:top w:type="dxa" w:w="60"/>
+              <w:left w:type="dxa" w:w="100"/>
+              <w:bottom w:type="dxa" w:w="60"/>
+              <w:right w:type="dxa" w:w="100"/>
+            </w:tcMar>
+          </w:tcPr>
+          <w:p>
+            <w:pPr>
+              <w:spacing w:after="0" w:line="264"/>
+            </w:pPr>
+            <w:r>
+              <w:rPr>
+                <w:rFonts w:ascii="맑은 고딕" w:cs="맑은 고딕" w:eastAsia="맑은 고딕" w:hAnsi="맑은 고딕"/>
+                <w:b w:val="false"/>
+                <w:bCs w:val="false"/>
+                <w:color w:val="222222"/>
+                <w:sz w:val="19"/>
+                <w:szCs w:val="19"/>
+              </w:rPr>
+              <w:t xml:space="preserve">설정 한 줄 전환·롤백 실패 0건 / 3 대 1 분배(75% : 25%) / 연결 대기를 줄이면 실패가 사라지고 대신 1초 늦어짐 / 메모리에 있던 대화는 전환·재시작에서 사라짐 / Supabase로 옮기면 전환·재시작·시크릿 창에서 기대대로 동작</w:t>
+            </w:r>
+          </w:p>
+        </w:tc>
+      </w:tr>
+      <w:tr>
+        <w:trPr>
+          <w:cantSplit/>
+        </w:trPr>
+        <w:tc>
+          <w:tcPr>
+            <w:tcW w:type="dxa" w:w="1188"/>
+            <w:tcBorders>
+              <w:top w:val="single" w:color="BFBFBF" w:sz="4"/>
+              <w:left w:val="single" w:color="BFBFBF" w:sz="4"/>
+              <w:bottom w:val="single" w:color="BFBFBF" w:sz="4"/>
+              <w:right w:val="single" w:color="BFBFBF" w:sz="4"/>
+            </w:tcBorders>
+            <w:shd w:fill="F2F5FA" w:color="auto" w:val="clear"/>
+            <w:tcMar>
+              <w:top w:type="dxa" w:w="60"/>
+              <w:left w:type="dxa" w:w="100"/>
+              <w:bottom w:type="dxa" w:w="60"/>
+              <w:right w:type="dxa" w:w="100"/>
+            </w:tcMar>
+          </w:tcPr>
+          <w:p>
+            <w:pPr>
+              <w:spacing w:after="0" w:line="264"/>
+            </w:pPr>
+            <w:r>
+              <w:rPr>
+                <w:rFonts w:ascii="맑은 고딕" w:cs="맑은 고딕" w:eastAsia="맑은 고딕" w:hAnsi="맑은 고딕"/>
+                <w:b w:val="false"/>
+                <w:bCs w:val="false"/>
+                <w:color w:val="222222"/>
+                <w:sz w:val="19"/>
+                <w:szCs w:val="19"/>
+              </w:rPr>
+              <w:t xml:space="preserve">교안과 달랐음</w:t>
+            </w:r>
+          </w:p>
+        </w:tc>
+        <w:tc>
+          <w:tcPr>
+            <w:tcW w:type="dxa" w:w="8172"/>
+            <w:tcBorders>
+              <w:top w:val="single" w:color="BFBFBF" w:sz="4"/>
+              <w:left w:val="single" w:color="BFBFBF" w:sz="4"/>
+              <w:bottom w:val="single" w:color="BFBFBF" w:sz="4"/>
+              <w:right w:val="single" w:color="BFBFBF" w:sz="4"/>
+            </w:tcBorders>
+            <w:shd w:fill="F2F5FA" w:color="auto" w:val="clear"/>
+            <w:tcMar>
+              <w:top w:type="dxa" w:w="60"/>
+              <w:left w:type="dxa" w:w="100"/>
+              <w:bottom w:type="dxa" w:w="60"/>
+              <w:right w:type="dxa" w:w="100"/>
+            </w:tcMar>
+          </w:tcPr>
+          <w:p>
+            <w:pPr>
+              <w:spacing w:after="0" w:line="264"/>
+            </w:pPr>
+            <w:r>
+              <w:rPr>
+                <w:rFonts w:ascii="맑은 고딕" w:cs="맑은 고딕" w:eastAsia="맑은 고딕" w:hAnsi="맑은 고딕"/>
+                <w:b w:val="false"/>
+                <w:bCs w:val="false"/>
+                <w:color w:val="222222"/>
+                <w:sz w:val="19"/>
+                <w:szCs w:val="19"/>
+              </w:rPr>
+              <w:t xml:space="preserve">기본값에서 60초가 아닌 약 38초(</w:t>
+            </w:r>
+            <w:r>
+              <w:rPr>
+                <w:rFonts w:ascii="Consolas" w:cs="Consolas" w:eastAsia="Consolas" w:hAnsi="Consolas"/>
+                <w:b w:val="false"/>
+                <w:bCs w:val="false"/>
+                <w:color w:val="B02A4A"/>
+                <w:sz w:val="19"/>
+                <w:szCs w:val="19"/>
+              </w:rPr>
+              <w:t xml:space="preserve">113 Host is unreachable</w:t>
+            </w:r>
+            <w:r>
+              <w:rPr>
+                <w:rFonts w:ascii="맑은 고딕" w:cs="맑은 고딕" w:eastAsia="맑은 고딕" w:hAnsi="맑은 고딕"/>
+                <w:b w:val="false"/>
+                <w:bCs w:val="false"/>
+                <w:color w:val="222222"/>
+                <w:sz w:val="19"/>
+                <w:szCs w:val="19"/>
+              </w:rPr>
+              <w:t xml:space="preserve">, 환경 차이로 추정) / 대화 메시지가 3개(인사 포함) / 만들기 화면에 보안 옵션 3개가 있고 템플릿 SQL에는 </w:t>
+            </w:r>
+            <w:r>
+              <w:rPr>
+                <w:rFonts w:ascii="Consolas" w:cs="Consolas" w:eastAsia="Consolas" w:hAnsi="Consolas"/>
+                <w:b w:val="false"/>
+                <w:bCs w:val="false"/>
+                <w:color w:val="B02A4A"/>
+                <w:sz w:val="19"/>
+                <w:szCs w:val="19"/>
+              </w:rPr>
+              <w:t xml:space="preserve">GRANT</w:t>
+            </w:r>
+            <w:r>
+              <w:rPr>
+                <w:rFonts w:ascii="맑은 고딕" w:cs="맑은 고딕" w:eastAsia="맑은 고딕" w:hAnsi="맑은 고딕"/>
+                <w:b w:val="false"/>
+                <w:bCs w:val="false"/>
+                <w:color w:val="222222"/>
+                <w:sz w:val="19"/>
+                <w:szCs w:val="19"/>
+              </w:rPr>
+              <w:t xml:space="preserve">가 없음 / </w:t>
+            </w:r>
+            <w:r>
+              <w:rPr>
+                <w:rFonts w:ascii="Consolas" w:cs="Consolas" w:eastAsia="Consolas" w:hAnsi="Consolas"/>
+                <w:b w:val="false"/>
+                <w:bCs w:val="false"/>
+                <w:color w:val="B02A4A"/>
+                <w:sz w:val="19"/>
+                <w:szCs w:val="19"/>
+              </w:rPr>
+              <w:t xml:space="preserve">.env</w:t>
+            </w:r>
+            <w:r>
+              <w:rPr>
+                <w:rFonts w:ascii="맑은 고딕" w:cs="맑은 고딕" w:eastAsia="맑은 고딕" w:hAnsi="맑은 고딕"/>
+                <w:b w:val="false"/>
+                <w:bCs w:val="false"/>
+                <w:color w:val="222222"/>
+                <w:sz w:val="19"/>
+                <w:szCs w:val="19"/>
+              </w:rPr>
+              <w:t xml:space="preserve">는 줄을 넣는 것이 아니라 기존 </w:t>
+            </w:r>
+            <w:r>
+              <w:rPr>
+                <w:rFonts w:ascii="Consolas" w:cs="Consolas" w:eastAsia="Consolas" w:hAnsi="Consolas"/>
+                <w:b w:val="false"/>
+                <w:bCs w:val="false"/>
+                <w:color w:val="B02A4A"/>
+                <w:sz w:val="19"/>
+                <w:szCs w:val="19"/>
+              </w:rPr>
+              <w:t xml:space="preserve">STORAGE</w:t>
+            </w:r>
+            <w:r>
+              <w:rPr>
+                <w:rFonts w:ascii="맑은 고딕" w:cs="맑은 고딕" w:eastAsia="맑은 고딕" w:hAnsi="맑은 고딕"/>
+                <w:b w:val="false"/>
+                <w:bCs w:val="false"/>
+                <w:color w:val="222222"/>
+                <w:sz w:val="19"/>
+                <w:szCs w:val="19"/>
+              </w:rPr>
+              <w:t xml:space="preserve">·</w:t>
+            </w:r>
+            <w:r>
+              <w:rPr>
+                <w:rFonts w:ascii="Consolas" w:cs="Consolas" w:eastAsia="Consolas" w:hAnsi="Consolas"/>
+                <w:b w:val="false"/>
+                <w:bCs w:val="false"/>
+                <w:color w:val="B02A4A"/>
+                <w:sz w:val="19"/>
+                <w:szCs w:val="19"/>
+              </w:rPr>
+              <w:t xml:space="preserve">AUTH</w:t>
+            </w:r>
+            <w:r>
+              <w:rPr>
+                <w:rFonts w:ascii="맑은 고딕" w:cs="맑은 고딕" w:eastAsia="맑은 고딕" w:hAnsi="맑은 고딕"/>
+                <w:b w:val="false"/>
+                <w:bCs w:val="false"/>
+                <w:color w:val="222222"/>
+                <w:sz w:val="19"/>
+                <w:szCs w:val="19"/>
+              </w:rPr>
+              <w:t xml:space="preserve"> 줄을 고쳐야 함</w:t>
+            </w:r>
+          </w:p>
+        </w:tc>
+      </w:tr>
+      <w:tr>
+        <w:trPr>
+          <w:cantSplit/>
+        </w:trPr>
+        <w:tc>
+          <w:tcPr>
+            <w:tcW w:type="dxa" w:w="1188"/>
+            <w:tcBorders>
+              <w:top w:val="single" w:color="BFBFBF" w:sz="4"/>
+              <w:left w:val="single" w:color="BFBFBF" w:sz="4"/>
+              <w:bottom w:val="single" w:color="BFBFBF" w:sz="4"/>
+              <w:right w:val="single" w:color="BFBFBF" w:sz="4"/>
+            </w:tcBorders>
+            <w:tcMar>
+              <w:top w:type="dxa" w:w="60"/>
+              <w:left w:type="dxa" w:w="100"/>
+              <w:bottom w:type="dxa" w:w="60"/>
+              <w:right w:type="dxa" w:w="100"/>
+            </w:tcMar>
+          </w:tcPr>
+          <w:p>
+            <w:pPr>
+              <w:spacing w:after="0" w:line="264"/>
+            </w:pPr>
+            <w:r>
+              <w:rPr>
+                <w:rFonts w:ascii="맑은 고딕" w:cs="맑은 고딕" w:eastAsia="맑은 고딕" w:hAnsi="맑은 고딕"/>
+                <w:b w:val="false"/>
+                <w:bCs w:val="false"/>
+                <w:color w:val="222222"/>
+                <w:sz w:val="19"/>
+                <w:szCs w:val="19"/>
+              </w:rPr>
+              <w:t xml:space="preserve">환경 때문에 만난 것</w:t>
+            </w:r>
+          </w:p>
+        </w:tc>
+        <w:tc>
+          <w:tcPr>
+            <w:tcW w:type="dxa" w:w="8172"/>
+            <w:tcBorders>
+              <w:top w:val="single" w:color="BFBFBF" w:sz="4"/>
+              <w:left w:val="single" w:color="BFBFBF" w:sz="4"/>
+              <w:bottom w:val="single" w:color="BFBFBF" w:sz="4"/>
+              <w:right w:val="single" w:color="BFBFBF" w:sz="4"/>
+            </w:tcBorders>
+            <w:tcMar>
+              <w:top w:type="dxa" w:w="60"/>
+              <w:left w:type="dxa" w:w="100"/>
+              <w:bottom w:type="dxa" w:w="60"/>
+              <w:right w:type="dxa" w:w="100"/>
+            </w:tcMar>
+          </w:tcPr>
+          <w:p>
+            <w:pPr>
+              <w:spacing w:after="0" w:line="264"/>
+            </w:pPr>
+            <w:r>
+              <w:rPr>
+                <w:rFonts w:ascii="맑은 고딕" w:cs="맑은 고딕" w:eastAsia="맑은 고딕" w:hAnsi="맑은 고딕"/>
+                <w:b w:val="false"/>
+                <w:bCs w:val="false"/>
+                <w:color w:val="222222"/>
+                <w:sz w:val="19"/>
+                <w:szCs w:val="19"/>
+              </w:rPr>
+              <w:t xml:space="preserve">Docker Desktop이 꺼져 컨테이너가 </w:t>
+            </w:r>
+            <w:r>
+              <w:rPr>
+                <w:rFonts w:ascii="Consolas" w:cs="Consolas" w:eastAsia="Consolas" w:hAnsi="Consolas"/>
+                <w:b w:val="false"/>
+                <w:bCs w:val="false"/>
+                <w:color w:val="B02A4A"/>
+                <w:sz w:val="19"/>
+                <w:szCs w:val="19"/>
+              </w:rPr>
+              <w:t xml:space="preserve">Exited (255)</w:t>
+            </w:r>
+            <w:r>
+              <w:rPr>
+                <w:rFonts w:ascii="맑은 고딕" w:cs="맑은 고딕" w:eastAsia="맑은 고딕" w:hAnsi="맑은 고딕"/>
+                <w:b w:val="false"/>
+                <w:bCs w:val="false"/>
+                <w:color w:val="222222"/>
+                <w:sz w:val="19"/>
+                <w:szCs w:val="19"/>
+              </w:rPr>
+              <w:t xml:space="preserve">로 남음(</w:t>
+            </w:r>
+            <w:r>
+              <w:rPr>
+                <w:rFonts w:ascii="Consolas" w:cs="Consolas" w:eastAsia="Consolas" w:hAnsi="Consolas"/>
+                <w:b w:val="false"/>
+                <w:bCs w:val="false"/>
+                <w:color w:val="B02A4A"/>
+                <w:sz w:val="19"/>
+                <w:szCs w:val="19"/>
+              </w:rPr>
+              <w:t xml:space="preserve">--restart</w:t>
+            </w:r>
+            <w:r>
+              <w:rPr>
+                <w:rFonts w:ascii="맑은 고딕" w:cs="맑은 고딕" w:eastAsia="맑은 고딕" w:hAnsi="맑은 고딕"/>
+                <w:b w:val="false"/>
+                <w:bCs w:val="false"/>
+                <w:color w:val="222222"/>
+                <w:sz w:val="19"/>
+                <w:szCs w:val="19"/>
+              </w:rPr>
+              <w:t xml:space="preserve"> 없이 띄운 컨테이너는 자동으로 돌아오지 않아 </w:t>
+            </w:r>
+            <w:r>
+              <w:rPr>
+                <w:rFonts w:ascii="Consolas" w:cs="Consolas" w:eastAsia="Consolas" w:hAnsi="Consolas"/>
+                <w:b w:val="false"/>
+                <w:bCs w:val="false"/>
+                <w:color w:val="B02A4A"/>
+                <w:sz w:val="19"/>
+                <w:szCs w:val="19"/>
+              </w:rPr>
+              <w:t xml:space="preserve">docker start</w:t>
+            </w:r>
+            <w:r>
+              <w:rPr>
+                <w:rFonts w:ascii="맑은 고딕" w:cs="맑은 고딕" w:eastAsia="맑은 고딕" w:hAnsi="맑은 고딕"/>
+                <w:b w:val="false"/>
+                <w:bCs w:val="false"/>
+                <w:color w:val="222222"/>
+                <w:sz w:val="19"/>
+                <w:szCs w:val="19"/>
+              </w:rPr>
+              <w:t xml:space="preserve">와 </w:t>
+            </w:r>
+            <w:r>
+              <w:rPr>
+                <w:rFonts w:ascii="Consolas" w:cs="Consolas" w:eastAsia="Consolas" w:hAnsi="Consolas"/>
+                <w:b w:val="false"/>
+                <w:bCs w:val="false"/>
+                <w:color w:val="B02A4A"/>
+                <w:sz w:val="19"/>
+                <w:szCs w:val="19"/>
+              </w:rPr>
+              <w:t xml:space="preserve">nginx -s reload</w:t>
+            </w:r>
+            <w:r>
+              <w:rPr>
+                <w:rFonts w:ascii="맑은 고딕" w:cs="맑은 고딕" w:eastAsia="맑은 고딕" w:hAnsi="맑은 고딕"/>
+                <w:b w:val="false"/>
+                <w:bCs w:val="false"/>
+                <w:color w:val="222222"/>
+                <w:sz w:val="19"/>
+                <w:szCs w:val="19"/>
+              </w:rPr>
+              <w:t xml:space="preserve">로 되살림, 환경변수는 유지됨) / Git Bash의 경로 변환(</w:t>
+            </w:r>
+            <w:r>
+              <w:rPr>
+                <w:rFonts w:ascii="Consolas" w:cs="Consolas" w:eastAsia="Consolas" w:hAnsi="Consolas"/>
+                <w:b w:val="false"/>
+                <w:bCs w:val="false"/>
+                <w:color w:val="B02A4A"/>
+                <w:sz w:val="19"/>
+                <w:szCs w:val="19"/>
+              </w:rPr>
+              <w:t xml:space="preserve">MSYS_NO_PATHCONV=1</w:t>
+            </w:r>
+            <w:r>
+              <w:rPr>
+                <w:rFonts w:ascii="맑은 고딕" w:cs="맑은 고딕" w:eastAsia="맑은 고딕" w:hAnsi="맑은 고딕"/>
+                <w:b w:val="false"/>
+                <w:bCs w:val="false"/>
+                <w:color w:val="222222"/>
+                <w:sz w:val="19"/>
+                <w:szCs w:val="19"/>
+              </w:rPr>
+              <w:t xml:space="preserve">)</w:t>
+            </w:r>
+          </w:p>
+        </w:tc>
+      </w:tr>
+      <w:tr>
+        <w:trPr>
+          <w:cantSplit/>
+        </w:trPr>
+        <w:tc>
+          <w:tcPr>
+            <w:tcW w:type="dxa" w:w="1188"/>
+            <w:tcBorders>
+              <w:top w:val="single" w:color="BFBFBF" w:sz="4"/>
+              <w:left w:val="single" w:color="BFBFBF" w:sz="4"/>
+              <w:bottom w:val="single" w:color="BFBFBF" w:sz="4"/>
+              <w:right w:val="single" w:color="BFBFBF" w:sz="4"/>
+            </w:tcBorders>
+            <w:shd w:fill="F2F5FA" w:color="auto" w:val="clear"/>
+            <w:tcMar>
+              <w:top w:type="dxa" w:w="60"/>
+              <w:left w:type="dxa" w:w="100"/>
+              <w:bottom w:type="dxa" w:w="60"/>
+              <w:right w:type="dxa" w:w="100"/>
+            </w:tcMar>
+          </w:tcPr>
+          <w:p>
+            <w:pPr>
+              <w:spacing w:after="0" w:line="264"/>
+            </w:pPr>
+            <w:r>
+              <w:rPr>
+                <w:rFonts w:ascii="맑은 고딕" w:cs="맑은 고딕" w:eastAsia="맑은 고딕" w:hAnsi="맑은 고딕"/>
+                <w:b w:val="false"/>
+                <w:bCs w:val="false"/>
+                <w:color w:val="222222"/>
+                <w:sz w:val="19"/>
+                <w:szCs w:val="19"/>
+              </w:rPr>
+              <w:t xml:space="preserve">확인하지 못한 것</w:t>
+            </w:r>
+          </w:p>
+        </w:tc>
+        <w:tc>
+          <w:tcPr>
+            <w:tcW w:type="dxa" w:w="8172"/>
+            <w:tcBorders>
+              <w:top w:val="single" w:color="BFBFBF" w:sz="4"/>
+              <w:left w:val="single" w:color="BFBFBF" w:sz="4"/>
+              <w:bottom w:val="single" w:color="BFBFBF" w:sz="4"/>
+              <w:right w:val="single" w:color="BFBFBF" w:sz="4"/>
+            </w:tcBorders>
+            <w:shd w:fill="F2F5FA" w:color="auto" w:val="clear"/>
+            <w:tcMar>
+              <w:top w:type="dxa" w:w="60"/>
+              <w:left w:type="dxa" w:w="100"/>
+              <w:bottom w:type="dxa" w:w="60"/>
+              <w:right w:type="dxa" w:w="100"/>
+            </w:tcMar>
+          </w:tcPr>
+          <w:p>
+            <w:pPr>
+              <w:spacing w:after="0" w:line="264"/>
+            </w:pPr>
+            <w:r>
+              <w:rPr>
+                <w:rFonts w:ascii="맑은 고딕" w:cs="맑은 고딕" w:eastAsia="맑은 고딕" w:hAnsi="맑은 고딕"/>
+                <w:b w:val="false"/>
+                <w:bCs w:val="false"/>
+                <w:color w:val="222222"/>
+                <w:sz w:val="19"/>
+                <w:szCs w:val="19"/>
+              </w:rPr>
+              <w:t xml:space="preserve">38초의 정확한 원인 / 3.0초 지연의 원인(추정만) / zone을 뺀 분배 / "새 테이블 노출"을 끈 경우의 동작 / </w:t>
+            </w:r>
+            <w:r>
+              <w:rPr>
+                <w:rFonts w:ascii="Consolas" w:cs="Consolas" w:eastAsia="Consolas" w:hAnsi="Consolas"/>
+                <w:b w:val="false"/>
+                <w:bCs w:val="false"/>
+                <w:color w:val="B02A4A"/>
+                <w:sz w:val="19"/>
+                <w:szCs w:val="19"/>
+              </w:rPr>
+              <w:t xml:space="preserve">reminders</w:t>
+            </w:r>
+            <w:r>
+              <w:rPr>
+                <w:rFonts w:ascii="맑은 고딕" w:cs="맑은 고딕" w:eastAsia="맑은 고딕" w:hAnsi="맑은 고딕"/>
+                <w:b w:val="false"/>
+                <w:bCs w:val="false"/>
+                <w:color w:val="222222"/>
+                <w:sz w:val="19"/>
+                <w:szCs w:val="19"/>
+              </w:rPr>
+              <w:t xml:space="preserve"> 행 수(시크릿 창 뒤)</w:t>
+            </w:r>
+          </w:p>
+        </w:tc>
+      </w:tr>
+    </w:tbl>
+    <w:p>
+      <w:pPr>
+        <w:spacing w:after="80" w:line="288"/>
+      </w:pPr>
+      <w:r>
+        <w:rPr>
+          <w:rFonts w:ascii="맑은 고딕" w:cs="맑은 고딕" w:eastAsia="맑은 고딕" w:hAnsi="맑은 고딕"/>
+          <w:b w:val="false"/>
+          <w:bCs w:val="false"/>
+          <w:color w:val="222222"/>
+          <w:sz w:val="21"/>
+          <w:szCs w:val="21"/>
+        </w:rPr>
+        <w:t xml:space="preserve"/>
+      </w:r>
+    </w:p>
     <w:p>
       <w:r>
         <w:br w:type="page"/>
@@ -31293,7 +38088,7 @@
           <w:sz w:val="25"/>
           <w:szCs w:val="25"/>
         </w:rPr>
-        <w:t xml:space="preserve">A-6. Windows PowerShell 버전 `[보충]`</w:t>
+        <w:t xml:space="preserve">A-6. Windows PowerShell 버전 [보충]</w:t>
       </w:r>
     </w:p>
     <w:p>
@@ -31331,7 +38126,40 @@
           <w:sz w:val="21"/>
           <w:szCs w:val="21"/>
         </w:rPr>
-        <w:t xml:space="preserve">를 편집기로 고치라고 안내한다. 아래는 같은 일을 PowerShell 명령으로 하는 방법이며 </w:t>
+        <w:t xml:space="preserve">를 편집기로 고치라고 안내한다. 아래는 같은 일을 PowerShell 명령으로 하는 방법이며 이 노트가 덧붙인 것이다. </w:t>
+      </w:r>
+      <w:r>
+        <w:rPr>
+          <w:rFonts w:ascii="Consolas" w:cs="Consolas" w:eastAsia="Consolas" w:hAnsi="Consolas"/>
+          <w:b w:val="false"/>
+          <w:bCs w:val="false"/>
+          <w:color w:val="B02A4A"/>
+          <w:sz w:val="21"/>
+          <w:szCs w:val="21"/>
+        </w:rPr>
+        <w:t xml:space="preserve">[실습 결과]</w:t>
+      </w:r>
+      <w:r>
+        <w:rPr>
+          <w:rFonts w:ascii="맑은 고딕" w:cs="맑은 고딕" w:eastAsia="맑은 고딕" w:hAnsi="맑은 고딕"/>
+          <w:b w:val="false"/>
+          <w:bCs w:val="false"/>
+          <w:color w:val="222222"/>
+          <w:sz w:val="21"/>
+          <w:szCs w:val="21"/>
+        </w:rPr>
+        <w:t xml:space="preserve"> 부분별로 확인 여부가 다르다 — </w:t>
+      </w:r>
+      <w:r>
+        <w:rPr>
+          <w:rFonts w:ascii="Consolas" w:cs="Consolas" w:eastAsia="Consolas" w:hAnsi="Consolas"/>
+          <w:b/>
+          <w:bCs/>
+          <w:color w:val="B02A4A"/>
+          <w:sz w:val="21"/>
+          <w:szCs w:val="21"/>
+        </w:rPr>
+        <w:t xml:space="preserve">mkdir</w:t>
       </w:r>
       <w:r>
         <w:rPr>
@@ -31342,7 +38170,51 @@
           <w:sz w:val="21"/>
           <w:szCs w:val="21"/>
         </w:rPr>
-        <w:t xml:space="preserve">이 노트가 덧붙인 것이고 아직 실행해 보지 않았다</w:t>
+        <w:t xml:space="preserve">과 blue → green </w:t>
+      </w:r>
+      <w:r>
+        <w:rPr>
+          <w:rFonts w:ascii="Consolas" w:cs="Consolas" w:eastAsia="Consolas" w:hAnsi="Consolas"/>
+          <w:b/>
+          <w:bCs/>
+          <w:color w:val="B02A4A"/>
+          <w:sz w:val="21"/>
+          <w:szCs w:val="21"/>
+        </w:rPr>
+        <w:t xml:space="preserve">-replace</w:t>
+      </w:r>
+      <w:r>
+        <w:rPr>
+          <w:rFonts w:ascii="맑은 고딕" w:cs="맑은 고딕" w:eastAsia="맑은 고딕" w:hAnsi="맑은 고딕"/>
+          <w:b/>
+          <w:bCs/>
+          <w:color w:val="222222"/>
+          <w:sz w:val="21"/>
+          <w:szCs w:val="21"/>
+        </w:rPr>
+        <w:t xml:space="preserve"> 한 줄(</w:t>
+      </w:r>
+      <w:r>
+        <w:rPr>
+          <w:rFonts w:ascii="Consolas" w:cs="Consolas" w:eastAsia="Consolas" w:hAnsi="Consolas"/>
+          <w:b/>
+          <w:bCs/>
+          <w:color w:val="B02A4A"/>
+          <w:sz w:val="21"/>
+          <w:szCs w:val="21"/>
+        </w:rPr>
+        <w:t xml:space="preserve">Set-Content -Encoding ascii</w:t>
+      </w:r>
+      <w:r>
+        <w:rPr>
+          <w:rFonts w:ascii="맑은 고딕" w:cs="맑은 고딕" w:eastAsia="맑은 고딕" w:hAnsi="맑은 고딕"/>
+          <w:b/>
+          <w:bCs/>
+          <w:color w:val="222222"/>
+          <w:sz w:val="21"/>
+          <w:szCs w:val="21"/>
+        </w:rPr>
+        <w:t xml:space="preserve"> 포함)은 실제로 실행해 동작을 확인했다</w:t>
       </w:r>
       <w:r>
         <w:rPr>
@@ -31353,7 +38225,62 @@
           <w:sz w:val="21"/>
           <w:szCs w:val="21"/>
         </w:rPr>
-        <w:t xml:space="preserve">(v1.1에서 확인). Nginx가 읽는 설정 파일은 ASCII로 저장하는 것이 안전하다.</w:t>
+        <w:t xml:space="preserve">(전환·롤백 두 번 모두 의도한 한 줄만 바뀌고 Nginx가 읽음). </w:t>
+      </w:r>
+      <w:r>
+        <w:rPr>
+          <w:rFonts w:ascii="Consolas" w:cs="Consolas" w:eastAsia="Consolas" w:hAnsi="Consolas"/>
+          <w:b/>
+          <w:bCs/>
+          <w:color w:val="B02A4A"/>
+          <w:sz w:val="21"/>
+          <w:szCs w:val="21"/>
+        </w:rPr>
+        <w:t xml:space="preserve">@'…'@</w:t>
+      </w:r>
+      <w:r>
+        <w:rPr>
+          <w:rFonts w:ascii="맑은 고딕" w:cs="맑은 고딕" w:eastAsia="맑은 고딕" w:hAnsi="맑은 고딕"/>
+          <w:b/>
+          <w:bCs/>
+          <w:color w:val="222222"/>
+          <w:sz w:val="21"/>
+          <w:szCs w:val="21"/>
+        </w:rPr>
+        <w:t xml:space="preserve"> here-string으로 </w:t>
+      </w:r>
+      <w:r>
+        <w:rPr>
+          <w:rFonts w:ascii="Consolas" w:cs="Consolas" w:eastAsia="Consolas" w:hAnsi="Consolas"/>
+          <w:b/>
+          <w:bCs/>
+          <w:color w:val="B02A4A"/>
+          <w:sz w:val="21"/>
+          <w:szCs w:val="21"/>
+        </w:rPr>
+        <w:t xml:space="preserve">default.conf</w:t>
+      </w:r>
+      <w:r>
+        <w:rPr>
+          <w:rFonts w:ascii="맑은 고딕" w:cs="맑은 고딕" w:eastAsia="맑은 고딕" w:hAnsi="맑은 고딕"/>
+          <w:b/>
+          <w:bCs/>
+          <w:color w:val="222222"/>
+          <w:sz w:val="21"/>
+          <w:szCs w:val="21"/>
+        </w:rPr>
+        <w:t xml:space="preserve">를 처음 만드는 부분은 실행해 보지 않았다</w:t>
+      </w:r>
+      <w:r>
+        <w:rPr>
+          <w:rFonts w:ascii="맑은 고딕" w:cs="맑은 고딕" w:eastAsia="맑은 고딕" w:hAnsi="맑은 고딕"/>
+          <w:b w:val="false"/>
+          <w:bCs w:val="false"/>
+          <w:color w:val="222222"/>
+          <w:sz w:val="21"/>
+          <w:szCs w:val="21"/>
+        </w:rPr>
+        <w:t xml:space="preserve">(실습에서는 편집기로 만들었다). Nginx가 읽는 설정 파일은 ASCII로 저장하는 것이 안전하다.</w:t>
       </w:r>
     </w:p>
     <w:tbl>
@@ -35246,6 +42173,1348 @@
     </w:p>
     <w:p>
       <w:pPr>
+        <w:pStyle w:val="Heading2"/>
+        <w:spacing w:after="120" w:before="260"/>
+      </w:pPr>
+      <w:r>
+        <w:rPr>
+          <w:rFonts w:ascii="맑은 고딕" w:cs="맑은 고딕" w:eastAsia="맑은 고딕" w:hAnsi="맑은 고딕"/>
+          <w:b/>
+          <w:bCs/>
+          <w:color w:val="1F4E9C"/>
+          <w:sz w:val="25"/>
+          <w:szCs w:val="25"/>
+        </w:rPr>
+        <w:t xml:space="preserve">B-5. [실습 결과] 실습에서 직접 만난 문제</w:t>
+      </w:r>
+    </w:p>
+    <w:tbl>
+      <w:tblPr>
+        <w:tblW w:type="pct" w:w="100%"/>
+        <w:tblBorders>
+          <w:top w:val="single" w:color="auto" w:sz="4"/>
+          <w:left w:val="single" w:color="auto" w:sz="4"/>
+          <w:bottom w:val="single" w:color="auto" w:sz="4"/>
+          <w:right w:val="single" w:color="auto" w:sz="4"/>
+          <w:insideH w:val="single" w:color="auto" w:sz="4"/>
+          <w:insideV w:val="single" w:color="auto" w:sz="4"/>
+        </w:tblBorders>
+      </w:tblPr>
+      <w:tblGrid>
+        <w:gridCol w:w="2985"/>
+        <w:gridCol w:w="3145"/>
+        <w:gridCol w:w="3230"/>
+      </w:tblGrid>
+      <w:tr>
+        <w:trPr>
+          <w:cantSplit/>
+          <w:tblHeader/>
+        </w:trPr>
+        <w:tc>
+          <w:tcPr>
+            <w:tcW w:type="dxa" w:w="2985"/>
+            <w:tcBorders>
+              <w:top w:val="single" w:color="BFBFBF" w:sz="4"/>
+              <w:left w:val="single" w:color="BFBFBF" w:sz="4"/>
+              <w:bottom w:val="single" w:color="BFBFBF" w:sz="4"/>
+              <w:right w:val="single" w:color="BFBFBF" w:sz="4"/>
+            </w:tcBorders>
+            <w:shd w:fill="DCE6F7" w:color="auto" w:val="clear"/>
+            <w:tcMar>
+              <w:top w:type="dxa" w:w="60"/>
+              <w:left w:type="dxa" w:w="100"/>
+              <w:bottom w:type="dxa" w:w="60"/>
+              <w:right w:type="dxa" w:w="100"/>
+            </w:tcMar>
+          </w:tcPr>
+          <w:p>
+            <w:pPr>
+              <w:spacing w:after="0" w:line="264"/>
+            </w:pPr>
+            <w:r>
+              <w:rPr>
+                <w:rFonts w:ascii="맑은 고딕" w:cs="맑은 고딕" w:eastAsia="맑은 고딕" w:hAnsi="맑은 고딕"/>
+                <w:b/>
+                <w:bCs/>
+                <w:color w:val="222222"/>
+                <w:sz w:val="19"/>
+                <w:szCs w:val="19"/>
+              </w:rPr>
+              <w:t xml:space="preserve">증상</w:t>
+            </w:r>
+          </w:p>
+        </w:tc>
+        <w:tc>
+          <w:tcPr>
+            <w:tcW w:type="dxa" w:w="3145"/>
+            <w:tcBorders>
+              <w:top w:val="single" w:color="BFBFBF" w:sz="4"/>
+              <w:left w:val="single" w:color="BFBFBF" w:sz="4"/>
+              <w:bottom w:val="single" w:color="BFBFBF" w:sz="4"/>
+              <w:right w:val="single" w:color="BFBFBF" w:sz="4"/>
+            </w:tcBorders>
+            <w:shd w:fill="DCE6F7" w:color="auto" w:val="clear"/>
+            <w:tcMar>
+              <w:top w:type="dxa" w:w="60"/>
+              <w:left w:type="dxa" w:w="100"/>
+              <w:bottom w:type="dxa" w:w="60"/>
+              <w:right w:type="dxa" w:w="100"/>
+            </w:tcMar>
+          </w:tcPr>
+          <w:p>
+            <w:pPr>
+              <w:spacing w:after="0" w:line="264"/>
+            </w:pPr>
+            <w:r>
+              <w:rPr>
+                <w:rFonts w:ascii="맑은 고딕" w:cs="맑은 고딕" w:eastAsia="맑은 고딕" w:hAnsi="맑은 고딕"/>
+                <w:b/>
+                <w:bCs/>
+                <w:color w:val="222222"/>
+                <w:sz w:val="19"/>
+                <w:szCs w:val="19"/>
+              </w:rPr>
+              <w:t xml:space="preserve">원인</w:t>
+            </w:r>
+          </w:p>
+        </w:tc>
+        <w:tc>
+          <w:tcPr>
+            <w:tcW w:type="dxa" w:w="3230"/>
+            <w:tcBorders>
+              <w:top w:val="single" w:color="BFBFBF" w:sz="4"/>
+              <w:left w:val="single" w:color="BFBFBF" w:sz="4"/>
+              <w:bottom w:val="single" w:color="BFBFBF" w:sz="4"/>
+              <w:right w:val="single" w:color="BFBFBF" w:sz="4"/>
+            </w:tcBorders>
+            <w:shd w:fill="DCE6F7" w:color="auto" w:val="clear"/>
+            <w:tcMar>
+              <w:top w:type="dxa" w:w="60"/>
+              <w:left w:type="dxa" w:w="100"/>
+              <w:bottom w:type="dxa" w:w="60"/>
+              <w:right w:type="dxa" w:w="100"/>
+            </w:tcMar>
+          </w:tcPr>
+          <w:p>
+            <w:pPr>
+              <w:spacing w:after="0" w:line="264"/>
+            </w:pPr>
+            <w:r>
+              <w:rPr>
+                <w:rFonts w:ascii="맑은 고딕" w:cs="맑은 고딕" w:eastAsia="맑은 고딕" w:hAnsi="맑은 고딕"/>
+                <w:b/>
+                <w:bCs/>
+                <w:color w:val="222222"/>
+                <w:sz w:val="19"/>
+                <w:szCs w:val="19"/>
+              </w:rPr>
+              <w:t xml:space="preserve">해결</w:t>
+            </w:r>
+          </w:p>
+        </w:tc>
+      </w:tr>
+      <w:tr>
+        <w:trPr>
+          <w:cantSplit/>
+        </w:trPr>
+        <w:tc>
+          <w:tcPr>
+            <w:tcW w:type="dxa" w:w="2985"/>
+            <w:tcBorders>
+              <w:top w:val="single" w:color="BFBFBF" w:sz="4"/>
+              <w:left w:val="single" w:color="BFBFBF" w:sz="4"/>
+              <w:bottom w:val="single" w:color="BFBFBF" w:sz="4"/>
+              <w:right w:val="single" w:color="BFBFBF" w:sz="4"/>
+            </w:tcBorders>
+            <w:tcMar>
+              <w:top w:type="dxa" w:w="60"/>
+              <w:left w:type="dxa" w:w="100"/>
+              <w:bottom w:type="dxa" w:w="60"/>
+              <w:right w:type="dxa" w:w="100"/>
+            </w:tcMar>
+          </w:tcPr>
+          <w:p>
+            <w:pPr>
+              <w:spacing w:after="0" w:line="264"/>
+            </w:pPr>
+            <w:r>
+              <w:rPr>
+                <w:rFonts w:ascii="Consolas" w:cs="Consolas" w:eastAsia="Consolas" w:hAnsi="Consolas"/>
+                <w:b w:val="false"/>
+                <w:bCs w:val="false"/>
+                <w:color w:val="B02A4A"/>
+                <w:sz w:val="19"/>
+                <w:szCs w:val="19"/>
+              </w:rPr>
+              <w:t xml:space="preserve">docker</w:t>
+            </w:r>
+            <w:r>
+              <w:rPr>
+                <w:rFonts w:ascii="맑은 고딕" w:cs="맑은 고딕" w:eastAsia="맑은 고딕" w:hAnsi="맑은 고딕"/>
+                <w:b w:val="false"/>
+                <w:bCs w:val="false"/>
+                <w:color w:val="222222"/>
+                <w:sz w:val="19"/>
+                <w:szCs w:val="19"/>
+              </w:rPr>
+              <w:t xml:space="preserve">가 </w:t>
+            </w:r>
+            <w:r>
+              <w:rPr>
+                <w:rFonts w:ascii="Consolas" w:cs="Consolas" w:eastAsia="Consolas" w:hAnsi="Consolas"/>
+                <w:b w:val="false"/>
+                <w:bCs w:val="false"/>
+                <w:color w:val="B02A4A"/>
+                <w:sz w:val="19"/>
+                <w:szCs w:val="19"/>
+              </w:rPr>
+              <w:t xml:space="preserve">failed to connect to the docker API … dockerDesktopLinuxEngine</w:t>
+            </w:r>
+            <w:r>
+              <w:rPr>
+                <w:rFonts w:ascii="맑은 고딕" w:cs="맑은 고딕" w:eastAsia="맑은 고딕" w:hAnsi="맑은 고딕"/>
+                <w:b w:val="false"/>
+                <w:bCs w:val="false"/>
+                <w:color w:val="222222"/>
+                <w:sz w:val="19"/>
+                <w:szCs w:val="19"/>
+              </w:rPr>
+              <w:t xml:space="preserve">, 브라우저는 </w:t>
+            </w:r>
+            <w:r>
+              <w:rPr>
+                <w:rFonts w:ascii="Consolas" w:cs="Consolas" w:eastAsia="Consolas" w:hAnsi="Consolas"/>
+                <w:b w:val="false"/>
+                <w:bCs w:val="false"/>
+                <w:color w:val="B02A4A"/>
+                <w:sz w:val="19"/>
+                <w:szCs w:val="19"/>
+              </w:rPr>
+              <w:t xml:space="preserve">ERR_CONNECTION_REFUSED</w:t>
+            </w:r>
+            <w:r>
+              <w:rPr>
+                <w:rFonts w:ascii="맑은 고딕" w:cs="맑은 고딕" w:eastAsia="맑은 고딕" w:hAnsi="맑은 고딕"/>
+                <w:b w:val="false"/>
+                <w:bCs w:val="false"/>
+                <w:color w:val="222222"/>
+                <w:sz w:val="19"/>
+                <w:szCs w:val="19"/>
+              </w:rPr>
+              <w:t xml:space="preserve">(</w:t>
+            </w:r>
+            <w:r>
+              <w:rPr>
+                <w:rFonts w:ascii="Consolas" w:cs="Consolas" w:eastAsia="Consolas" w:hAnsi="Consolas"/>
+                <w:b w:val="false"/>
+                <w:bCs w:val="false"/>
+                <w:color w:val="B02A4A"/>
+                <w:sz w:val="19"/>
+                <w:szCs w:val="19"/>
+              </w:rPr>
+              <w:t xml:space="preserve">localhost:8080</w:t>
+            </w:r>
+            <w:r>
+              <w:rPr>
+                <w:rFonts w:ascii="맑은 고딕" w:cs="맑은 고딕" w:eastAsia="맑은 고딕" w:hAnsi="맑은 고딕"/>
+                <w:b w:val="false"/>
+                <w:bCs w:val="false"/>
+                <w:color w:val="222222"/>
+                <w:sz w:val="19"/>
+                <w:szCs w:val="19"/>
+              </w:rPr>
+              <w:t xml:space="preserve">)</w:t>
+            </w:r>
+          </w:p>
+        </w:tc>
+        <w:tc>
+          <w:tcPr>
+            <w:tcW w:type="dxa" w:w="3145"/>
+            <w:tcBorders>
+              <w:top w:val="single" w:color="BFBFBF" w:sz="4"/>
+              <w:left w:val="single" w:color="BFBFBF" w:sz="4"/>
+              <w:bottom w:val="single" w:color="BFBFBF" w:sz="4"/>
+              <w:right w:val="single" w:color="BFBFBF" w:sz="4"/>
+            </w:tcBorders>
+            <w:tcMar>
+              <w:top w:type="dxa" w:w="60"/>
+              <w:left w:type="dxa" w:w="100"/>
+              <w:bottom w:type="dxa" w:w="60"/>
+              <w:right w:type="dxa" w:w="100"/>
+            </w:tcMar>
+          </w:tcPr>
+          <w:p>
+            <w:pPr>
+              <w:spacing w:after="0" w:line="264"/>
+            </w:pPr>
+            <w:r>
+              <w:rPr>
+                <w:rFonts w:ascii="맑은 고딕" w:cs="맑은 고딕" w:eastAsia="맑은 고딕" w:hAnsi="맑은 고딕"/>
+                <w:b/>
+                <w:bCs/>
+                <w:color w:val="222222"/>
+                <w:sz w:val="19"/>
+                <w:szCs w:val="19"/>
+              </w:rPr>
+              <w:t xml:space="preserve">Docker Desktop이 꺼져 있었다.</w:t>
+            </w:r>
+            <w:r>
+              <w:rPr>
+                <w:rFonts w:ascii="맑은 고딕" w:cs="맑은 고딕" w:eastAsia="맑은 고딕" w:hAnsi="맑은 고딕"/>
+                <w:b w:val="false"/>
+                <w:bCs w:val="false"/>
+                <w:color w:val="222222"/>
+                <w:sz w:val="19"/>
+                <w:szCs w:val="19"/>
+              </w:rPr>
+              <w:t xml:space="preserve"> 켜 보면 컨테이너가 </w:t>
+            </w:r>
+            <w:r>
+              <w:rPr>
+                <w:rFonts w:ascii="Consolas" w:cs="Consolas" w:eastAsia="Consolas" w:hAnsi="Consolas"/>
+                <w:b w:val="false"/>
+                <w:bCs w:val="false"/>
+                <w:color w:val="B02A4A"/>
+                <w:sz w:val="19"/>
+                <w:szCs w:val="19"/>
+              </w:rPr>
+              <w:t xml:space="preserve">Exited (255)</w:t>
+            </w:r>
+            <w:r>
+              <w:rPr>
+                <w:rFonts w:ascii="맑은 고딕" w:cs="맑은 고딕" w:eastAsia="맑은 고딕" w:hAnsi="맑은 고딕"/>
+                <w:b w:val="false"/>
+                <w:bCs w:val="false"/>
+                <w:color w:val="222222"/>
+                <w:sz w:val="19"/>
+                <w:szCs w:val="19"/>
+              </w:rPr>
+              <w:t xml:space="preserve">로 남아 있다(</w:t>
+            </w:r>
+            <w:r>
+              <w:rPr>
+                <w:rFonts w:ascii="Consolas" w:cs="Consolas" w:eastAsia="Consolas" w:hAnsi="Consolas"/>
+                <w:b w:val="false"/>
+                <w:bCs w:val="false"/>
+                <w:color w:val="B02A4A"/>
+                <w:sz w:val="19"/>
+                <w:szCs w:val="19"/>
+              </w:rPr>
+              <w:t xml:space="preserve">--restart</w:t>
+            </w:r>
+            <w:r>
+              <w:rPr>
+                <w:rFonts w:ascii="맑은 고딕" w:cs="맑은 고딕" w:eastAsia="맑은 고딕" w:hAnsi="맑은 고딕"/>
+                <w:b w:val="false"/>
+                <w:bCs w:val="false"/>
+                <w:color w:val="222222"/>
+                <w:sz w:val="19"/>
+                <w:szCs w:val="19"/>
+              </w:rPr>
+              <w:t xml:space="preserve"> 없이 </w:t>
+            </w:r>
+            <w:r>
+              <w:rPr>
+                <w:rFonts w:ascii="Consolas" w:cs="Consolas" w:eastAsia="Consolas" w:hAnsi="Consolas"/>
+                <w:b w:val="false"/>
+                <w:bCs w:val="false"/>
+                <w:color w:val="B02A4A"/>
+                <w:sz w:val="19"/>
+                <w:szCs w:val="19"/>
+              </w:rPr>
+              <w:t xml:space="preserve">docker run</w:t>
+            </w:r>
+            <w:r>
+              <w:rPr>
+                <w:rFonts w:ascii="맑은 고딕" w:cs="맑은 고딕" w:eastAsia="맑은 고딕" w:hAnsi="맑은 고딕"/>
+                <w:b w:val="false"/>
+                <w:bCs w:val="false"/>
+                <w:color w:val="222222"/>
+                <w:sz w:val="19"/>
+                <w:szCs w:val="19"/>
+              </w:rPr>
+              <w:t xml:space="preserve">한 컨테이너는 Docker가 꺼지면 같이 멈추고 자동 복귀하지 않음)</w:t>
+            </w:r>
+          </w:p>
+        </w:tc>
+        <w:tc>
+          <w:tcPr>
+            <w:tcW w:type="dxa" w:w="3230"/>
+            <w:tcBorders>
+              <w:top w:val="single" w:color="BFBFBF" w:sz="4"/>
+              <w:left w:val="single" w:color="BFBFBF" w:sz="4"/>
+              <w:bottom w:val="single" w:color="BFBFBF" w:sz="4"/>
+              <w:right w:val="single" w:color="BFBFBF" w:sz="4"/>
+            </w:tcBorders>
+            <w:tcMar>
+              <w:top w:type="dxa" w:w="60"/>
+              <w:left w:type="dxa" w:w="100"/>
+              <w:bottom w:type="dxa" w:w="60"/>
+              <w:right w:type="dxa" w:w="100"/>
+            </w:tcMar>
+          </w:tcPr>
+          <w:p>
+            <w:pPr>
+              <w:spacing w:after="0" w:line="264"/>
+            </w:pPr>
+            <w:r>
+              <w:rPr>
+                <w:rFonts w:ascii="맑은 고딕" w:cs="맑은 고딕" w:eastAsia="맑은 고딕" w:hAnsi="맑은 고딕"/>
+                <w:b w:val="false"/>
+                <w:bCs w:val="false"/>
+                <w:color w:val="222222"/>
+                <w:sz w:val="19"/>
+                <w:szCs w:val="19"/>
+              </w:rPr>
+              <w:t xml:space="preserve">Docker Desktop 실행 → </w:t>
+            </w:r>
+            <w:r>
+              <w:rPr>
+                <w:rFonts w:ascii="Consolas" w:cs="Consolas" w:eastAsia="Consolas" w:hAnsi="Consolas"/>
+                <w:b w:val="false"/>
+                <w:bCs w:val="false"/>
+                <w:color w:val="B02A4A"/>
+                <w:sz w:val="19"/>
+                <w:szCs w:val="19"/>
+              </w:rPr>
+              <w:t xml:space="preserve">docker start blue green bg-nginx</w:t>
+            </w:r>
+            <w:r>
+              <w:rPr>
+                <w:rFonts w:ascii="맑은 고딕" w:cs="맑은 고딕" w:eastAsia="맑은 고딕" w:hAnsi="맑은 고딕"/>
+                <w:b w:val="false"/>
+                <w:bCs w:val="false"/>
+                <w:color w:val="222222"/>
+                <w:sz w:val="19"/>
+                <w:szCs w:val="19"/>
+              </w:rPr>
+              <w:t xml:space="preserve"> → </w:t>
+            </w:r>
+            <w:r>
+              <w:rPr>
+                <w:rFonts w:ascii="Consolas" w:cs="Consolas" w:eastAsia="Consolas" w:hAnsi="Consolas"/>
+                <w:b w:val="false"/>
+                <w:bCs w:val="false"/>
+                <w:color w:val="B02A4A"/>
+                <w:sz w:val="19"/>
+                <w:szCs w:val="19"/>
+              </w:rPr>
+              <w:t xml:space="preserve">docker exec bg-nginx nginx -s reload</w:t>
+            </w:r>
+            <w:r>
+              <w:rPr>
+                <w:rFonts w:ascii="맑은 고딕" w:cs="맑은 고딕" w:eastAsia="맑은 고딕" w:hAnsi="맑은 고딕"/>
+                <w:b w:val="false"/>
+                <w:bCs w:val="false"/>
+                <w:color w:val="222222"/>
+                <w:sz w:val="19"/>
+                <w:szCs w:val="19"/>
+              </w:rPr>
+              <w:t xml:space="preserve">. </w:t>
+            </w:r>
+            <w:r>
+              <w:rPr>
+                <w:rFonts w:ascii="Consolas" w:cs="Consolas" w:eastAsia="Consolas" w:hAnsi="Consolas"/>
+                <w:b w:val="false"/>
+                <w:bCs w:val="false"/>
+                <w:color w:val="B02A4A"/>
+                <w:sz w:val="19"/>
+                <w:szCs w:val="19"/>
+              </w:rPr>
+              <w:t xml:space="preserve">docker start</w:t>
+            </w:r>
+            <w:r>
+              <w:rPr>
+                <w:rFonts w:ascii="맑은 고딕" w:cs="맑은 고딕" w:eastAsia="맑은 고딕" w:hAnsi="맑은 고딕"/>
+                <w:b w:val="false"/>
+                <w:bCs w:val="false"/>
+                <w:color w:val="222222"/>
+                <w:sz w:val="19"/>
+                <w:szCs w:val="19"/>
+              </w:rPr>
+              <w:t xml:space="preserve">는 컨테이너를 새로 만들지 않아 환경변수가 유지된다</w:t>
+            </w:r>
+          </w:p>
+        </w:tc>
+      </w:tr>
+      <w:tr>
+        <w:trPr>
+          <w:cantSplit/>
+        </w:trPr>
+        <w:tc>
+          <w:tcPr>
+            <w:tcW w:type="dxa" w:w="2985"/>
+            <w:tcBorders>
+              <w:top w:val="single" w:color="BFBFBF" w:sz="4"/>
+              <w:left w:val="single" w:color="BFBFBF" w:sz="4"/>
+              <w:bottom w:val="single" w:color="BFBFBF" w:sz="4"/>
+              <w:right w:val="single" w:color="BFBFBF" w:sz="4"/>
+            </w:tcBorders>
+            <w:shd w:fill="F2F5FA" w:color="auto" w:val="clear"/>
+            <w:tcMar>
+              <w:top w:type="dxa" w:w="60"/>
+              <w:left w:type="dxa" w:w="100"/>
+              <w:bottom w:type="dxa" w:w="60"/>
+              <w:right w:type="dxa" w:w="100"/>
+            </w:tcMar>
+          </w:tcPr>
+          <w:p>
+            <w:pPr>
+              <w:spacing w:after="0" w:line="264"/>
+            </w:pPr>
+            <w:r>
+              <w:rPr>
+                <w:rFonts w:ascii="맑은 고딕" w:cs="맑은 고딕" w:eastAsia="맑은 고딕" w:hAnsi="맑은 고딕"/>
+                <w:b w:val="false"/>
+                <w:bCs w:val="false"/>
+                <w:color w:val="222222"/>
+                <w:sz w:val="19"/>
+                <w:szCs w:val="19"/>
+              </w:rPr>
+              <w:t xml:space="preserve">Git Bash에서 </w:t>
+            </w:r>
+            <w:r>
+              <w:rPr>
+                <w:rFonts w:ascii="Consolas" w:cs="Consolas" w:eastAsia="Consolas" w:hAnsi="Consolas"/>
+                <w:b w:val="false"/>
+                <w:bCs w:val="false"/>
+                <w:color w:val="B02A4A"/>
+                <w:sz w:val="19"/>
+                <w:szCs w:val="19"/>
+              </w:rPr>
+              <w:t xml:space="preserve">docker exec … cat /etc/nginx/…</w:t>
+            </w:r>
+            <w:r>
+              <w:rPr>
+                <w:rFonts w:ascii="맑은 고딕" w:cs="맑은 고딕" w:eastAsia="맑은 고딕" w:hAnsi="맑은 고딕"/>
+                <w:b w:val="false"/>
+                <w:bCs w:val="false"/>
+                <w:color w:val="222222"/>
+                <w:sz w:val="19"/>
+                <w:szCs w:val="19"/>
+              </w:rPr>
+              <w:t xml:space="preserve">가 </w:t>
+            </w:r>
+            <w:r>
+              <w:rPr>
+                <w:rFonts w:ascii="Consolas" w:cs="Consolas" w:eastAsia="Consolas" w:hAnsi="Consolas"/>
+                <w:b w:val="false"/>
+                <w:bCs w:val="false"/>
+                <w:color w:val="B02A4A"/>
+                <w:sz w:val="19"/>
+                <w:szCs w:val="19"/>
+              </w:rPr>
+              <w:t xml:space="preserve">C:/Program Files/Git/etc/…</w:t>
+            </w:r>
+            <w:r>
+              <w:rPr>
+                <w:rFonts w:ascii="맑은 고딕" w:cs="맑은 고딕" w:eastAsia="맑은 고딕" w:hAnsi="맑은 고딕"/>
+                <w:b w:val="false"/>
+                <w:bCs w:val="false"/>
+                <w:color w:val="222222"/>
+                <w:sz w:val="19"/>
+                <w:szCs w:val="19"/>
+              </w:rPr>
+              <w:t xml:space="preserve">를 찾음</w:t>
+            </w:r>
+          </w:p>
+        </w:tc>
+        <w:tc>
+          <w:tcPr>
+            <w:tcW w:type="dxa" w:w="3145"/>
+            <w:tcBorders>
+              <w:top w:val="single" w:color="BFBFBF" w:sz="4"/>
+              <w:left w:val="single" w:color="BFBFBF" w:sz="4"/>
+              <w:bottom w:val="single" w:color="BFBFBF" w:sz="4"/>
+              <w:right w:val="single" w:color="BFBFBF" w:sz="4"/>
+            </w:tcBorders>
+            <w:shd w:fill="F2F5FA" w:color="auto" w:val="clear"/>
+            <w:tcMar>
+              <w:top w:type="dxa" w:w="60"/>
+              <w:left w:type="dxa" w:w="100"/>
+              <w:bottom w:type="dxa" w:w="60"/>
+              <w:right w:type="dxa" w:w="100"/>
+            </w:tcMar>
+          </w:tcPr>
+          <w:p>
+            <w:pPr>
+              <w:spacing w:after="0" w:line="264"/>
+            </w:pPr>
+            <w:r>
+              <w:rPr>
+                <w:rFonts w:ascii="맑은 고딕" w:cs="맑은 고딕" w:eastAsia="맑은 고딕" w:hAnsi="맑은 고딕"/>
+                <w:b w:val="false"/>
+                <w:bCs w:val="false"/>
+                <w:color w:val="222222"/>
+                <w:sz w:val="19"/>
+                <w:szCs w:val="19"/>
+              </w:rPr>
+              <w:t xml:space="preserve">Git Bash가 </w:t>
+            </w:r>
+            <w:r>
+              <w:rPr>
+                <w:rFonts w:ascii="Consolas" w:cs="Consolas" w:eastAsia="Consolas" w:hAnsi="Consolas"/>
+                <w:b w:val="false"/>
+                <w:bCs w:val="false"/>
+                <w:color w:val="B02A4A"/>
+                <w:sz w:val="19"/>
+                <w:szCs w:val="19"/>
+              </w:rPr>
+              <w:t xml:space="preserve">/etc/…</w:t>
+            </w:r>
+            <w:r>
+              <w:rPr>
+                <w:rFonts w:ascii="맑은 고딕" w:cs="맑은 고딕" w:eastAsia="맑은 고딕" w:hAnsi="맑은 고딕"/>
+                <w:b w:val="false"/>
+                <w:bCs w:val="false"/>
+                <w:color w:val="222222"/>
+                <w:sz w:val="19"/>
+                <w:szCs w:val="19"/>
+              </w:rPr>
+              <w:t xml:space="preserve">를 윈도 경로로 바꿔 넘김</w:t>
+            </w:r>
+          </w:p>
+        </w:tc>
+        <w:tc>
+          <w:tcPr>
+            <w:tcW w:type="dxa" w:w="3230"/>
+            <w:tcBorders>
+              <w:top w:val="single" w:color="BFBFBF" w:sz="4"/>
+              <w:left w:val="single" w:color="BFBFBF" w:sz="4"/>
+              <w:bottom w:val="single" w:color="BFBFBF" w:sz="4"/>
+              <w:right w:val="single" w:color="BFBFBF" w:sz="4"/>
+            </w:tcBorders>
+            <w:shd w:fill="F2F5FA" w:color="auto" w:val="clear"/>
+            <w:tcMar>
+              <w:top w:type="dxa" w:w="60"/>
+              <w:left w:type="dxa" w:w="100"/>
+              <w:bottom w:type="dxa" w:w="60"/>
+              <w:right w:type="dxa" w:w="100"/>
+            </w:tcMar>
+          </w:tcPr>
+          <w:p>
+            <w:pPr>
+              <w:spacing w:after="0" w:line="264"/>
+            </w:pPr>
+            <w:r>
+              <w:rPr>
+                <w:rFonts w:ascii="Consolas" w:cs="Consolas" w:eastAsia="Consolas" w:hAnsi="Consolas"/>
+                <w:b w:val="false"/>
+                <w:bCs w:val="false"/>
+                <w:color w:val="B02A4A"/>
+                <w:sz w:val="19"/>
+                <w:szCs w:val="19"/>
+              </w:rPr>
+              <w:t xml:space="preserve">MSYS_NO_PATHCONV=1</w:t>
+            </w:r>
+            <w:r>
+              <w:rPr>
+                <w:rFonts w:ascii="맑은 고딕" w:cs="맑은 고딕" w:eastAsia="맑은 고딕" w:hAnsi="맑은 고딕"/>
+                <w:b w:val="false"/>
+                <w:bCs w:val="false"/>
+                <w:color w:val="222222"/>
+                <w:sz w:val="19"/>
+                <w:szCs w:val="19"/>
+              </w:rPr>
+              <w:t xml:space="preserve">을 앞에 붙이거나 PowerShell을 쓴다</w:t>
+            </w:r>
+          </w:p>
+        </w:tc>
+      </w:tr>
+      <w:tr>
+        <w:trPr>
+          <w:cantSplit/>
+        </w:trPr>
+        <w:tc>
+          <w:tcPr>
+            <w:tcW w:type="dxa" w:w="2985"/>
+            <w:tcBorders>
+              <w:top w:val="single" w:color="BFBFBF" w:sz="4"/>
+              <w:left w:val="single" w:color="BFBFBF" w:sz="4"/>
+              <w:bottom w:val="single" w:color="BFBFBF" w:sz="4"/>
+              <w:right w:val="single" w:color="BFBFBF" w:sz="4"/>
+            </w:tcBorders>
+            <w:tcMar>
+              <w:top w:type="dxa" w:w="60"/>
+              <w:left w:type="dxa" w:w="100"/>
+              <w:bottom w:type="dxa" w:w="60"/>
+              <w:right w:type="dxa" w:w="100"/>
+            </w:tcMar>
+          </w:tcPr>
+          <w:p>
+            <w:pPr>
+              <w:spacing w:after="0" w:line="264"/>
+            </w:pPr>
+            <w:r>
+              <w:rPr>
+                <w:rFonts w:ascii="Consolas" w:cs="Consolas" w:eastAsia="Consolas" w:hAnsi="Consolas"/>
+                <w:b w:val="false"/>
+                <w:bCs w:val="false"/>
+                <w:color w:val="B02A4A"/>
+                <w:sz w:val="19"/>
+                <w:szCs w:val="19"/>
+              </w:rPr>
+              <w:t xml:space="preserve">--env-file .env</w:t>
+            </w:r>
+            <w:r>
+              <w:rPr>
+                <w:rFonts w:ascii="맑은 고딕" w:cs="맑은 고딕" w:eastAsia="맑은 고딕" w:hAnsi="맑은 고딕"/>
+                <w:b w:val="false"/>
+                <w:bCs w:val="false"/>
+                <w:color w:val="222222"/>
+                <w:sz w:val="19"/>
+                <w:szCs w:val="19"/>
+              </w:rPr>
+              <w:t xml:space="preserve">로 띄웠는데 시작 로그가 </w:t>
+            </w:r>
+            <w:r>
+              <w:rPr>
+                <w:rFonts w:ascii="Consolas" w:cs="Consolas" w:eastAsia="Consolas" w:hAnsi="Consolas"/>
+                <w:b w:val="false"/>
+                <w:bCs w:val="false"/>
+                <w:color w:val="B02A4A"/>
+                <w:sz w:val="19"/>
+                <w:szCs w:val="19"/>
+              </w:rPr>
+              <w:t xml:space="preserve">"storage": "memory", "auth": "none"</w:t>
+            </w:r>
+          </w:p>
+        </w:tc>
+        <w:tc>
+          <w:tcPr>
+            <w:tcW w:type="dxa" w:w="3145"/>
+            <w:tcBorders>
+              <w:top w:val="single" w:color="BFBFBF" w:sz="4"/>
+              <w:left w:val="single" w:color="BFBFBF" w:sz="4"/>
+              <w:bottom w:val="single" w:color="BFBFBF" w:sz="4"/>
+              <w:right w:val="single" w:color="BFBFBF" w:sz="4"/>
+            </w:tcBorders>
+            <w:tcMar>
+              <w:top w:type="dxa" w:w="60"/>
+              <w:left w:type="dxa" w:w="100"/>
+              <w:bottom w:type="dxa" w:w="60"/>
+              <w:right w:type="dxa" w:w="100"/>
+            </w:tcMar>
+          </w:tcPr>
+          <w:p>
+            <w:pPr>
+              <w:spacing w:after="0" w:line="264"/>
+            </w:pPr>
+            <w:r>
+              <w:rPr>
+                <w:rFonts w:ascii="Consolas" w:cs="Consolas" w:eastAsia="Consolas" w:hAnsi="Consolas"/>
+                <w:b w:val="false"/>
+                <w:bCs w:val="false"/>
+                <w:color w:val="B02A4A"/>
+                <w:sz w:val="19"/>
+                <w:szCs w:val="19"/>
+              </w:rPr>
+              <w:t xml:space="preserve">.env</w:t>
+            </w:r>
+            <w:r>
+              <w:rPr>
+                <w:rFonts w:ascii="맑은 고딕" w:cs="맑은 고딕" w:eastAsia="맑은 고딕" w:hAnsi="맑은 고딕"/>
+                <w:b w:val="false"/>
+                <w:bCs w:val="false"/>
+                <w:color w:val="222222"/>
+                <w:sz w:val="19"/>
+                <w:szCs w:val="19"/>
+              </w:rPr>
+              <w:t xml:space="preserve">에 Supabase 세 값은 넣었지만 기존 </w:t>
+            </w:r>
+            <w:r>
+              <w:rPr>
+                <w:rFonts w:ascii="Consolas" w:cs="Consolas" w:eastAsia="Consolas" w:hAnsi="Consolas"/>
+                <w:b w:val="false"/>
+                <w:bCs w:val="false"/>
+                <w:color w:val="B02A4A"/>
+                <w:sz w:val="19"/>
+                <w:szCs w:val="19"/>
+              </w:rPr>
+              <w:t xml:space="preserve">STORAGE=memory</w:t>
+            </w:r>
+            <w:r>
+              <w:rPr>
+                <w:rFonts w:ascii="맑은 고딕" w:cs="맑은 고딕" w:eastAsia="맑은 고딕" w:hAnsi="맑은 고딕"/>
+                <w:b w:val="false"/>
+                <w:bCs w:val="false"/>
+                <w:color w:val="222222"/>
+                <w:sz w:val="19"/>
+                <w:szCs w:val="19"/>
+              </w:rPr>
+              <w:t xml:space="preserve">·</w:t>
+            </w:r>
+            <w:r>
+              <w:rPr>
+                <w:rFonts w:ascii="Consolas" w:cs="Consolas" w:eastAsia="Consolas" w:hAnsi="Consolas"/>
+                <w:b w:val="false"/>
+                <w:bCs w:val="false"/>
+                <w:color w:val="B02A4A"/>
+                <w:sz w:val="19"/>
+                <w:szCs w:val="19"/>
+              </w:rPr>
+              <w:t xml:space="preserve">AUTH=none</w:t>
+            </w:r>
+            <w:r>
+              <w:rPr>
+                <w:rFonts w:ascii="맑은 고딕" w:cs="맑은 고딕" w:eastAsia="맑은 고딕" w:hAnsi="맑은 고딕"/>
+                <w:b w:val="false"/>
+                <w:bCs w:val="false"/>
+                <w:color w:val="222222"/>
+                <w:sz w:val="19"/>
+                <w:szCs w:val="19"/>
+              </w:rPr>
+              <w:t xml:space="preserve"> 줄을 바꾸지 않음(앱은 환경변수가 없으면 이 기본값)</w:t>
+            </w:r>
+          </w:p>
+        </w:tc>
+        <w:tc>
+          <w:tcPr>
+            <w:tcW w:type="dxa" w:w="3230"/>
+            <w:tcBorders>
+              <w:top w:val="single" w:color="BFBFBF" w:sz="4"/>
+              <w:left w:val="single" w:color="BFBFBF" w:sz="4"/>
+              <w:bottom w:val="single" w:color="BFBFBF" w:sz="4"/>
+              <w:right w:val="single" w:color="BFBFBF" w:sz="4"/>
+            </w:tcBorders>
+            <w:tcMar>
+              <w:top w:type="dxa" w:w="60"/>
+              <w:left w:type="dxa" w:w="100"/>
+              <w:bottom w:type="dxa" w:w="60"/>
+              <w:right w:type="dxa" w:w="100"/>
+            </w:tcMar>
+          </w:tcPr>
+          <w:p>
+            <w:pPr>
+              <w:spacing w:after="0" w:line="264"/>
+            </w:pPr>
+            <w:r>
+              <w:rPr>
+                <w:rFonts w:ascii="맑은 고딕" w:cs="맑은 고딕" w:eastAsia="맑은 고딕" w:hAnsi="맑은 고딕"/>
+                <w:b w:val="false"/>
+                <w:bCs w:val="false"/>
+                <w:color w:val="222222"/>
+                <w:sz w:val="19"/>
+                <w:szCs w:val="19"/>
+              </w:rPr>
+              <w:t xml:space="preserve">두 줄을 </w:t>
+            </w:r>
+            <w:r>
+              <w:rPr>
+                <w:rFonts w:ascii="Consolas" w:cs="Consolas" w:eastAsia="Consolas" w:hAnsi="Consolas"/>
+                <w:b w:val="false"/>
+                <w:bCs w:val="false"/>
+                <w:color w:val="B02A4A"/>
+                <w:sz w:val="19"/>
+                <w:szCs w:val="19"/>
+              </w:rPr>
+              <w:t xml:space="preserve">supabase</w:t>
+            </w:r>
+            <w:r>
+              <w:rPr>
+                <w:rFonts w:ascii="맑은 고딕" w:cs="맑은 고딕" w:eastAsia="맑은 고딕" w:hAnsi="맑은 고딕"/>
+                <w:b w:val="false"/>
+                <w:bCs w:val="false"/>
+                <w:color w:val="222222"/>
+                <w:sz w:val="19"/>
+                <w:szCs w:val="19"/>
+              </w:rPr>
+              <w:t xml:space="preserve">로 고치고 컨테이너를 </w:t>
+            </w:r>
+            <w:r>
+              <w:rPr>
+                <w:rFonts w:ascii="맑은 고딕" w:cs="맑은 고딕" w:eastAsia="맑은 고딕" w:hAnsi="맑은 고딕"/>
+                <w:b/>
+                <w:bCs/>
+                <w:color w:val="222222"/>
+                <w:sz w:val="19"/>
+                <w:szCs w:val="19"/>
+              </w:rPr>
+              <w:t xml:space="preserve">다시 만든다</w:t>
+            </w:r>
+            <w:r>
+              <w:rPr>
+                <w:rFonts w:ascii="맑은 고딕" w:cs="맑은 고딕" w:eastAsia="맑은 고딕" w:hAnsi="맑은 고딕"/>
+                <w:b w:val="false"/>
+                <w:bCs w:val="false"/>
+                <w:color w:val="222222"/>
+                <w:sz w:val="19"/>
+                <w:szCs w:val="19"/>
+              </w:rPr>
+              <w:t xml:space="preserve">(</w:t>
+            </w:r>
+            <w:r>
+              <w:rPr>
+                <w:rFonts w:ascii="Consolas" w:cs="Consolas" w:eastAsia="Consolas" w:hAnsi="Consolas"/>
+                <w:b w:val="false"/>
+                <w:bCs w:val="false"/>
+                <w:color w:val="B02A4A"/>
+                <w:sz w:val="19"/>
+                <w:szCs w:val="19"/>
+              </w:rPr>
+              <w:t xml:space="preserve">docker rm -f</w:t>
+            </w:r>
+            <w:r>
+              <w:rPr>
+                <w:rFonts w:ascii="맑은 고딕" w:cs="맑은 고딕" w:eastAsia="맑은 고딕" w:hAnsi="맑은 고딕"/>
+                <w:b w:val="false"/>
+                <w:bCs w:val="false"/>
+                <w:color w:val="222222"/>
+                <w:sz w:val="19"/>
+                <w:szCs w:val="19"/>
+              </w:rPr>
+              <w:t xml:space="preserve"> 뒤 </w:t>
+            </w:r>
+            <w:r>
+              <w:rPr>
+                <w:rFonts w:ascii="Consolas" w:cs="Consolas" w:eastAsia="Consolas" w:hAnsi="Consolas"/>
+                <w:b w:val="false"/>
+                <w:bCs w:val="false"/>
+                <w:color w:val="B02A4A"/>
+                <w:sz w:val="19"/>
+                <w:szCs w:val="19"/>
+              </w:rPr>
+              <w:t xml:space="preserve">docker run</w:t>
+            </w:r>
+            <w:r>
+              <w:rPr>
+                <w:rFonts w:ascii="맑은 고딕" w:cs="맑은 고딕" w:eastAsia="맑은 고딕" w:hAnsi="맑은 고딕"/>
+                <w:b w:val="false"/>
+                <w:bCs w:val="false"/>
+                <w:color w:val="222222"/>
+                <w:sz w:val="19"/>
+                <w:szCs w:val="19"/>
+              </w:rPr>
+              <w:t xml:space="preserve">). 확인은 시작 로그 첫 줄의 </w:t>
+            </w:r>
+            <w:r>
+              <w:rPr>
+                <w:rFonts w:ascii="Consolas" w:cs="Consolas" w:eastAsia="Consolas" w:hAnsi="Consolas"/>
+                <w:b w:val="false"/>
+                <w:bCs w:val="false"/>
+                <w:color w:val="B02A4A"/>
+                <w:sz w:val="19"/>
+                <w:szCs w:val="19"/>
+              </w:rPr>
+              <w:t xml:space="preserve">storage</w:t>
+            </w:r>
+            <w:r>
+              <w:rPr>
+                <w:rFonts w:ascii="맑은 고딕" w:cs="맑은 고딕" w:eastAsia="맑은 고딕" w:hAnsi="맑은 고딕"/>
+                <w:b w:val="false"/>
+                <w:bCs w:val="false"/>
+                <w:color w:val="222222"/>
+                <w:sz w:val="19"/>
+                <w:szCs w:val="19"/>
+              </w:rPr>
+              <w:t xml:space="preserve">·</w:t>
+            </w:r>
+            <w:r>
+              <w:rPr>
+                <w:rFonts w:ascii="Consolas" w:cs="Consolas" w:eastAsia="Consolas" w:hAnsi="Consolas"/>
+                <w:b w:val="false"/>
+                <w:bCs w:val="false"/>
+                <w:color w:val="B02A4A"/>
+                <w:sz w:val="19"/>
+                <w:szCs w:val="19"/>
+              </w:rPr>
+              <w:t xml:space="preserve">auth</w:t>
+            </w:r>
+          </w:p>
+        </w:tc>
+      </w:tr>
+      <w:tr>
+        <w:trPr>
+          <w:cantSplit/>
+        </w:trPr>
+        <w:tc>
+          <w:tcPr>
+            <w:tcW w:type="dxa" w:w="2985"/>
+            <w:tcBorders>
+              <w:top w:val="single" w:color="BFBFBF" w:sz="4"/>
+              <w:left w:val="single" w:color="BFBFBF" w:sz="4"/>
+              <w:bottom w:val="single" w:color="BFBFBF" w:sz="4"/>
+              <w:right w:val="single" w:color="BFBFBF" w:sz="4"/>
+            </w:tcBorders>
+            <w:shd w:fill="F2F5FA" w:color="auto" w:val="clear"/>
+            <w:tcMar>
+              <w:top w:type="dxa" w:w="60"/>
+              <w:left w:type="dxa" w:w="100"/>
+              <w:bottom w:type="dxa" w:w="60"/>
+              <w:right w:type="dxa" w:w="100"/>
+            </w:tcMar>
+          </w:tcPr>
+          <w:p>
+            <w:pPr>
+              <w:spacing w:after="0" w:line="264"/>
+            </w:pPr>
+            <w:r>
+              <w:rPr>
+                <w:rFonts w:ascii="맑은 고딕" w:cs="맑은 고딕" w:eastAsia="맑은 고딕" w:hAnsi="맑은 고딕"/>
+                <w:b w:val="false"/>
+                <w:bCs w:val="false"/>
+                <w:color w:val="222222"/>
+                <w:sz w:val="19"/>
+                <w:szCs w:val="19"/>
+              </w:rPr>
+              <w:t xml:space="preserve">테이블 이름 옆 지구본 아이콘을 RLS 표시로 착각</w:t>
+            </w:r>
+          </w:p>
+        </w:tc>
+        <w:tc>
+          <w:tcPr>
+            <w:tcW w:type="dxa" w:w="3145"/>
+            <w:tcBorders>
+              <w:top w:val="single" w:color="BFBFBF" w:sz="4"/>
+              <w:left w:val="single" w:color="BFBFBF" w:sz="4"/>
+              <w:bottom w:val="single" w:color="BFBFBF" w:sz="4"/>
+              <w:right w:val="single" w:color="BFBFBF" w:sz="4"/>
+            </w:tcBorders>
+            <w:shd w:fill="F2F5FA" w:color="auto" w:val="clear"/>
+            <w:tcMar>
+              <w:top w:type="dxa" w:w="60"/>
+              <w:left w:type="dxa" w:w="100"/>
+              <w:bottom w:type="dxa" w:w="60"/>
+              <w:right w:type="dxa" w:w="100"/>
+            </w:tcMar>
+          </w:tcPr>
+          <w:p>
+            <w:pPr>
+              <w:spacing w:after="0" w:line="264"/>
+            </w:pPr>
+            <w:r>
+              <w:rPr>
+                <w:rFonts w:ascii="맑은 고딕" w:cs="맑은 고딕" w:eastAsia="맑은 고딕" w:hAnsi="맑은 고딕"/>
+                <w:b w:val="false"/>
+                <w:bCs w:val="false"/>
+                <w:color w:val="222222"/>
+                <w:sz w:val="19"/>
+                <w:szCs w:val="19"/>
+              </w:rPr>
+              <w:t xml:space="preserve">그 아이콘은 Data API에 노출된 테이블이라는 표시</w:t>
+            </w:r>
+          </w:p>
+        </w:tc>
+        <w:tc>
+          <w:tcPr>
+            <w:tcW w:type="dxa" w:w="3230"/>
+            <w:tcBorders>
+              <w:top w:val="single" w:color="BFBFBF" w:sz="4"/>
+              <w:left w:val="single" w:color="BFBFBF" w:sz="4"/>
+              <w:bottom w:val="single" w:color="BFBFBF" w:sz="4"/>
+              <w:right w:val="single" w:color="BFBFBF" w:sz="4"/>
+            </w:tcBorders>
+            <w:shd w:fill="F2F5FA" w:color="auto" w:val="clear"/>
+            <w:tcMar>
+              <w:top w:type="dxa" w:w="60"/>
+              <w:left w:type="dxa" w:w="100"/>
+              <w:bottom w:type="dxa" w:w="60"/>
+              <w:right w:type="dxa" w:w="100"/>
+            </w:tcMar>
+          </w:tcPr>
+          <w:p>
+            <w:pPr>
+              <w:spacing w:after="0" w:line="264"/>
+            </w:pPr>
+            <w:r>
+              <w:rPr>
+                <w:rFonts w:ascii="맑은 고딕" w:cs="맑은 고딕" w:eastAsia="맑은 고딕" w:hAnsi="맑은 고딕"/>
+                <w:b w:val="false"/>
+                <w:bCs w:val="false"/>
+                <w:color w:val="222222"/>
+                <w:sz w:val="19"/>
+                <w:szCs w:val="19"/>
+              </w:rPr>
+              <w:t xml:space="preserve">RLS는 테이블을 열어 상단 </w:t>
+            </w:r>
+            <w:r>
+              <w:rPr>
+                <w:rFonts w:ascii="Consolas" w:cs="Consolas" w:eastAsia="Consolas" w:hAnsi="Consolas"/>
+                <w:b w:val="false"/>
+                <w:bCs w:val="false"/>
+                <w:color w:val="B02A4A"/>
+                <w:sz w:val="19"/>
+                <w:szCs w:val="19"/>
+              </w:rPr>
+              <w:t xml:space="preserve">Add RLS policy</w:t>
+            </w:r>
+            <w:r>
+              <w:rPr>
+                <w:rFonts w:ascii="맑은 고딕" w:cs="맑은 고딕" w:eastAsia="맑은 고딕" w:hAnsi="맑은 고딕"/>
+                <w:b w:val="false"/>
+                <w:bCs w:val="false"/>
+                <w:color w:val="222222"/>
+                <w:sz w:val="19"/>
+                <w:szCs w:val="19"/>
+              </w:rPr>
+              <w:t xml:space="preserve"> 버튼 등으로 확인</w:t>
+            </w:r>
+          </w:p>
+        </w:tc>
+      </w:tr>
+      <w:tr>
+        <w:trPr>
+          <w:cantSplit/>
+        </w:trPr>
+        <w:tc>
+          <w:tcPr>
+            <w:tcW w:type="dxa" w:w="2985"/>
+            <w:tcBorders>
+              <w:top w:val="single" w:color="BFBFBF" w:sz="4"/>
+              <w:left w:val="single" w:color="BFBFBF" w:sz="4"/>
+              <w:bottom w:val="single" w:color="BFBFBF" w:sz="4"/>
+              <w:right w:val="single" w:color="BFBFBF" w:sz="4"/>
+            </w:tcBorders>
+            <w:tcMar>
+              <w:top w:type="dxa" w:w="60"/>
+              <w:left w:type="dxa" w:w="100"/>
+              <w:bottom w:type="dxa" w:w="60"/>
+              <w:right w:type="dxa" w:w="100"/>
+            </w:tcMar>
+          </w:tcPr>
+          <w:p>
+            <w:pPr>
+              <w:spacing w:after="0" w:line="264"/>
+            </w:pPr>
+            <w:r>
+              <w:rPr>
+                <w:rFonts w:ascii="맑은 고딕" w:cs="맑은 고딕" w:eastAsia="맑은 고딕" w:hAnsi="맑은 고딕"/>
+                <w:b w:val="false"/>
+                <w:bCs w:val="false"/>
+                <w:color w:val="222222"/>
+                <w:sz w:val="19"/>
+                <w:szCs w:val="19"/>
+              </w:rPr>
+              <w:t xml:space="preserve">기본 설정에서 서버가 멈추면 약 38초 동안 4번에 한 번씩 실패</w:t>
+            </w:r>
+          </w:p>
+        </w:tc>
+        <w:tc>
+          <w:tcPr>
+            <w:tcW w:type="dxa" w:w="3145"/>
+            <w:tcBorders>
+              <w:top w:val="single" w:color="BFBFBF" w:sz="4"/>
+              <w:left w:val="single" w:color="BFBFBF" w:sz="4"/>
+              <w:bottom w:val="single" w:color="BFBFBF" w:sz="4"/>
+              <w:right w:val="single" w:color="BFBFBF" w:sz="4"/>
+            </w:tcBorders>
+            <w:tcMar>
+              <w:top w:type="dxa" w:w="60"/>
+              <w:left w:type="dxa" w:w="100"/>
+              <w:bottom w:type="dxa" w:w="60"/>
+              <w:right w:type="dxa" w:w="100"/>
+            </w:tcMar>
+          </w:tcPr>
+          <w:p>
+            <w:pPr>
+              <w:spacing w:after="0" w:line="264"/>
+            </w:pPr>
+            <w:r>
+              <w:rPr>
+                <w:rFonts w:ascii="맑은 고딕" w:cs="맑은 고딕" w:eastAsia="맑은 고딕" w:hAnsi="맑은 고딕"/>
+                <w:b w:val="false"/>
+                <w:bCs w:val="false"/>
+                <w:color w:val="222222"/>
+                <w:sz w:val="19"/>
+                <w:szCs w:val="19"/>
+              </w:rPr>
+              <w:t xml:space="preserve">무료 Nginx는 수동 헬스체크. 이번 환경에서는 </w:t>
+            </w:r>
+            <w:r>
+              <w:rPr>
+                <w:rFonts w:ascii="Consolas" w:cs="Consolas" w:eastAsia="Consolas" w:hAnsi="Consolas"/>
+                <w:b w:val="false"/>
+                <w:bCs w:val="false"/>
+                <w:color w:val="B02A4A"/>
+                <w:sz w:val="19"/>
+                <w:szCs w:val="19"/>
+              </w:rPr>
+              <w:t xml:space="preserve">113 Host is unreachable</w:t>
+            </w:r>
+            <w:r>
+              <w:rPr>
+                <w:rFonts w:ascii="맑은 고딕" w:cs="맑은 고딕" w:eastAsia="맑은 고딕" w:hAnsi="맑은 고딕"/>
+                <w:b w:val="false"/>
+                <w:bCs w:val="false"/>
+                <w:color w:val="222222"/>
+                <w:sz w:val="19"/>
+                <w:szCs w:val="19"/>
+              </w:rPr>
+              <w:t xml:space="preserve">로 판정됨(60초 타임아웃이 아님)</w:t>
+            </w:r>
+          </w:p>
+        </w:tc>
+        <w:tc>
+          <w:tcPr>
+            <w:tcW w:type="dxa" w:w="3230"/>
+            <w:tcBorders>
+              <w:top w:val="single" w:color="BFBFBF" w:sz="4"/>
+              <w:left w:val="single" w:color="BFBFBF" w:sz="4"/>
+              <w:bottom w:val="single" w:color="BFBFBF" w:sz="4"/>
+              <w:right w:val="single" w:color="BFBFBF" w:sz="4"/>
+            </w:tcBorders>
+            <w:tcMar>
+              <w:top w:type="dxa" w:w="60"/>
+              <w:left w:type="dxa" w:w="100"/>
+              <w:bottom w:type="dxa" w:w="60"/>
+              <w:right w:type="dxa" w:w="100"/>
+            </w:tcMar>
+          </w:tcPr>
+          <w:p>
+            <w:pPr>
+              <w:spacing w:after="0" w:line="264"/>
+            </w:pPr>
+            <w:r>
+              <w:rPr>
+                <w:rFonts w:ascii="Consolas" w:cs="Consolas" w:eastAsia="Consolas" w:hAnsi="Consolas"/>
+                <w:b w:val="false"/>
+                <w:bCs w:val="false"/>
+                <w:color w:val="B02A4A"/>
+                <w:sz w:val="19"/>
+                <w:szCs w:val="19"/>
+              </w:rPr>
+              <w:t xml:space="preserve">proxy_connect_timeout 1s</w:t>
+            </w:r>
+            <w:r>
+              <w:rPr>
+                <w:rFonts w:ascii="맑은 고딕" w:cs="맑은 고딕" w:eastAsia="맑은 고딕" w:hAnsi="맑은 고딕"/>
+                <w:b w:val="false"/>
+                <w:bCs w:val="false"/>
+                <w:color w:val="222222"/>
+                <w:sz w:val="19"/>
+                <w:szCs w:val="19"/>
+              </w:rPr>
+              <w:t xml:space="preserve">(실패 13 → 0, 대신 green 차례 요청이 약 1초 늦음), 또는 능동 헬스체크 로드밸런서</w:t>
+            </w:r>
+          </w:p>
+        </w:tc>
+      </w:tr>
+      <w:tr>
+        <w:trPr>
+          <w:cantSplit/>
+        </w:trPr>
+        <w:tc>
+          <w:tcPr>
+            <w:tcW w:type="dxa" w:w="2985"/>
+            <w:tcBorders>
+              <w:top w:val="single" w:color="BFBFBF" w:sz="4"/>
+              <w:left w:val="single" w:color="BFBFBF" w:sz="4"/>
+              <w:bottom w:val="single" w:color="BFBFBF" w:sz="4"/>
+              <w:right w:val="single" w:color="BFBFBF" w:sz="4"/>
+            </w:tcBorders>
+            <w:shd w:fill="F2F5FA" w:color="auto" w:val="clear"/>
+            <w:tcMar>
+              <w:top w:type="dxa" w:w="60"/>
+              <w:left w:type="dxa" w:w="100"/>
+              <w:bottom w:type="dxa" w:w="60"/>
+              <w:right w:type="dxa" w:w="100"/>
+            </w:tcMar>
+          </w:tcPr>
+          <w:p>
+            <w:pPr>
+              <w:spacing w:after="0" w:line="264"/>
+            </w:pPr>
+            <w:r>
+              <w:rPr>
+                <w:rFonts w:ascii="맑은 고딕" w:cs="맑은 고딕" w:eastAsia="맑은 고딕" w:hAnsi="맑은 고딕"/>
+                <w:b w:val="false"/>
+                <w:bCs w:val="false"/>
+                <w:color w:val="222222"/>
+                <w:sz w:val="19"/>
+                <w:szCs w:val="19"/>
+              </w:rPr>
+              <w:t xml:space="preserve">대화 메시지가 2개일 줄 알았는데 3개</w:t>
+            </w:r>
+          </w:p>
+        </w:tc>
+        <w:tc>
+          <w:tcPr>
+            <w:tcW w:type="dxa" w:w="3145"/>
+            <w:tcBorders>
+              <w:top w:val="single" w:color="BFBFBF" w:sz="4"/>
+              <w:left w:val="single" w:color="BFBFBF" w:sz="4"/>
+              <w:bottom w:val="single" w:color="BFBFBF" w:sz="4"/>
+              <w:right w:val="single" w:color="BFBFBF" w:sz="4"/>
+            </w:tcBorders>
+            <w:shd w:fill="F2F5FA" w:color="auto" w:val="clear"/>
+            <w:tcMar>
+              <w:top w:type="dxa" w:w="60"/>
+              <w:left w:type="dxa" w:w="100"/>
+              <w:bottom w:type="dxa" w:w="60"/>
+              <w:right w:type="dxa" w:w="100"/>
+            </w:tcMar>
+          </w:tcPr>
+          <w:p>
+            <w:pPr>
+              <w:spacing w:after="0" w:line="264"/>
+            </w:pPr>
+            <w:r>
+              <w:rPr>
+                <w:rFonts w:ascii="맑은 고딕" w:cs="맑은 고딕" w:eastAsia="맑은 고딕" w:hAnsi="맑은 고딕"/>
+                <w:b w:val="false"/>
+                <w:bCs w:val="false"/>
+                <w:color w:val="222222"/>
+                <w:sz w:val="19"/>
+                <w:szCs w:val="19"/>
+              </w:rPr>
+              <w:t xml:space="preserve">앱이 처음 열릴 때 인사 메시지를 하나 저장함</w:t>
+            </w:r>
+          </w:p>
+        </w:tc>
+        <w:tc>
+          <w:tcPr>
+            <w:tcW w:type="dxa" w:w="3230"/>
+            <w:tcBorders>
+              <w:top w:val="single" w:color="BFBFBF" w:sz="4"/>
+              <w:left w:val="single" w:color="BFBFBF" w:sz="4"/>
+              <w:bottom w:val="single" w:color="BFBFBF" w:sz="4"/>
+              <w:right w:val="single" w:color="BFBFBF" w:sz="4"/>
+            </w:tcBorders>
+            <w:shd w:fill="F2F5FA" w:color="auto" w:val="clear"/>
+            <w:tcMar>
+              <w:top w:type="dxa" w:w="60"/>
+              <w:left w:type="dxa" w:w="100"/>
+              <w:bottom w:type="dxa" w:w="60"/>
+              <w:right w:type="dxa" w:w="100"/>
+            </w:tcMar>
+          </w:tcPr>
+          <w:p>
+            <w:pPr>
+              <w:spacing w:after="0" w:line="264"/>
+            </w:pPr>
+            <w:r>
+              <w:rPr>
+                <w:rFonts w:ascii="맑은 고딕" w:cs="맑은 고딕" w:eastAsia="맑은 고딕" w:hAnsi="맑은 고딕"/>
+                <w:b w:val="false"/>
+                <w:bCs w:val="false"/>
+                <w:color w:val="222222"/>
+                <w:sz w:val="19"/>
+                <w:szCs w:val="19"/>
+              </w:rPr>
+              <w:t xml:space="preserve">문제 아님. 대화가 비어 있을 때 한 번만 저장됨</w:t>
+            </w:r>
+          </w:p>
+        </w:tc>
+      </w:tr>
+    </w:tbl>
+    <w:p>
+      <w:pPr>
+        <w:spacing w:after="80" w:line="288"/>
+      </w:pPr>
+      <w:r>
+        <w:rPr>
+          <w:rFonts w:ascii="맑은 고딕" w:cs="맑은 고딕" w:eastAsia="맑은 고딕" w:hAnsi="맑은 고딕"/>
+          <w:b w:val="false"/>
+          <w:bCs w:val="false"/>
+          <w:color w:val="222222"/>
+          <w:sz w:val="21"/>
+          <w:szCs w:val="21"/>
+        </w:rPr>
+        <w:t xml:space="preserve"/>
+      </w:r>
+    </w:p>
+    <w:p>
+      <w:pPr>
         <w:spacing w:after="40" w:before="120"/>
       </w:pPr>
       <w:hyperlink w:history="1" w:anchor="appendix_toc">
@@ -35781,7 +44050,7 @@
           <w:sz w:val="25"/>
           <w:szCs w:val="25"/>
         </w:rPr>
-        <w:t xml:space="preserve">C-6. 측정 결과 해석 요청 `[추가]`</w:t>
+        <w:t xml:space="preserve">C-6. 측정 결과 해석 요청 [추가]</w:t>
       </w:r>
     </w:p>
     <w:tbl>
@@ -35887,7 +44156,7 @@
           <w:sz w:val="25"/>
           <w:szCs w:val="25"/>
         </w:rPr>
-        <w:t xml:space="preserve">C-7. 내 Nginx 설정 검토 요청 `[추가]`</w:t>
+        <w:t xml:space="preserve">C-7. 내 Nginx 설정 검토 요청 [추가]</w:t>
       </w:r>
     </w:p>
     <w:tbl>
@@ -35993,7 +44262,7 @@
           <w:sz w:val="25"/>
           <w:szCs w:val="25"/>
         </w:rPr>
-        <w:t xml:space="preserve">C-8. 스키마 변경 계획 요청 `[추가]`</w:t>
+        <w:t xml:space="preserve">C-8. 스키마 변경 계획 요청 [추가]</w:t>
       </w:r>
     </w:p>
     <w:tbl>
@@ -36099,7 +44368,7 @@
           <w:sz w:val="25"/>
           <w:szCs w:val="25"/>
         </w:rPr>
-        <w:t xml:space="preserve">C-9. 내 서비스에 적용 점검 요청 `[추가]`</w:t>
+        <w:t xml:space="preserve">C-9. 내 서비스에 적용 점검 요청 [추가]</w:t>
       </w:r>
     </w:p>
     <w:tbl>
@@ -47533,7 +55802,7 @@
         <w:pStyle w:val="ListParagraph"/>
         <w:numPr>
           <w:ilvl w:val="0"/>
-          <w:numId w:val="8"/>
+          <w:numId w:val="9"/>
         </w:numPr>
         <w:spacing w:after="60" w:line="288"/>
       </w:pPr>
@@ -47554,7 +55823,7 @@
         <w:pStyle w:val="ListParagraph"/>
         <w:numPr>
           <w:ilvl w:val="0"/>
-          <w:numId w:val="8"/>
+          <w:numId w:val="9"/>
         </w:numPr>
         <w:spacing w:after="60" w:line="288"/>
       </w:pPr>
@@ -47575,7 +55844,7 @@
         <w:pStyle w:val="ListParagraph"/>
         <w:numPr>
           <w:ilvl w:val="0"/>
-          <w:numId w:val="8"/>
+          <w:numId w:val="9"/>
         </w:numPr>
         <w:spacing w:after="60" w:line="288"/>
       </w:pPr>
@@ -47618,7 +55887,7 @@
         <w:pStyle w:val="ListParagraph"/>
         <w:numPr>
           <w:ilvl w:val="0"/>
-          <w:numId w:val="8"/>
+          <w:numId w:val="9"/>
         </w:numPr>
         <w:spacing w:after="60" w:line="288"/>
       </w:pPr>
@@ -47639,7 +55908,7 @@
         <w:pStyle w:val="ListParagraph"/>
         <w:numPr>
           <w:ilvl w:val="0"/>
-          <w:numId w:val="8"/>
+          <w:numId w:val="9"/>
         </w:numPr>
         <w:spacing w:after="60" w:line="288"/>
       </w:pPr>
@@ -48610,7 +56879,7 @@
           <w:sz w:val="21"/>
           <w:szCs w:val="21"/>
         </w:rPr>
-        <w:t xml:space="preserve">이 노트는 학습서(33쪽)와 해설서(45쪽)를 통합 정리한 v1.0이다. 학습서의 인터랙티브 시각화 3종(웹 전용)은 PDF에 없어 설명 문단을 요약해 옮겼고, 해설서의 외부 이미지 링크 캡션은 내용 근거로 쓰지 않았다. 실제 실습 결과는 v1.1에서 </w:t>
+        <w:t xml:space="preserve">이 노트는 학습서(33쪽)와 해설서(45쪽)를 통합 정리한 v1.1이다. v1.0(교안 기준)에 2026-10-28 실습 결과(</w:t>
       </w:r>
       <w:r>
         <w:rPr>
@@ -48632,7 +56901,29 @@
           <w:sz w:val="21"/>
           <w:szCs w:val="21"/>
         </w:rPr>
-        <w:t xml:space="preserve">로 덧붙인다.</w:t>
+        <w:t xml:space="preserve">)를 덧붙였고 v1.0은 </w:t>
+      </w:r>
+      <w:r>
+        <w:rPr>
+          <w:rFonts w:ascii="Consolas" w:cs="Consolas" w:eastAsia="Consolas" w:hAnsi="Consolas"/>
+          <w:b w:val="false"/>
+          <w:bCs w:val="false"/>
+          <w:color w:val="B02A4A"/>
+          <w:sz w:val="21"/>
+          <w:szCs w:val="21"/>
+        </w:rPr>
+        <w:t xml:space="preserve">_판본_v1.0/</w:t>
+      </w:r>
+      <w:r>
+        <w:rPr>
+          <w:rFonts w:ascii="맑은 고딕" w:cs="맑은 고딕" w:eastAsia="맑은 고딕" w:hAnsi="맑은 고딕"/>
+          <w:b w:val="false"/>
+          <w:bCs w:val="false"/>
+          <w:color w:val="222222"/>
+          <w:sz w:val="21"/>
+          <w:szCs w:val="21"/>
+        </w:rPr>
+        <w:t xml:space="preserve">에 보존했다. 학습서의 인터랙티브 시각화 3종(웹 전용)은 PDF에 없어 설명 문단을 요약해 옮겼고, 해설서의 외부 이미지 링크 캡션은 내용 근거로 쓰지 않았다.</w:t>
       </w:r>
     </w:p>
     <w:p>
@@ -48798,7 +57089,7 @@
         <w:sz w:val="16"/>
         <w:szCs w:val="16"/>
       </w:rPr>
-      <w:t xml:space="preserve">N052 · 로드밸런서로 무중단 배포 구성하기</w:t>
+      <w:t xml:space="preserve">N052 · 로드밸런서로 무중단</w:t>
     </w:r>
   </w:p>
 </w:hdr>
@@ -49026,30 +57317,36 @@
     </w:lvlOverride>
   </w:num>
   <w:num w:numId="4">
+    <w:abstractNumId w:val="2"/>
+    <w:lvlOverride w:ilvl="0">
+      <w:startOverride w:val="1"/>
+    </w:lvlOverride>
+  </w:num>
+  <w:num w:numId="5">
     <w:abstractNumId w:val="6"/>
     <w:lvlOverride w:ilvl="0">
       <w:startOverride w:val="1"/>
     </w:lvlOverride>
   </w:num>
-  <w:num w:numId="5">
+  <w:num w:numId="6">
     <w:abstractNumId w:val="7"/>
     <w:lvlOverride w:ilvl="0">
       <w:startOverride w:val="1"/>
     </w:lvlOverride>
   </w:num>
-  <w:num w:numId="6">
+  <w:num w:numId="7">
     <w:abstractNumId w:val="8"/>
     <w:lvlOverride w:ilvl="0">
       <w:startOverride w:val="1"/>
     </w:lvlOverride>
   </w:num>
-  <w:num w:numId="7">
+  <w:num w:numId="8">
     <w:abstractNumId w:val="9"/>
     <w:lvlOverride w:ilvl="0">
       <w:startOverride w:val="1"/>
     </w:lvlOverride>
   </w:num>
-  <w:num w:numId="8">
+  <w:num w:numId="9">
     <w:abstractNumId w:val="10"/>
     <w:lvlOverride w:ilvl="0">
       <w:startOverride w:val="1"/>
